--- a/09-通信电路/02-调制电路/AM调制电路/AM调制电路.docx
+++ b/09-通信电路/02-调制电路/AM调制电路/AM调制电路.docx
@@ -2351,6 +2351,20 @@
     </w:p>
     <w:bookmarkEnd w:id="26"/>
     <w:bookmarkEnd w:id="27"/>
+    <w:p>
+      <w:pPr>
+        <w:spacing w:before="360"/>
+        <w:jc w:val="center"/>
+      </w:pPr>
+      <w:r>
+        <w:rPr>
+          <w:rFonts w:ascii="Times New Roman" w:hAnsi="Times New Roman"/>
+          <w:color w:val="555555"/>
+          <w:sz w:val="21"/>
+        </w:rPr>
+        <w:t>材料收集者：杜文杰</w:t>
+      </w:r>
+    </w:p>
     <w:sectPr>
       <w:headerReference r:id="rId9" w:type="default"/>
       <w:footerReference r:id="rId10" w:type="default"/>

--- a/09-通信电路/02-调制电路/AM调制电路/AM调制电路.docx
+++ b/09-通信电路/02-调制电路/AM调制电路/AM调制电路.docx
@@ -1,6 +1,6 @@
 
 <file path=word/document.xml><?xml version="1.0" encoding="utf-8"?>
-<w:document xmlns:w="http://schemas.openxmlformats.org/wordprocessingml/2006/main" xmlns:m="http://schemas.openxmlformats.org/officeDocument/2006/math" xmlns:r="http://schemas.openxmlformats.org/officeDocument/2006/relationships" xmlns:o="urn:schemas-microsoft-com:office:office" xmlns:v="urn:schemas-microsoft-com:vml" xmlns:w10="urn:schemas-microsoft-com:office:word" xmlns:a="http://schemas.openxmlformats.org/drawingml/2006/main" xmlns:pic="http://schemas.openxmlformats.org/drawingml/2006/picture" xmlns:wp="http://schemas.openxmlformats.org/drawingml/2006/wordprocessingDrawing">
+<w:document xmlns:m="http://schemas.openxmlformats.org/officeDocument/2006/math" xmlns:r="http://schemas.openxmlformats.org/officeDocument/2006/relationships" xmlns:w="http://schemas.openxmlformats.org/wordprocessingml/2006/main" xmlns:o="urn:schemas-microsoft-com:office:office" xmlns:v="urn:schemas-microsoft-com:vml" xmlns:w10="urn:schemas-microsoft-com:office:word" xmlns:a="http://schemas.openxmlformats.org/drawingml/2006/main" xmlns:pic="http://schemas.openxmlformats.org/drawingml/2006/picture" xmlns:wp="http://schemas.openxmlformats.org/drawingml/2006/wordprocessingDrawing">
   <w:body>
     <w:bookmarkStart w:id="27" w:name="am-调制电路"/>
     <w:p>
@@ -8,11 +8,14 @@
         <w:pStyle w:val="Heading1"/>
       </w:pPr>
       <w:r>
+        <w:rPr>
+          <w:rFonts w:eastAsia="黑体"/>
+        </w:rPr>
         <w:t xml:space="preserve">AM </w:t>
       </w:r>
       <w:r>
         <w:rPr>
-          <w:rFonts w:hint="eastAsia"/>
+          <w:rFonts w:hint="eastAsia" w:eastAsia="黑体"/>
         </w:rPr>
         <w:t xml:space="preserve">调制电路</w:t>
       </w:r>
@@ -24,7 +27,7 @@
       </w:pPr>
       <w:r>
         <w:rPr>
-          <w:rFonts w:hint="eastAsia"/>
+          <w:rFonts w:hint="eastAsia" w:eastAsia="黑体"/>
         </w:rPr>
         <w:t xml:space="preserve">拓扑描述</w:t>
       </w:r>
@@ -35,27 +38,33 @@
       </w:pPr>
       <w:r>
         <w:rPr>
-          <w:rFonts w:hint="eastAsia"/>
+          <w:rFonts w:hint="eastAsia" w:eastAsia="黑体"/>
         </w:rPr>
         <w:t xml:space="preserve">由</w:t>
       </w:r>
       <w:r>
+        <w:rPr>
+          <w:rFonts w:eastAsia="黑体"/>
+        </w:rPr>
         <w:t xml:space="preserve"> </w:t>
       </w:r>
       <w:r>
         <w:rPr>
-          <w:rFonts w:hint="eastAsia"/>
+          <w:rFonts w:hint="eastAsia" w:eastAsia="黑体"/>
           <w:b/>
           <w:bCs/>
         </w:rPr>
         <w:t xml:space="preserve">乘法器（或非线性元件）M1</w:t>
       </w:r>
       <w:r>
+        <w:rPr>
+          <w:rFonts w:eastAsia="黑体"/>
+        </w:rPr>
         <w:t xml:space="preserve">、</w:t>
       </w:r>
       <w:r>
         <w:rPr>
-          <w:rFonts w:hint="eastAsia"/>
+          <w:rFonts w:hint="eastAsia" w:eastAsia="黑体"/>
           <w:b/>
           <w:bCs/>
         </w:rPr>
@@ -63,43 +72,53 @@
       </w:r>
       <w:r>
         <w:rPr>
+          <w:rFonts w:eastAsia="黑体"/>
           <w:b/>
           <w:bCs/>
         </w:rPr>
         <w:t xml:space="preserve"> OSC1</w:t>
       </w:r>
       <w:r>
+        <w:rPr>
+          <w:rFonts w:eastAsia="黑体"/>
+        </w:rPr>
         <w:t xml:space="preserve">、</w:t>
       </w:r>
       <w:r>
         <w:rPr>
-          <w:rFonts w:hint="eastAsia"/>
+          <w:rFonts w:hint="eastAsia" w:eastAsia="黑体"/>
           <w:b/>
           <w:bCs/>
         </w:rPr>
         <w:t xml:space="preserve">加法器（叠加直流偏置）A1</w:t>
       </w:r>
       <w:r>
+        <w:rPr>
+          <w:rFonts w:eastAsia="黑体"/>
+        </w:rPr>
         <w:t xml:space="preserve"> </w:t>
       </w:r>
       <w:r>
         <w:rPr>
-          <w:rFonts w:hint="eastAsia"/>
+          <w:rFonts w:hint="eastAsia" w:eastAsia="黑体"/>
         </w:rPr>
         <w:t xml:space="preserve">组成，按功能分为载波产生、偏置相加与相乘调制三类。电路共有</w:t>
       </w:r>
       <w:r>
+        <w:rPr>
+          <w:rFonts w:eastAsia="黑体"/>
+        </w:rPr>
         <w:t xml:space="preserve"> 6 </w:t>
       </w:r>
       <w:r>
         <w:rPr>
-          <w:rFonts w:hint="eastAsia"/>
+          <w:rFonts w:hint="eastAsia" w:eastAsia="黑体"/>
         </w:rPr>
         <w:t xml:space="preserve">个关键节点：</w:t>
       </w:r>
       <w:r>
         <w:rPr>
-          <w:rFonts w:hint="eastAsia"/>
+          <w:rFonts w:hint="eastAsia" w:eastAsia="黑体"/>
           <w:b/>
           <w:bCs/>
         </w:rPr>
@@ -107,6 +126,7 @@
       </w:r>
       <w:r>
         <w:rPr>
+          <w:rFonts w:eastAsia="黑体"/>
           <w:b/>
           <w:bCs/>
         </w:rPr>
@@ -114,7 +134,7 @@
       </w:r>
       <w:r>
         <w:rPr>
-          <w:rFonts w:hint="eastAsia"/>
+          <w:rFonts w:hint="eastAsia" w:eastAsia="黑体"/>
           <w:b/>
           <w:bCs/>
         </w:rPr>
@@ -122,11 +142,14 @@
       </w:r>
       <w:r>
         <w:rPr>
-          <w:rFonts w:hint="eastAsia"/>
+          <w:rFonts w:hint="eastAsia" w:eastAsia="黑体"/>
         </w:rPr>
         <w:t xml:space="preserve">（调制信号</w:t>
       </w:r>
       <w:r>
+        <w:rPr>
+          <w:rFonts w:eastAsia="黑体"/>
+        </w:rPr>
         <w:t xml:space="preserve"> </w:t>
       </w:r>
       <m:oMath>
@@ -150,17 +173,20 @@
         </m:r>
       </m:oMath>
       <w:r>
+        <w:rPr>
+          <w:rFonts w:eastAsia="黑体"/>
+        </w:rPr>
         <w:t xml:space="preserve"> </w:t>
       </w:r>
       <w:r>
         <w:rPr>
-          <w:rFonts w:hint="eastAsia"/>
+          <w:rFonts w:hint="eastAsia" w:eastAsia="黑体"/>
         </w:rPr>
         <w:t xml:space="preserve">输入加法器）；</w:t>
       </w:r>
       <w:r>
         <w:rPr>
-          <w:rFonts w:hint="eastAsia"/>
+          <w:rFonts w:hint="eastAsia" w:eastAsia="黑体"/>
           <w:b/>
           <w:bCs/>
         </w:rPr>
@@ -168,6 +194,7 @@
       </w:r>
       <w:r>
         <w:rPr>
+          <w:rFonts w:eastAsia="黑体"/>
           <w:b/>
           <w:bCs/>
         </w:rPr>
@@ -175,7 +202,7 @@
       </w:r>
       <w:r>
         <w:rPr>
-          <w:rFonts w:hint="eastAsia"/>
+          <w:rFonts w:hint="eastAsia" w:eastAsia="黑体"/>
           <w:b/>
           <w:bCs/>
         </w:rPr>
@@ -183,13 +210,13 @@
       </w:r>
       <w:r>
         <w:rPr>
-          <w:rFonts w:hint="eastAsia"/>
+          <w:rFonts w:hint="eastAsia" w:eastAsia="黑体"/>
         </w:rPr>
         <w:t xml:space="preserve">（直流偏置与调制信号相加后接乘法器一个输入）；</w:t>
       </w:r>
       <w:r>
         <w:rPr>
-          <w:rFonts w:hint="eastAsia"/>
+          <w:rFonts w:hint="eastAsia" w:eastAsia="黑体"/>
           <w:b/>
           <w:bCs/>
         </w:rPr>
@@ -197,6 +224,7 @@
       </w:r>
       <w:r>
         <w:rPr>
+          <w:rFonts w:eastAsia="黑体"/>
           <w:b/>
           <w:bCs/>
         </w:rPr>
@@ -204,7 +232,7 @@
       </w:r>
       <w:r>
         <w:rPr>
-          <w:rFonts w:hint="eastAsia"/>
+          <w:rFonts w:hint="eastAsia" w:eastAsia="黑体"/>
           <w:b/>
           <w:bCs/>
         </w:rPr>
@@ -212,20 +240,26 @@
       </w:r>
       <w:r>
         <w:rPr>
-          <w:rFonts w:hint="eastAsia"/>
+          <w:rFonts w:hint="eastAsia" w:eastAsia="黑体"/>
         </w:rPr>
         <w:t xml:space="preserve">（OSC1</w:t>
       </w:r>
       <w:r>
+        <w:rPr>
+          <w:rFonts w:eastAsia="黑体"/>
+        </w:rPr>
         <w:t xml:space="preserve"> </w:t>
       </w:r>
       <w:r>
         <w:rPr>
-          <w:rFonts w:hint="eastAsia"/>
+          <w:rFonts w:hint="eastAsia" w:eastAsia="黑体"/>
         </w:rPr>
         <w:t xml:space="preserve">输出</w:t>
       </w:r>
       <w:r>
+        <w:rPr>
+          <w:rFonts w:eastAsia="黑体"/>
+        </w:rPr>
         <w:t xml:space="preserve"> </w:t>
       </w:r>
       <m:oMath>
@@ -252,17 +286,20 @@
         </m:r>
       </m:oMath>
       <w:r>
+        <w:rPr>
+          <w:rFonts w:eastAsia="黑体"/>
+        </w:rPr>
         <w:t xml:space="preserve"> </w:t>
       </w:r>
       <w:r>
         <w:rPr>
-          <w:rFonts w:hint="eastAsia"/>
+          <w:rFonts w:hint="eastAsia" w:eastAsia="黑体"/>
         </w:rPr>
         <w:t xml:space="preserve">接乘法器另一输入）；</w:t>
       </w:r>
       <w:r>
         <w:rPr>
-          <w:rFonts w:hint="eastAsia"/>
+          <w:rFonts w:hint="eastAsia" w:eastAsia="黑体"/>
           <w:b/>
           <w:bCs/>
         </w:rPr>
@@ -270,6 +307,7 @@
       </w:r>
       <w:r>
         <w:rPr>
+          <w:rFonts w:eastAsia="黑体"/>
           <w:b/>
           <w:bCs/>
         </w:rPr>
@@ -277,7 +315,7 @@
       </w:r>
       <w:r>
         <w:rPr>
-          <w:rFonts w:hint="eastAsia"/>
+          <w:rFonts w:hint="eastAsia" w:eastAsia="黑体"/>
           <w:b/>
           <w:bCs/>
         </w:rPr>
@@ -285,11 +323,14 @@
       </w:r>
       <w:r>
         <w:rPr>
-          <w:rFonts w:hint="eastAsia"/>
+          <w:rFonts w:hint="eastAsia" w:eastAsia="黑体"/>
         </w:rPr>
         <w:t xml:space="preserve">（乘法器输出为调幅波</w:t>
       </w:r>
       <w:r>
+        <w:rPr>
+          <w:rFonts w:eastAsia="黑体"/>
+        </w:rPr>
         <w:t xml:space="preserve"> </w:t>
       </w:r>
       <m:oMath>
@@ -326,13 +367,13 @@
       </m:oMath>
       <w:r>
         <w:rPr>
-          <w:rFonts w:hint="eastAsia"/>
+          <w:rFonts w:hint="eastAsia" w:eastAsia="黑体"/>
         </w:rPr>
         <w:t xml:space="preserve">）；</w:t>
       </w:r>
       <w:r>
         <w:rPr>
-          <w:rFonts w:hint="eastAsia"/>
+          <w:rFonts w:hint="eastAsia" w:eastAsia="黑体"/>
           <w:b/>
           <w:bCs/>
         </w:rPr>
@@ -340,6 +381,7 @@
       </w:r>
       <w:r>
         <w:rPr>
+          <w:rFonts w:eastAsia="黑体"/>
           <w:b/>
           <w:bCs/>
         </w:rPr>
@@ -347,7 +389,7 @@
       </w:r>
       <w:r>
         <w:rPr>
-          <w:rFonts w:hint="eastAsia"/>
+          <w:rFonts w:hint="eastAsia" w:eastAsia="黑体"/>
           <w:b/>
           <w:bCs/>
         </w:rPr>
@@ -355,6 +397,7 @@
       </w:r>
       <w:r>
         <w:rPr>
+          <w:rFonts w:eastAsia="黑体"/>
           <w:b/>
           <w:bCs/>
         </w:rPr>
@@ -362,13 +405,13 @@
       </w:r>
       <w:r>
         <w:rPr>
-          <w:rFonts w:hint="eastAsia"/>
+          <w:rFonts w:hint="eastAsia" w:eastAsia="黑体"/>
         </w:rPr>
         <w:t xml:space="preserve">；</w:t>
       </w:r>
       <w:r>
         <w:rPr>
-          <w:rFonts w:hint="eastAsia"/>
+          <w:rFonts w:hint="eastAsia" w:eastAsia="黑体"/>
           <w:b/>
           <w:bCs/>
         </w:rPr>
@@ -376,6 +419,7 @@
       </w:r>
       <w:r>
         <w:rPr>
+          <w:rFonts w:eastAsia="黑体"/>
           <w:b/>
           <w:bCs/>
         </w:rPr>
@@ -383,7 +427,7 @@
       </w:r>
       <w:r>
         <w:rPr>
-          <w:rFonts w:hint="eastAsia"/>
+          <w:rFonts w:hint="eastAsia" w:eastAsia="黑体"/>
           <w:b/>
           <w:bCs/>
         </w:rPr>
@@ -391,12 +435,16 @@
       </w:r>
       <w:r>
         <w:rPr>
+          <w:rFonts w:eastAsia="黑体"/>
           <w:b/>
           <w:bCs/>
         </w:rPr>
         <w:t xml:space="preserve"> GND</w:t>
       </w:r>
       <w:r>
+        <w:rPr>
+          <w:rFonts w:eastAsia="黑体"/>
+        </w:rPr>
         <w:t xml:space="preserve">。</w:t>
       </w:r>
     </w:p>
@@ -404,121 +452,151 @@
       <w:pPr/>
       <w:r>
         <w:rPr>
-          <w:rFonts w:hint="eastAsia"/>
+          <w:rFonts w:hint="eastAsia" w:eastAsia="黑体"/>
         </w:rPr>
         <w:t xml:space="preserve">各元件管脚连接：</w:t>
       </w:r>
       <w:r>
         <w:rPr>
-          <w:rFonts w:hint="eastAsia"/>
+          <w:rFonts w:hint="eastAsia" w:eastAsia="黑体"/>
           <w:b/>
           <w:bCs/>
         </w:rPr>
         <w:t xml:space="preserve">A1（加法器）</w:t>
       </w:r>
       <w:r>
+        <w:rPr>
+          <w:rFonts w:eastAsia="黑体"/>
+        </w:rPr>
         <w:t xml:space="preserve"> </w:t>
       </w:r>
       <w:r>
         <w:rPr>
-          <w:rFonts w:hint="eastAsia"/>
+          <w:rFonts w:hint="eastAsia" w:eastAsia="黑体"/>
         </w:rPr>
         <w:t xml:space="preserve">的信号输入脚</w:t>
       </w:r>
       <w:r>
+        <w:rPr>
+          <w:rFonts w:eastAsia="黑体"/>
+        </w:rPr>
         <w:t xml:space="preserve"> IN </w:t>
       </w:r>
       <w:r>
         <w:rPr>
-          <w:rFonts w:hint="eastAsia"/>
+          <w:rFonts w:hint="eastAsia" w:eastAsia="黑体"/>
         </w:rPr>
         <w:t xml:space="preserve">接节点①，直流偏置接入脚接偏置源，输出脚</w:t>
       </w:r>
       <w:r>
+        <w:rPr>
+          <w:rFonts w:eastAsia="黑体"/>
+        </w:rPr>
         <w:t xml:space="preserve"> OUT </w:t>
       </w:r>
       <w:r>
         <w:rPr>
-          <w:rFonts w:hint="eastAsia"/>
+          <w:rFonts w:hint="eastAsia" w:eastAsia="黑体"/>
         </w:rPr>
         <w:t xml:space="preserve">接节点②，电源脚接节点⑤、地脚接节点⑥；</w:t>
       </w:r>
       <w:r>
         <w:rPr>
-          <w:rFonts w:hint="eastAsia"/>
+          <w:rFonts w:hint="eastAsia" w:eastAsia="黑体"/>
           <w:b/>
           <w:bCs/>
         </w:rPr>
         <w:t xml:space="preserve">OSC1（载波振荡器）</w:t>
       </w:r>
       <w:r>
+        <w:rPr>
+          <w:rFonts w:eastAsia="黑体"/>
+        </w:rPr>
         <w:t xml:space="preserve"> </w:t>
       </w:r>
       <w:r>
         <w:rPr>
-          <w:rFonts w:hint="eastAsia"/>
+          <w:rFonts w:hint="eastAsia" w:eastAsia="黑体"/>
         </w:rPr>
         <w:t xml:space="preserve">的输出脚</w:t>
       </w:r>
       <w:r>
+        <w:rPr>
+          <w:rFonts w:eastAsia="黑体"/>
+        </w:rPr>
         <w:t xml:space="preserve"> OUT </w:t>
       </w:r>
       <w:r>
         <w:rPr>
-          <w:rFonts w:hint="eastAsia"/>
+          <w:rFonts w:hint="eastAsia" w:eastAsia="黑体"/>
         </w:rPr>
         <w:t xml:space="preserve">接节点③，电源脚接节点⑤、地脚接节点⑥；</w:t>
       </w:r>
       <w:r>
         <w:rPr>
-          <w:rFonts w:hint="eastAsia"/>
+          <w:rFonts w:hint="eastAsia" w:eastAsia="黑体"/>
           <w:b/>
           <w:bCs/>
         </w:rPr>
         <w:t xml:space="preserve">M1（乘法器）</w:t>
       </w:r>
       <w:r>
+        <w:rPr>
+          <w:rFonts w:eastAsia="黑体"/>
+        </w:rPr>
         <w:t xml:space="preserve"> </w:t>
       </w:r>
       <w:r>
         <w:rPr>
-          <w:rFonts w:hint="eastAsia"/>
+          <w:rFonts w:hint="eastAsia" w:eastAsia="黑体"/>
         </w:rPr>
         <w:t xml:space="preserve">的一个信号输入脚</w:t>
       </w:r>
       <w:r>
+        <w:rPr>
+          <w:rFonts w:eastAsia="黑体"/>
+        </w:rPr>
         <w:t xml:space="preserve"> X </w:t>
       </w:r>
       <w:r>
         <w:rPr>
-          <w:rFonts w:hint="eastAsia"/>
+          <w:rFonts w:hint="eastAsia" w:eastAsia="黑体"/>
         </w:rPr>
         <w:t xml:space="preserve">接节点②、另一信号输入脚</w:t>
       </w:r>
       <w:r>
+        <w:rPr>
+          <w:rFonts w:eastAsia="黑体"/>
+        </w:rPr>
         <w:t xml:space="preserve"> Y </w:t>
       </w:r>
       <w:r>
         <w:rPr>
-          <w:rFonts w:hint="eastAsia"/>
+          <w:rFonts w:hint="eastAsia" w:eastAsia="黑体"/>
         </w:rPr>
         <w:t xml:space="preserve">接节点③（载波/本振输入），输出脚</w:t>
       </w:r>
       <w:r>
+        <w:rPr>
+          <w:rFonts w:eastAsia="黑体"/>
+        </w:rPr>
         <w:t xml:space="preserve"> OUT </w:t>
       </w:r>
       <w:r>
         <w:rPr>
-          <w:rFonts w:hint="eastAsia"/>
+          <w:rFonts w:hint="eastAsia" w:eastAsia="黑体"/>
         </w:rPr>
         <w:t xml:space="preserve">接节点④，电源脚接节点⑤、地脚接节点⑥；节点④</w:t>
       </w:r>
       <w:r>
+        <w:rPr>
+          <w:rFonts w:eastAsia="黑体"/>
+        </w:rPr>
         <w:t xml:space="preserve"> </w:t>
       </w:r>
       <w:r>
         <w:rPr>
-          <w:rFonts w:hint="eastAsia"/>
+          <w:rFonts w:hint="eastAsia" w:eastAsia="黑体"/>
         </w:rPr>
         <w:t xml:space="preserve">后接带通/低通滤波以便滤除谐波；若采用晶体管、二极管等非线性器件实现，则其控制极/阳极接节点②、输出极/阴极接节点④。</w:t>
       </w:r>
@@ -527,7 +605,7 @@
       <w:pPr/>
       <w:r>
         <w:rPr>
-          <w:rFonts w:hint="eastAsia"/>
+          <w:rFonts w:hint="eastAsia" w:eastAsia="黑体"/>
         </w:rPr>
         <w:t xml:space="preserve">由此构成”调制信号与直流偏置相加后与载波相乘、输出载波幅度随调制信号线性变化”的普通调幅（AM）调制组态，调制度由偏置与调制幅度共同决定。</w:t>
       </w:r>
@@ -540,7 +618,7 @@
       </w:pPr>
       <w:r>
         <w:rPr>
-          <w:rFonts w:hint="eastAsia"/>
+          <w:rFonts w:hint="eastAsia" w:eastAsia="黑体"/>
         </w:rPr>
         <w:t xml:space="preserve">工作原理</w:t>
       </w:r>
@@ -551,11 +629,14 @@
       </w:pPr>
       <w:r>
         <w:rPr>
-          <w:rFonts w:hint="eastAsia"/>
+          <w:rFonts w:hint="eastAsia" w:eastAsia="黑体"/>
         </w:rPr>
         <w:t xml:space="preserve">载波</w:t>
       </w:r>
       <w:r>
+        <w:rPr>
+          <w:rFonts w:eastAsia="黑体"/>
+        </w:rPr>
         <w:t xml:space="preserve"> </w:t>
       </w:r>
       <m:oMath>
@@ -639,17 +720,20 @@
         </m:r>
       </m:oMath>
       <w:r>
+        <w:rPr>
+          <w:rFonts w:eastAsia="黑体"/>
+        </w:rPr>
         <w:t xml:space="preserve"> </w:t>
       </w:r>
       <w:r>
         <w:rPr>
-          <w:rFonts w:hint="eastAsia"/>
+          <w:rFonts w:hint="eastAsia" w:eastAsia="黑体"/>
         </w:rPr>
         <w:t xml:space="preserve">与含直流偏置的调制信号相乘，输出包络随调制信号变化。已调波带宽为调制信号最高频率的两倍。</w:t>
       </w:r>
       <w:r>
         <w:rPr>
-          <w:rFonts w:hint="eastAsia"/>
+          <w:rFonts w:hint="eastAsia" w:eastAsia="黑体"/>
           <w:b/>
           <w:bCs/>
         </w:rPr>
@@ -657,6 +741,7 @@
       </w:r>
       <w:r>
         <w:rPr>
+          <w:rFonts w:eastAsia="黑体"/>
           <w:b/>
           <w:bCs/>
         </w:rPr>
@@ -664,7 +749,7 @@
       </w:r>
       <w:r>
         <w:rPr>
-          <w:rFonts w:hint="eastAsia"/>
+          <w:rFonts w:hint="eastAsia" w:eastAsia="黑体"/>
           <w:b/>
           <w:bCs/>
         </w:rPr>
@@ -672,6 +757,7 @@
       </w:r>
       <w:r>
         <w:rPr>
+          <w:rFonts w:eastAsia="黑体"/>
           <w:b/>
           <w:bCs/>
         </w:rPr>
@@ -679,7 +765,7 @@
       </w:r>
       <w:r>
         <w:rPr>
-          <w:rFonts w:hint="eastAsia"/>
+          <w:rFonts w:hint="eastAsia" w:eastAsia="黑体"/>
           <w:b/>
           <w:bCs/>
         </w:rPr>
@@ -694,7 +780,7 @@
       </w:pPr>
       <w:r>
         <w:rPr>
-          <w:rFonts w:hint="eastAsia"/>
+          <w:rFonts w:hint="eastAsia" w:eastAsia="黑体"/>
         </w:rPr>
         <w:t xml:space="preserve">关键计算公式</w:t>
       </w:r>
@@ -708,7 +794,7 @@
       </w:pPr>
       <w:r>
         <w:rPr>
-          <w:rFonts w:hint="eastAsia"/>
+          <w:rFonts w:hint="eastAsia" w:eastAsia="黑体"/>
         </w:rPr>
         <w:t xml:space="preserve">普通调幅波表达式（</w:t>
       </w:r>
@@ -718,11 +804,14 @@
         </m:r>
       </m:oMath>
       <w:r>
+        <w:rPr>
+          <w:rFonts w:eastAsia="黑体"/>
+        </w:rPr>
         <w:t xml:space="preserve"> </w:t>
       </w:r>
       <w:r>
         <w:rPr>
-          <w:rFonts w:hint="eastAsia"/>
+          <w:rFonts w:hint="eastAsia" w:eastAsia="黑体"/>
         </w:rPr>
         <w:t xml:space="preserve">为调制度）：</w:t>
       </w:r>
@@ -887,7 +976,7 @@
       </w:pPr>
       <w:r>
         <w:rPr>
-          <w:rFonts w:hint="eastAsia"/>
+          <w:rFonts w:hint="eastAsia" w:eastAsia="黑体"/>
         </w:rPr>
         <w:t xml:space="preserve">调制度：</w:t>
       </w:r>
@@ -1016,7 +1105,7 @@
       </w:pPr>
       <w:r>
         <w:rPr>
-          <w:rFonts w:hint="eastAsia"/>
+          <w:rFonts w:hint="eastAsia" w:eastAsia="黑体"/>
         </w:rPr>
         <w:t xml:space="preserve">已调波带宽：</w:t>
       </w:r>
@@ -1085,7 +1174,7 @@
       </w:pPr>
       <w:r>
         <w:rPr>
-          <w:rFonts w:hint="eastAsia"/>
+          <w:rFonts w:hint="eastAsia" w:eastAsia="黑体"/>
         </w:rPr>
         <w:t xml:space="preserve">调幅波平均功率：</w:t>
       </w:r>
@@ -1188,7 +1277,7 @@
       </w:pPr>
       <w:r>
         <w:rPr>
-          <w:rFonts w:hint="eastAsia"/>
+          <w:rFonts w:hint="eastAsia" w:eastAsia="黑体"/>
         </w:rPr>
         <w:t xml:space="preserve">边带功率占比：</w:t>
       </w:r>
@@ -1300,7 +1389,7 @@
             </w:pPr>
             <w:r>
               <w:rPr>
-                <w:rFonts w:hint="eastAsia"/>
+                <w:rFonts w:hint="eastAsia" w:eastAsia="黑体"/>
               </w:rPr>
               <w:t xml:space="preserve">符号</w:t>
             </w:r>
@@ -1314,7 +1403,7 @@
             </w:pPr>
             <w:r>
               <w:rPr>
-                <w:rFonts w:hint="eastAsia"/>
+                <w:rFonts w:hint="eastAsia" w:eastAsia="黑体"/>
               </w:rPr>
               <w:t xml:space="preserve">含义</w:t>
             </w:r>
@@ -1328,7 +1417,7 @@
             </w:pPr>
             <w:r>
               <w:rPr>
-                <w:rFonts w:hint="eastAsia"/>
+                <w:rFonts w:hint="eastAsia" w:eastAsia="黑体"/>
               </w:rPr>
               <w:t xml:space="preserve">单位</w:t>
             </w:r>
@@ -1357,6 +1446,9 @@
               </m:sSub>
             </m:oMath>
             <w:r>
+              <w:rPr>
+                <w:rFonts w:eastAsia="黑体"/>
+              </w:rPr>
               <w:t xml:space="preserve">​</w:t>
             </w:r>
           </w:p>
@@ -1369,7 +1461,7 @@
             </w:pPr>
             <w:r>
               <w:rPr>
-                <w:rFonts w:hint="eastAsia"/>
+                <w:rFonts w:hint="eastAsia" w:eastAsia="黑体"/>
               </w:rPr>
               <w:t xml:space="preserve">载波幅度</w:t>
             </w:r>
@@ -1382,6 +1474,9 @@
               <w:pStyle w:val="Compact"/>
             </w:pPr>
             <w:r>
+              <w:rPr>
+                <w:rFonts w:eastAsia="黑体"/>
+              </w:rPr>
               <w:t xml:space="preserve">V</w:t>
             </w:r>
           </w:p>
@@ -1400,6 +1495,9 @@
               </m:r>
             </m:oMath>
             <w:r>
+              <w:rPr>
+                <w:rFonts w:eastAsia="黑体"/>
+              </w:rPr>
               <w:t xml:space="preserve">​</w:t>
             </w:r>
           </w:p>
@@ -1412,7 +1510,7 @@
             </w:pPr>
             <w:r>
               <w:rPr>
-                <w:rFonts w:hint="eastAsia"/>
+                <w:rFonts w:hint="eastAsia" w:eastAsia="黑体"/>
               </w:rPr>
               <w:t xml:space="preserve">调制度</w:t>
             </w:r>
@@ -1425,6 +1523,9 @@
               <w:pStyle w:val="Compact"/>
             </w:pPr>
             <w:r>
+              <w:rPr>
+                <w:rFonts w:eastAsia="黑体"/>
+              </w:rPr>
               <w:t xml:space="preserve">—</w:t>
             </w:r>
           </w:p>
@@ -1467,6 +1568,9 @@
               </m:sSub>
             </m:oMath>
             <w:r>
+              <w:rPr>
+                <w:rFonts w:eastAsia="黑体"/>
+              </w:rPr>
               <w:t xml:space="preserve">​</w:t>
             </w:r>
           </w:p>
@@ -1479,7 +1583,7 @@
             </w:pPr>
             <w:r>
               <w:rPr>
-                <w:rFonts w:hint="eastAsia"/>
+                <w:rFonts w:hint="eastAsia" w:eastAsia="黑体"/>
               </w:rPr>
               <w:t xml:space="preserve">调制信号最高频率</w:t>
             </w:r>
@@ -1492,6 +1596,9 @@
               <w:pStyle w:val="Compact"/>
             </w:pPr>
             <w:r>
+              <w:rPr>
+                <w:rFonts w:eastAsia="黑体"/>
+              </w:rPr>
               <w:t xml:space="preserve">Hz</w:t>
             </w:r>
           </w:p>
@@ -1513,6 +1620,9 @@
               </m:r>
             </m:oMath>
             <w:r>
+              <w:rPr>
+                <w:rFonts w:eastAsia="黑体"/>
+              </w:rPr>
               <w:t xml:space="preserve">​</w:t>
             </w:r>
           </w:p>
@@ -1525,7 +1635,7 @@
             </w:pPr>
             <w:r>
               <w:rPr>
-                <w:rFonts w:hint="eastAsia"/>
+                <w:rFonts w:hint="eastAsia" w:eastAsia="黑体"/>
               </w:rPr>
               <w:t xml:space="preserve">信号带宽</w:t>
             </w:r>
@@ -1538,6 +1648,9 @@
               <w:pStyle w:val="Compact"/>
             </w:pPr>
             <w:r>
+              <w:rPr>
+                <w:rFonts w:eastAsia="黑体"/>
+              </w:rPr>
               <w:t xml:space="preserve">Hz</w:t>
             </w:r>
           </w:p>
@@ -1565,6 +1678,9 @@
               </m:sSub>
             </m:oMath>
             <w:r>
+              <w:rPr>
+                <w:rFonts w:eastAsia="黑体"/>
+              </w:rPr>
               <w:t xml:space="preserve">​</w:t>
             </w:r>
           </w:p>
@@ -1577,7 +1693,7 @@
             </w:pPr>
             <w:r>
               <w:rPr>
-                <w:rFonts w:hint="eastAsia"/>
+                <w:rFonts w:hint="eastAsia" w:eastAsia="黑体"/>
               </w:rPr>
               <w:t xml:space="preserve">载波功率</w:t>
             </w:r>
@@ -1590,6 +1706,9 @@
               <w:pStyle w:val="Compact"/>
             </w:pPr>
             <w:r>
+              <w:rPr>
+                <w:rFonts w:eastAsia="黑体"/>
+              </w:rPr>
               <w:t xml:space="preserve">W</w:t>
             </w:r>
           </w:p>
@@ -1604,7 +1723,7 @@
       </w:pPr>
       <w:r>
         <w:rPr>
-          <w:rFonts w:hint="eastAsia"/>
+          <w:rFonts w:hint="eastAsia" w:eastAsia="黑体"/>
         </w:rPr>
         <w:t xml:space="preserve">元件调整影响</w:t>
       </w:r>
@@ -1619,21 +1738,27 @@
       </w:pPr>
       <w:r>
         <w:rPr>
-          <w:rFonts w:hint="eastAsia"/>
+          <w:rFonts w:hint="eastAsia" w:eastAsia="黑体"/>
           <w:b/>
           <w:bCs/>
         </w:rPr>
         <w:t xml:space="preserve">直流偏置增大</w:t>
       </w:r>
       <w:r>
+        <w:rPr>
+          <w:rFonts w:eastAsia="黑体"/>
+        </w:rPr>
         <w:t xml:space="preserve"> </w:t>
       </w:r>
       <w:r>
+        <w:rPr>
+          <w:rFonts w:eastAsia="黑体"/>
+        </w:rPr>
         <w:t xml:space="preserve">→ </w:t>
       </w:r>
       <w:r>
         <w:rPr>
-          <w:rFonts w:hint="eastAsia"/>
+          <w:rFonts w:hint="eastAsia" w:eastAsia="黑体"/>
         </w:rPr>
         <w:t xml:space="preserve">调制度减小甚至未调制；偏置不足则产生过调制（包络失真）。</w:t>
       </w:r>
@@ -1648,30 +1773,39 @@
       </w:pPr>
       <w:r>
         <w:rPr>
-          <w:rFonts w:hint="eastAsia"/>
+          <w:rFonts w:hint="eastAsia" w:eastAsia="黑体"/>
           <w:b/>
           <w:bCs/>
         </w:rPr>
         <w:t xml:space="preserve">调制信号幅度增大</w:t>
       </w:r>
       <w:r>
+        <w:rPr>
+          <w:rFonts w:eastAsia="黑体"/>
+        </w:rPr>
         <w:t xml:space="preserve"> </w:t>
       </w:r>
       <w:r>
+        <w:rPr>
+          <w:rFonts w:eastAsia="黑体"/>
+        </w:rPr>
         <w:t xml:space="preserve">→ </w:t>
       </w:r>
       <w:r>
         <w:rPr>
-          <w:rFonts w:hint="eastAsia"/>
+          <w:rFonts w:hint="eastAsia" w:eastAsia="黑体"/>
         </w:rPr>
         <w:t xml:space="preserve">调制度增大，边带功率增大，但</w:t>
       </w:r>
       <w:r>
+        <w:rPr>
+          <w:rFonts w:eastAsia="黑体"/>
+        </w:rPr>
         <w:t xml:space="preserve"> m&gt;1 </w:t>
       </w:r>
       <w:r>
         <w:rPr>
-          <w:rFonts w:hint="eastAsia"/>
+          <w:rFonts w:hint="eastAsia" w:eastAsia="黑体"/>
         </w:rPr>
         <w:t xml:space="preserve">时过调制，包络检波失真。</w:t>
       </w:r>
@@ -1686,21 +1820,27 @@
       </w:pPr>
       <w:r>
         <w:rPr>
-          <w:rFonts w:hint="eastAsia"/>
+          <w:rFonts w:hint="eastAsia" w:eastAsia="黑体"/>
           <w:b/>
           <w:bCs/>
         </w:rPr>
         <w:t xml:space="preserve">载波频率提高</w:t>
       </w:r>
       <w:r>
+        <w:rPr>
+          <w:rFonts w:eastAsia="黑体"/>
+        </w:rPr>
         <w:t xml:space="preserve"> </w:t>
       </w:r>
       <w:r>
+        <w:rPr>
+          <w:rFonts w:eastAsia="黑体"/>
+        </w:rPr>
         <w:t xml:space="preserve">→ </w:t>
       </w:r>
       <w:r>
         <w:rPr>
-          <w:rFonts w:hint="eastAsia"/>
+          <w:rFonts w:hint="eastAsia" w:eastAsia="黑体"/>
         </w:rPr>
         <w:t xml:space="preserve">中心频率上移，需相应低通/带通滤波。</w:t>
       </w:r>
@@ -1715,7 +1855,7 @@
       </w:pPr>
       <w:r>
         <w:rPr>
-          <w:rFonts w:hint="eastAsia"/>
+          <w:rFonts w:hint="eastAsia" w:eastAsia="黑体"/>
         </w:rPr>
         <w:t xml:space="preserve">乘法器实现精度影响失真，非线性器件实现会引入谐波，需后级滤波。</w:t>
       </w:r>
@@ -1728,7 +1868,7 @@
       </w:pPr>
       <w:r>
         <w:rPr>
-          <w:rFonts w:hint="eastAsia"/>
+          <w:rFonts w:hint="eastAsia" w:eastAsia="黑体"/>
         </w:rPr>
         <w:t xml:space="preserve">典型参数示例</w:t>
       </w:r>
@@ -1743,11 +1883,14 @@
       </w:pPr>
       <w:r>
         <w:rPr>
-          <w:rFonts w:hint="eastAsia"/>
+          <w:rFonts w:hint="eastAsia" w:eastAsia="黑体"/>
         </w:rPr>
         <w:t xml:space="preserve">取</w:t>
       </w:r>
       <w:r>
+        <w:rPr>
+          <w:rFonts w:eastAsia="黑体"/>
+        </w:rPr>
         <w:t xml:space="preserve"> </w:t>
       </w:r>
       <m:oMath>
@@ -1790,6 +1933,9 @@
         </m:r>
       </m:oMath>
       <w:r>
+        <w:rPr>
+          <w:rFonts w:eastAsia="黑体"/>
+        </w:rPr>
         <w:t xml:space="preserve">、</w:t>
       </w:r>
       <m:oMath>
@@ -1833,7 +1979,7 @@
       </m:oMath>
       <w:r>
         <w:rPr>
-          <w:rFonts w:hint="eastAsia"/>
+          <w:rFonts w:hint="eastAsia" w:eastAsia="黑体"/>
         </w:rPr>
         <w:t xml:space="preserve">：</w:t>
       </w:r>
@@ -1912,6 +2058,9 @@
         </m:r>
       </m:oMath>
       <w:r>
+        <w:rPr>
+          <w:rFonts w:eastAsia="黑体"/>
+        </w:rPr>
         <w:t xml:space="preserve">。</w:t>
       </w:r>
     </w:p>
@@ -1925,11 +2074,14 @@
       </w:pPr>
       <w:r>
         <w:rPr>
-          <w:rFonts w:hint="eastAsia"/>
+          <w:rFonts w:hint="eastAsia" w:eastAsia="黑体"/>
         </w:rPr>
         <w:t xml:space="preserve">取</w:t>
       </w:r>
       <w:r>
+        <w:rPr>
+          <w:rFonts w:eastAsia="黑体"/>
+        </w:rPr>
         <w:t xml:space="preserve"> </w:t>
       </w:r>
       <m:oMath>
@@ -1947,6 +2099,9 @@
         </m:r>
       </m:oMath>
       <w:r>
+        <w:rPr>
+          <w:rFonts w:eastAsia="黑体"/>
+        </w:rPr>
         <w:t xml:space="preserve">、</w:t>
       </w:r>
       <m:oMath>
@@ -1984,7 +2139,7 @@
       </m:oMath>
       <w:r>
         <w:rPr>
-          <w:rFonts w:hint="eastAsia"/>
+          <w:rFonts w:hint="eastAsia" w:eastAsia="黑体"/>
         </w:rPr>
         <w:t xml:space="preserve">：</w:t>
       </w:r>
@@ -2059,7 +2214,7 @@
       </m:oMath>
       <w:r>
         <w:rPr>
-          <w:rFonts w:hint="eastAsia"/>
+          <w:rFonts w:hint="eastAsia" w:eastAsia="黑体"/>
         </w:rPr>
         <w:t xml:space="preserve">，</w:t>
       </w:r>
@@ -2139,6 +2294,9 @@
         </m:r>
       </m:oMath>
       <w:r>
+        <w:rPr>
+          <w:rFonts w:eastAsia="黑体"/>
+        </w:rPr>
         <w:t xml:space="preserve">。</w:t>
       </w:r>
     </w:p>
@@ -2150,7 +2308,7 @@
       </w:pPr>
       <w:r>
         <w:rPr>
-          <w:rFonts w:hint="eastAsia"/>
+          <w:rFonts w:hint="eastAsia" w:eastAsia="黑体"/>
         </w:rPr>
         <w:t xml:space="preserve">常见器件型号</w:t>
       </w:r>
@@ -2165,7 +2323,7 @@
       </w:pPr>
       <w:r>
         <w:rPr>
-          <w:rFonts w:hint="eastAsia"/>
+          <w:rFonts w:hint="eastAsia" w:eastAsia="黑体"/>
         </w:rPr>
         <w:t xml:space="preserve">模拟乘法器：AD633、MC1496。</w:t>
       </w:r>
@@ -2180,7 +2338,7 @@
       </w:pPr>
       <w:r>
         <w:rPr>
-          <w:rFonts w:hint="eastAsia"/>
+          <w:rFonts w:hint="eastAsia" w:eastAsia="黑体"/>
         </w:rPr>
         <w:t xml:space="preserve">音频运放（加法偏置）：LM358、TL072。</w:t>
       </w:r>
@@ -2195,16 +2353,19 @@
       </w:pPr>
       <w:r>
         <w:rPr>
-          <w:rFonts w:hint="eastAsia"/>
+          <w:rFonts w:hint="eastAsia" w:eastAsia="黑体"/>
         </w:rPr>
         <w:t xml:space="preserve">载波振荡器：晶振或</w:t>
       </w:r>
       <w:r>
+        <w:rPr>
+          <w:rFonts w:eastAsia="黑体"/>
+        </w:rPr>
         <w:t xml:space="preserve"> </w:t>
       </w:r>
       <w:r>
         <w:rPr>
-          <w:rFonts w:hint="eastAsia"/>
+          <w:rFonts w:hint="eastAsia" w:eastAsia="黑体"/>
         </w:rPr>
         <w:t xml:space="preserve">DDS（AD9833）。</w:t>
       </w:r>
@@ -2217,7 +2378,7 @@
       </w:pPr>
       <w:r>
         <w:rPr>
-          <w:rFonts w:hint="eastAsia"/>
+          <w:rFonts w:hint="eastAsia" w:eastAsia="黑体"/>
         </w:rPr>
         <w:t xml:space="preserve">注意事项</w:t>
       </w:r>
@@ -2232,16 +2393,19 @@
       </w:pPr>
       <w:r>
         <w:rPr>
-          <w:rFonts w:hint="eastAsia"/>
+          <w:rFonts w:hint="eastAsia" w:eastAsia="黑体"/>
         </w:rPr>
         <w:t xml:space="preserve">调制度需控制在</w:t>
       </w:r>
       <w:r>
+        <w:rPr>
+          <w:rFonts w:eastAsia="黑体"/>
+        </w:rPr>
         <w:t xml:space="preserve"> </w:t>
       </w:r>
       <w:r>
         <w:rPr>
-          <w:rFonts w:hint="eastAsia"/>
+          <w:rFonts w:hint="eastAsia" w:eastAsia="黑体"/>
         </w:rPr>
         <w:t xml:space="preserve">0&lt;m≤1，过调制会导致包络检波严重失真。</w:t>
       </w:r>
@@ -2256,7 +2420,7 @@
       </w:pPr>
       <w:r>
         <w:rPr>
-          <w:rFonts w:hint="eastAsia"/>
+          <w:rFonts w:hint="eastAsia" w:eastAsia="黑体"/>
         </w:rPr>
         <w:t xml:space="preserve">普通调幅功率效率低（载波不携带信息却占大部分功率）。</w:t>
       </w:r>
@@ -2271,7 +2435,7 @@
       </w:pPr>
       <w:r>
         <w:rPr>
-          <w:rFonts w:hint="eastAsia"/>
+          <w:rFonts w:hint="eastAsia" w:eastAsia="黑体"/>
         </w:rPr>
         <w:t xml:space="preserve">实际广播中需限制调制信号带宽，防止邻道干扰。</w:t>
       </w:r>
@@ -2286,7 +2450,7 @@
       </w:pPr>
       <w:r>
         <w:rPr>
-          <w:rFonts w:hint="eastAsia"/>
+          <w:rFonts w:hint="eastAsia" w:eastAsia="黑体"/>
         </w:rPr>
         <w:t xml:space="preserve">乘法器输入不得过载，需合理设置直流偏置与信号电平。</w:t>
       </w:r>
@@ -2299,7 +2463,7 @@
       </w:pPr>
       <w:r>
         <w:rPr>
-          <w:rFonts w:hint="eastAsia"/>
+          <w:rFonts w:hint="eastAsia" w:eastAsia="黑体"/>
         </w:rPr>
         <w:t xml:space="preserve">参考资料</w:t>
       </w:r>
@@ -2313,6 +2477,9 @@
         </w:numPr>
       </w:pPr>
       <w:r>
+        <w:rPr>
+          <w:rFonts w:eastAsia="黑体"/>
+        </w:rPr>
         <w:t xml:space="preserve">Wikipedia: Amplitude modulation。</w:t>
       </w:r>
     </w:p>
@@ -2326,7 +2493,7 @@
       </w:pPr>
       <w:r>
         <w:rPr>
-          <w:rFonts w:hint="eastAsia"/>
+          <w:rFonts w:hint="eastAsia" w:eastAsia="黑体"/>
         </w:rPr>
         <w:t xml:space="preserve">《模拟电子技术基础》（童诗白、华成英）。</w:t>
       </w:r>
@@ -2340,11 +2507,14 @@
         </w:numPr>
       </w:pPr>
       <w:r>
+        <w:rPr>
+          <w:rFonts w:eastAsia="黑体"/>
+        </w:rPr>
         <w:t xml:space="preserve">ADI AD633 </w:t>
       </w:r>
       <w:r>
         <w:rPr>
-          <w:rFonts w:hint="eastAsia"/>
+          <w:rFonts w:hint="eastAsia" w:eastAsia="黑体"/>
         </w:rPr>
         <w:t xml:space="preserve">数据手册。</w:t>
       </w:r>
@@ -2358,11 +2528,11 @@
       </w:pPr>
       <w:r>
         <w:rPr>
-          <w:rFonts w:ascii="Times New Roman" w:hAnsi="Times New Roman"/>
+          <w:rFonts w:ascii="Times New Roman" w:hAnsi="Times New Roman" w:eastAsia="黑体"/>
           <w:color w:val="555555"/>
           <w:sz w:val="21"/>
         </w:rPr>
-        <w:t>材料收集者：杜文杰</w:t>
+        <w:t>材料收集者：杜文杰，WX手机：19519196569，QQ:3478827729</w:t>
       </w:r>
     </w:p>
     <w:sectPr>
@@ -2382,7 +2552,7 @@
 </file>
 
 <file path=word/footer1.xml><?xml version="1.0" encoding="utf-8"?>
-<w:ftr xmlns:m="http://schemas.openxmlformats.org/officeDocument/2006/math" xmlns:mc="http://schemas.openxmlformats.org/markup-compatibility/2006" xmlns:mo="http://schemas.microsoft.com/office/mac/office/2008/main" xmlns:mv="urn:schemas-microsoft-com:mac:vml" xmlns:o="urn:schemas-microsoft-com:office:office" xmlns:r="http://schemas.openxmlformats.org/officeDocument/2006/relationships" xmlns:v="urn:schemas-microsoft-com:vml" xmlns:w10="urn:schemas-microsoft-com:office:word" xmlns:w14="http://schemas.microsoft.com/office/word/2010/wordml" xmlns:w="http://schemas.openxmlformats.org/wordprocessingml/2006/main" xmlns:wne="http://schemas.microsoft.com/office/word/2006/wordml" xmlns:wp14="http://schemas.microsoft.com/office/word/2010/wordprocessingDrawing" xmlns:wp="http://schemas.openxmlformats.org/drawingml/2006/wordprocessingDrawing" xmlns:wpc="http://schemas.microsoft.com/office/word/2010/wordprocessingCanvas" xmlns:wpg="http://schemas.microsoft.com/office/word/2010/wordprocessingGroup" xmlns:wpi="http://schemas.microsoft.com/office/word/2010/wordprocessingInk" xmlns:wps="http://schemas.microsoft.com/office/word/2010/wordprocessingShape" mc:Ignorable="w14 wp14">
+<w:ftr xmlns:mc="http://schemas.openxmlformats.org/markup-compatibility/2006" xmlns:w="http://schemas.openxmlformats.org/wordprocessingml/2006/main" xmlns:m="http://schemas.openxmlformats.org/officeDocument/2006/math" xmlns:mo="http://schemas.microsoft.com/office/mac/office/2008/main" xmlns:mv="urn:schemas-microsoft-com:mac:vml" xmlns:o="urn:schemas-microsoft-com:office:office" xmlns:r="http://schemas.openxmlformats.org/officeDocument/2006/relationships" xmlns:v="urn:schemas-microsoft-com:vml" xmlns:w10="urn:schemas-microsoft-com:office:word" xmlns:w14="http://schemas.microsoft.com/office/word/2010/wordml" xmlns:wne="http://schemas.microsoft.com/office/word/2006/wordml" xmlns:wp14="http://schemas.microsoft.com/office/word/2010/wordprocessingDrawing" xmlns:wp="http://schemas.openxmlformats.org/drawingml/2006/wordprocessingDrawing" xmlns:wpc="http://schemas.microsoft.com/office/word/2010/wordprocessingCanvas" xmlns:wpg="http://schemas.microsoft.com/office/word/2010/wordprocessingGroup" xmlns:wpi="http://schemas.microsoft.com/office/word/2010/wordprocessingInk" xmlns:wps="http://schemas.microsoft.com/office/word/2010/wordprocessingShape" mc:Ignorable="w14 wp14">
   <w:p>
     <w:pPr>
       <w:pStyle w:val="Footer"/>
@@ -2390,12 +2560,14 @@
     </w:pPr>
     <w:r>
       <w:rPr>
+        <w:rFonts w:eastAsia="黑体"/>
         <w:sz w:val="18"/>
       </w:rPr>
       <w:t xml:space="preserve">第 </w:t>
     </w:r>
     <w:r>
       <w:rPr>
+        <w:rFonts w:eastAsia="黑体"/>
         <w:sz w:val="18"/>
       </w:rPr>
       <w:fldChar w:fldCharType="begin"/>
@@ -2404,6 +2576,7 @@
     </w:r>
     <w:r>
       <w:rPr>
+        <w:rFonts w:eastAsia="黑体"/>
         <w:sz w:val="18"/>
       </w:rPr>
       <w:t xml:space="preserve"> 页</w:t>
@@ -2417,6 +2590,9 @@
   <w:footnote w:type="continuationSeparator" w:id="0">
     <w:p>
       <w:r>
+        <w:rPr>
+          <w:rFonts w:eastAsia="黑体"/>
+        </w:rPr>
         <w:continuationSeparator/>
       </w:r>
     </w:p>
@@ -2424,6 +2600,9 @@
   <w:footnote w:type="separator" w:id="-1">
     <w:p>
       <w:r>
+        <w:rPr>
+          <w:rFonts w:eastAsia="黑体"/>
+        </w:rPr>
         <w:separator/>
       </w:r>
     </w:p>
@@ -2432,7 +2611,7 @@
 </file>
 
 <file path=word/header1.xml><?xml version="1.0" encoding="utf-8"?>
-<w:hdr xmlns:m="http://schemas.openxmlformats.org/officeDocument/2006/math" xmlns:mc="http://schemas.openxmlformats.org/markup-compatibility/2006" xmlns:mo="http://schemas.microsoft.com/office/mac/office/2008/main" xmlns:mv="urn:schemas-microsoft-com:mac:vml" xmlns:o="urn:schemas-microsoft-com:office:office" xmlns:r="http://schemas.openxmlformats.org/officeDocument/2006/relationships" xmlns:v="urn:schemas-microsoft-com:vml" xmlns:w10="urn:schemas-microsoft-com:office:word" xmlns:w14="http://schemas.microsoft.com/office/word/2010/wordml" xmlns:w="http://schemas.openxmlformats.org/wordprocessingml/2006/main" xmlns:wne="http://schemas.microsoft.com/office/word/2006/wordml" xmlns:wp14="http://schemas.microsoft.com/office/word/2010/wordprocessingDrawing" xmlns:wp="http://schemas.openxmlformats.org/drawingml/2006/wordprocessingDrawing" xmlns:wpc="http://schemas.microsoft.com/office/word/2010/wordprocessingCanvas" xmlns:wpg="http://schemas.microsoft.com/office/word/2010/wordprocessingGroup" xmlns:wpi="http://schemas.microsoft.com/office/word/2010/wordprocessingInk" xmlns:wps="http://schemas.microsoft.com/office/word/2010/wordprocessingShape" mc:Ignorable="w14 wp14">
+<w:hdr xmlns:mc="http://schemas.openxmlformats.org/markup-compatibility/2006" xmlns:w="http://schemas.openxmlformats.org/wordprocessingml/2006/main" xmlns:m="http://schemas.openxmlformats.org/officeDocument/2006/math" xmlns:mo="http://schemas.microsoft.com/office/mac/office/2008/main" xmlns:mv="urn:schemas-microsoft-com:mac:vml" xmlns:o="urn:schemas-microsoft-com:office:office" xmlns:r="http://schemas.openxmlformats.org/officeDocument/2006/relationships" xmlns:v="urn:schemas-microsoft-com:vml" xmlns:w10="urn:schemas-microsoft-com:office:word" xmlns:w14="http://schemas.microsoft.com/office/word/2010/wordml" xmlns:wne="http://schemas.microsoft.com/office/word/2006/wordml" xmlns:wp14="http://schemas.microsoft.com/office/word/2010/wordprocessingDrawing" xmlns:wp="http://schemas.openxmlformats.org/drawingml/2006/wordprocessingDrawing" xmlns:wpc="http://schemas.microsoft.com/office/word/2010/wordprocessingCanvas" xmlns:wpg="http://schemas.microsoft.com/office/word/2010/wordprocessingGroup" xmlns:wpi="http://schemas.microsoft.com/office/word/2010/wordprocessingInk" xmlns:wps="http://schemas.microsoft.com/office/word/2010/wordprocessingShape" mc:Ignorable="w14 wp14">
   <w:p>
     <w:pPr>
       <w:pStyle w:val="Header"/>
@@ -2440,7 +2619,7 @@
     </w:pPr>
     <w:r>
       <w:rPr>
-        <w:rFonts w:ascii="Times New Roman" w:hAnsi="Times New Roman"/>
+        <w:rFonts w:ascii="Times New Roman" w:hAnsi="Times New Roman" w:eastAsia="黑体"/>
         <w:sz w:val="18"/>
         <w:rFonts w:eastAsia="黑体"/>
         <w:rFonts w:eastAsia="黑体"/>
@@ -2452,7 +2631,7 @@
 </file>
 
 <file path=word/numbering.xml><?xml version="1.0" encoding="utf-8"?>
-<w:numbering xmlns:m="http://schemas.openxmlformats.org/officeDocument/2006/math" xmlns:mc="http://schemas.openxmlformats.org/markup-compatibility/2006" xmlns:mo="http://schemas.microsoft.com/office/mac/office/2008/main" xmlns:mv="urn:schemas-microsoft-com:mac:vml" xmlns:o="urn:schemas-microsoft-com:office:office" xmlns:r="http://schemas.openxmlformats.org/officeDocument/2006/relationships" xmlns:v="urn:schemas-microsoft-com:vml" xmlns:w="http://schemas.openxmlformats.org/wordprocessingml/2006/main" xmlns:w10="urn:schemas-microsoft-com:office:word" xmlns:w14="http://schemas.microsoft.com/office/word/2010/wordml" xmlns:wne="http://schemas.microsoft.com/office/word/2006/wordml" xmlns:wp="http://schemas.openxmlformats.org/drawingml/2006/wordprocessingDrawing" xmlns:wp14="http://schemas.microsoft.com/office/word/2010/wordprocessingDrawing" xmlns:wpc="http://schemas.microsoft.com/office/word/2010/wordprocessingCanvas" xmlns:wpg="http://schemas.microsoft.com/office/word/2010/wordprocessingGroup" xmlns:wpi="http://schemas.microsoft.com/office/word/2010/wordprocessingInk" xmlns:wps="http://schemas.microsoft.com/office/word/2010/wordprocessingShape" mc:Ignorable="w14 wp14">
+<w:numbering xmlns:mc="http://schemas.openxmlformats.org/markup-compatibility/2006" xmlns:w="http://schemas.openxmlformats.org/wordprocessingml/2006/main" xmlns:m="http://schemas.openxmlformats.org/officeDocument/2006/math" xmlns:mo="http://schemas.microsoft.com/office/mac/office/2008/main" xmlns:mv="urn:schemas-microsoft-com:mac:vml" xmlns:o="urn:schemas-microsoft-com:office:office" xmlns:r="http://schemas.openxmlformats.org/officeDocument/2006/relationships" xmlns:v="urn:schemas-microsoft-com:vml" xmlns:w10="urn:schemas-microsoft-com:office:word" xmlns:w14="http://schemas.microsoft.com/office/word/2010/wordml" xmlns:wne="http://schemas.microsoft.com/office/word/2006/wordml" xmlns:wp="http://schemas.openxmlformats.org/drawingml/2006/wordprocessingDrawing" xmlns:wp14="http://schemas.microsoft.com/office/word/2010/wordprocessingDrawing" xmlns:wpc="http://schemas.microsoft.com/office/word/2010/wordprocessingCanvas" xmlns:wpg="http://schemas.microsoft.com/office/word/2010/wordprocessingGroup" xmlns:wpi="http://schemas.microsoft.com/office/word/2010/wordprocessingInk" xmlns:wps="http://schemas.microsoft.com/office/word/2010/wordprocessingShape" mc:Ignorable="w14 wp14">
   <w:abstractNum w:abstractNumId="0">
     <w:nsid w:val="FFFFFF7C"/>
     <w:multiLevelType w:val="singleLevel"/>
@@ -2539,7 +2718,7 @@
         <w:ind w:hanging="360" w:left="1440"/>
       </w:pPr>
       <w:rPr>
-        <w:rFonts w:ascii="Symbol" w:hAnsi="Symbol" w:hint="default"/>
+        <w:rFonts w:ascii="Symbol" w:hAnsi="Symbol" w:hint="default" w:eastAsia="黑体"/>
       </w:rPr>
     </w:lvl>
   </w:abstractNum>
@@ -2560,7 +2739,7 @@
         <w:ind w:hanging="360" w:left="1080"/>
       </w:pPr>
       <w:rPr>
-        <w:rFonts w:ascii="Symbol" w:hAnsi="Symbol" w:hint="default"/>
+        <w:rFonts w:ascii="Symbol" w:hAnsi="Symbol" w:hint="default" w:eastAsia="黑体"/>
       </w:rPr>
     </w:lvl>
   </w:abstractNum>
@@ -2581,7 +2760,7 @@
         <w:ind w:hanging="360" w:left="720"/>
       </w:pPr>
       <w:rPr>
-        <w:rFonts w:ascii="Symbol" w:hAnsi="Symbol" w:hint="default"/>
+        <w:rFonts w:ascii="Symbol" w:hAnsi="Symbol" w:hint="default" w:eastAsia="黑体"/>
       </w:rPr>
     </w:lvl>
   </w:abstractNum>
@@ -2620,7 +2799,7 @@
         <w:ind w:hanging="360" w:left="360"/>
       </w:pPr>
       <w:rPr>
-        <w:rFonts w:ascii="Symbol" w:hAnsi="Symbol" w:hint="default"/>
+        <w:rFonts w:ascii="Symbol" w:hAnsi="Symbol" w:hint="default" w:eastAsia="黑体"/>
       </w:rPr>
     </w:lvl>
   </w:abstractNum>
@@ -2711,7 +2890,7 @@
         <w:ind w:left="720" w:hanging="360"/>
       </w:pPr>
       <w:rPr>
-        <w:rFonts w:ascii="Symbol" w:hAnsi="Symbol" w:cs="Symbol" w:hint="default"/>
+        <w:rFonts w:ascii="Symbol" w:hAnsi="Symbol" w:cs="Symbol" w:hint="default" w:eastAsia="黑体"/>
       </w:rPr>
     </w:lvl>
     <w:lvl w:ilvl="1">
@@ -2722,7 +2901,7 @@
         <w:ind w:left="1440" w:hanging="360"/>
       </w:pPr>
       <w:rPr>
-        <w:rFonts w:ascii="Courier New" w:hAnsi="Courier New" w:cs="Courier New" w:hint="default"/>
+        <w:rFonts w:ascii="Courier New" w:hAnsi="Courier New" w:cs="Courier New" w:hint="default" w:eastAsia="黑体"/>
       </w:rPr>
     </w:lvl>
     <w:lvl w:ilvl="2">
@@ -2733,7 +2912,7 @@
         <w:ind w:left="2160" w:hanging="360"/>
       </w:pPr>
       <w:rPr>
-        <w:rFonts w:ascii="Wingdings" w:hAnsi="Wingdings" w:cs="Wingdings" w:hint="default"/>
+        <w:rFonts w:ascii="Wingdings" w:hAnsi="Wingdings" w:cs="Wingdings" w:hint="default" w:eastAsia="黑体"/>
       </w:rPr>
     </w:lvl>
     <w:lvl w:ilvl="3">
@@ -2744,7 +2923,7 @@
         <w:ind w:left="2880" w:hanging="360"/>
       </w:pPr>
       <w:rPr>
-        <w:rFonts w:ascii="Symbol" w:hAnsi="Symbol" w:cs="Symbol" w:hint="default"/>
+        <w:rFonts w:ascii="Symbol" w:hAnsi="Symbol" w:cs="Symbol" w:hint="default" w:eastAsia="黑体"/>
       </w:rPr>
     </w:lvl>
     <w:lvl w:ilvl="4">
@@ -2755,7 +2934,7 @@
         <w:ind w:left="3600" w:hanging="360"/>
       </w:pPr>
       <w:rPr>
-        <w:rFonts w:ascii="Courier New" w:hAnsi="Courier New" w:cs="Courier New" w:hint="default"/>
+        <w:rFonts w:ascii="Courier New" w:hAnsi="Courier New" w:cs="Courier New" w:hint="default" w:eastAsia="黑体"/>
       </w:rPr>
     </w:lvl>
     <w:lvl w:ilvl="5">
@@ -2766,7 +2945,7 @@
         <w:ind w:left="4320" w:hanging="360"/>
       </w:pPr>
       <w:rPr>
-        <w:rFonts w:ascii="Wingdings" w:hAnsi="Wingdings" w:cs="Wingdings" w:hint="default"/>
+        <w:rFonts w:ascii="Wingdings" w:hAnsi="Wingdings" w:cs="Wingdings" w:hint="default" w:eastAsia="黑体"/>
       </w:rPr>
     </w:lvl>
     <w:lvl w:ilvl="6">
@@ -2777,7 +2956,7 @@
         <w:ind w:left="5040" w:hanging="360"/>
       </w:pPr>
       <w:rPr>
-        <w:rFonts w:ascii="Symbol" w:hAnsi="Symbol" w:cs="Symbol" w:hint="default"/>
+        <w:rFonts w:ascii="Symbol" w:hAnsi="Symbol" w:cs="Symbol" w:hint="default" w:eastAsia="黑体"/>
       </w:rPr>
     </w:lvl>
     <w:lvl w:ilvl="7">
@@ -2788,7 +2967,7 @@
         <w:ind w:left="5760" w:hanging="360"/>
       </w:pPr>
       <w:rPr>
-        <w:rFonts w:ascii="Courier New" w:hAnsi="Courier New" w:cs="Courier New" w:hint="default"/>
+        <w:rFonts w:ascii="Courier New" w:hAnsi="Courier New" w:cs="Courier New" w:hint="default" w:eastAsia="黑体"/>
       </w:rPr>
     </w:lvl>
     <w:lvl w:ilvl="8">
@@ -2799,7 +2978,7 @@
         <w:ind w:left="6480" w:hanging="360"/>
       </w:pPr>
       <w:rPr>
-        <w:rFonts w:ascii="Wingdings" w:hAnsi="Wingdings" w:cs="Wingdings" w:hint="default"/>
+        <w:rFonts w:ascii="Wingdings" w:hAnsi="Wingdings" w:cs="Wingdings" w:hint="default" w:eastAsia="黑体"/>
       </w:rPr>
     </w:lvl>
   </w:abstractNum>
@@ -2855,11 +3034,11 @@
 </file>
 
 <file path=word/styles.xml><?xml version="1.0" encoding="utf-8"?>
-<w:styles xmlns:mc="http://schemas.openxmlformats.org/markup-compatibility/2006" xmlns:r="http://schemas.openxmlformats.org/officeDocument/2006/relationships" xmlns:w="http://schemas.openxmlformats.org/wordprocessingml/2006/main" xmlns:w14="http://schemas.microsoft.com/office/word/2010/wordml" mc:Ignorable="w14">
+<w:styles xmlns:mc="http://schemas.openxmlformats.org/markup-compatibility/2006" xmlns:w="http://schemas.openxmlformats.org/wordprocessingml/2006/main" xmlns:r="http://schemas.openxmlformats.org/officeDocument/2006/relationships" xmlns:w14="http://schemas.microsoft.com/office/word/2010/wordml" mc:Ignorable="w14">
   <w:docDefaults>
     <w:rPrDefault>
       <w:rPr>
-        <w:rFonts w:asciiTheme="minorHAnsi" w:cstheme="minorBidi" w:eastAsiaTheme="minorEastAsia" w:hAnsiTheme="minorHAnsi"/>
+        <w:rFonts w:asciiTheme="minorHAnsi" w:cstheme="minorBidi" w:hAnsiTheme="minorHAnsi" w:eastAsia="黑体"/>
         <w:sz w:val="22"/>
         <w:szCs w:val="22"/>
         <w:lang w:bidi="ar-SA" w:eastAsia="en-US" w:val="en-US"/>
@@ -3081,7 +3260,7 @@
       <w:outlineLvl w:val="0"/>
     </w:pPr>
     <w:rPr>
-      <w:rFonts w:ascii="Times New Roman" w:asciiTheme="majorHAnsi" w:cstheme="majorBidi" w:eastAsia="黑体" w:eastAsiaTheme="majorEastAsia" w:hAnsi="Times New Roman" w:hAnsiTheme="majorHAnsi"/>
+      <w:rFonts w:ascii="Times New Roman" w:asciiTheme="majorHAnsi" w:cstheme="majorBidi" w:eastAsia="黑体" w:hAnsi="Times New Roman" w:hAnsiTheme="majorHAnsi"/>
       <w:b/>
       <w:bCs/>
       <w:color w:val="1F3864"/>
@@ -3105,7 +3284,7 @@
       <w:outlineLvl w:val="1"/>
     </w:pPr>
     <w:rPr>
-      <w:rFonts w:ascii="Times New Roman" w:asciiTheme="majorHAnsi" w:cstheme="majorBidi" w:eastAsia="黑体" w:eastAsiaTheme="majorEastAsia" w:hAnsi="Times New Roman" w:hAnsiTheme="majorHAnsi"/>
+      <w:rFonts w:ascii="Times New Roman" w:asciiTheme="majorHAnsi" w:cstheme="majorBidi" w:eastAsia="黑体" w:hAnsi="Times New Roman" w:hAnsiTheme="majorHAnsi"/>
       <w:b/>
       <w:bCs/>
       <w:color w:val="2E4E7E"/>
@@ -3129,7 +3308,7 @@
       <w:outlineLvl w:val="2"/>
     </w:pPr>
     <w:rPr>
-      <w:rFonts w:ascii="Times New Roman" w:asciiTheme="majorHAnsi" w:cstheme="majorBidi" w:eastAsia="黑体" w:eastAsiaTheme="majorEastAsia" w:hAnsi="Times New Roman" w:hAnsiTheme="majorHAnsi"/>
+      <w:rFonts w:ascii="Times New Roman" w:asciiTheme="majorHAnsi" w:cstheme="majorBidi" w:eastAsia="黑体" w:hAnsi="Times New Roman" w:hAnsiTheme="majorHAnsi"/>
       <w:b/>
       <w:bCs/>
       <w:color w:val="2E4E7E"/>
@@ -3153,7 +3332,7 @@
       <w:outlineLvl w:val="3"/>
     </w:pPr>
     <w:rPr>
-      <w:rFonts w:ascii="Times New Roman" w:asciiTheme="majorHAnsi" w:cstheme="majorBidi" w:eastAsia="黑体" w:eastAsiaTheme="majorEastAsia" w:hAnsi="Times New Roman" w:hAnsiTheme="majorHAnsi"/>
+      <w:rFonts w:ascii="Times New Roman" w:asciiTheme="majorHAnsi" w:cstheme="majorBidi" w:eastAsia="黑体" w:hAnsi="Times New Roman" w:hAnsiTheme="majorHAnsi"/>
       <w:b/>
       <w:bCs/>
       <w:i/>
@@ -3179,7 +3358,7 @@
       <w:outlineLvl w:val="4"/>
     </w:pPr>
     <w:rPr>
-      <w:rFonts w:ascii="Times New Roman" w:asciiTheme="majorHAnsi" w:cstheme="majorBidi" w:eastAsia="黑体" w:eastAsiaTheme="majorEastAsia" w:hAnsi="Times New Roman" w:hAnsiTheme="majorHAnsi"/>
+      <w:rFonts w:ascii="Times New Roman" w:asciiTheme="majorHAnsi" w:cstheme="majorBidi" w:eastAsia="黑体" w:hAnsi="Times New Roman" w:hAnsiTheme="majorHAnsi"/>
       <w:b/>
       <w:color w:val="333333"/>
       <w:sz w:val="22"/>
@@ -3202,7 +3381,7 @@
       <w:outlineLvl w:val="5"/>
     </w:pPr>
     <w:rPr>
-      <w:rFonts w:asciiTheme="majorHAnsi" w:cstheme="majorBidi" w:eastAsiaTheme="majorEastAsia" w:hAnsiTheme="majorHAnsi"/>
+      <w:rFonts w:asciiTheme="majorHAnsi" w:cstheme="majorBidi" w:hAnsiTheme="majorHAnsi" w:eastAsia="黑体"/>
       <w:i/>
       <w:iCs/>
       <w:color w:themeColor="accent1" w:themeShade="7F" w:val="243F60"/>
@@ -3225,7 +3404,7 @@
       <w:outlineLvl w:val="6"/>
     </w:pPr>
     <w:rPr>
-      <w:rFonts w:asciiTheme="majorHAnsi" w:cstheme="majorBidi" w:eastAsiaTheme="majorEastAsia" w:hAnsiTheme="majorHAnsi"/>
+      <w:rFonts w:asciiTheme="majorHAnsi" w:cstheme="majorBidi" w:hAnsiTheme="majorHAnsi" w:eastAsia="黑体"/>
       <w:i/>
       <w:iCs/>
       <w:color w:themeColor="text1" w:themeTint="BF" w:val="404040"/>
@@ -3248,7 +3427,7 @@
       <w:outlineLvl w:val="7"/>
     </w:pPr>
     <w:rPr>
-      <w:rFonts w:asciiTheme="majorHAnsi" w:cstheme="majorBidi" w:eastAsiaTheme="majorEastAsia" w:hAnsiTheme="majorHAnsi"/>
+      <w:rFonts w:asciiTheme="majorHAnsi" w:cstheme="majorBidi" w:hAnsiTheme="majorHAnsi" w:eastAsia="黑体"/>
       <w:color w:themeColor="accent1" w:val="4F81BD"/>
       <w:sz w:val="20"/>
       <w:szCs w:val="20"/>
@@ -3271,7 +3450,7 @@
       <w:outlineLvl w:val="8"/>
     </w:pPr>
     <w:rPr>
-      <w:rFonts w:asciiTheme="majorHAnsi" w:cstheme="majorBidi" w:eastAsiaTheme="majorEastAsia" w:hAnsiTheme="majorHAnsi"/>
+      <w:rFonts w:asciiTheme="majorHAnsi" w:cstheme="majorBidi" w:hAnsiTheme="majorHAnsi" w:eastAsia="黑体"/>
       <w:i/>
       <w:iCs/>
       <w:color w:themeColor="text1" w:themeTint="BF" w:val="404040"/>
@@ -3322,7 +3501,7 @@
     <w:uiPriority w:val="9"/>
     <w:rsid w:val="00FC693F"/>
     <w:rPr>
-      <w:rFonts w:asciiTheme="majorHAnsi" w:cstheme="majorBidi" w:eastAsiaTheme="majorEastAsia" w:hAnsiTheme="majorHAnsi"/>
+      <w:rFonts w:asciiTheme="majorHAnsi" w:cstheme="majorBidi" w:hAnsiTheme="majorHAnsi" w:eastAsia="黑体"/>
       <w:b/>
       <w:bCs/>
       <w:color w:themeColor="accent1" w:themeShade="BF" w:val="365F91"/>
@@ -3337,7 +3516,7 @@
     <w:uiPriority w:val="9"/>
     <w:rsid w:val="00FC693F"/>
     <w:rPr>
-      <w:rFonts w:asciiTheme="majorHAnsi" w:cstheme="majorBidi" w:eastAsiaTheme="majorEastAsia" w:hAnsiTheme="majorHAnsi"/>
+      <w:rFonts w:asciiTheme="majorHAnsi" w:cstheme="majorBidi" w:hAnsiTheme="majorHAnsi" w:eastAsia="黑体"/>
       <w:b/>
       <w:bCs/>
       <w:color w:themeColor="accent1" w:val="4F81BD"/>
@@ -3352,7 +3531,7 @@
     <w:uiPriority w:val="9"/>
     <w:rsid w:val="00FC693F"/>
     <w:rPr>
-      <w:rFonts w:asciiTheme="majorHAnsi" w:cstheme="majorBidi" w:eastAsiaTheme="majorEastAsia" w:hAnsiTheme="majorHAnsi"/>
+      <w:rFonts w:asciiTheme="majorHAnsi" w:cstheme="majorBidi" w:hAnsiTheme="majorHAnsi" w:eastAsia="黑体"/>
       <w:b/>
       <w:bCs/>
       <w:color w:themeColor="accent1" w:val="4F81BD"/>
@@ -3375,7 +3554,7 @@
       <w:contextualSpacing/>
     </w:pPr>
     <w:rPr>
-      <w:rFonts w:ascii="Times New Roman" w:asciiTheme="majorHAnsi" w:cstheme="majorBidi" w:eastAsia="黑体" w:eastAsiaTheme="majorEastAsia" w:hAnsi="Times New Roman" w:hAnsiTheme="majorHAnsi"/>
+      <w:rFonts w:ascii="Times New Roman" w:asciiTheme="majorHAnsi" w:cstheme="majorBidi" w:eastAsia="黑体" w:hAnsi="Times New Roman" w:hAnsiTheme="majorHAnsi"/>
       <w:b/>
       <w:color w:val="1F3864"/>
       <w:spacing w:val="5"/>
@@ -3391,7 +3570,7 @@
     <w:uiPriority w:val="10"/>
     <w:rsid w:val="00FC693F"/>
     <w:rPr>
-      <w:rFonts w:asciiTheme="majorHAnsi" w:cstheme="majorBidi" w:eastAsiaTheme="majorEastAsia" w:hAnsiTheme="majorHAnsi"/>
+      <w:rFonts w:asciiTheme="majorHAnsi" w:cstheme="majorBidi" w:hAnsiTheme="majorHAnsi" w:eastAsia="黑体"/>
       <w:color w:themeColor="text2" w:themeShade="BF" w:val="17365D"/>
       <w:spacing w:val="5"/>
       <w:kern w:val="28"/>
@@ -3413,7 +3592,7 @@
       </w:numPr>
     </w:pPr>
     <w:rPr>
-      <w:rFonts w:asciiTheme="majorHAnsi" w:cstheme="majorBidi" w:eastAsiaTheme="majorEastAsia" w:hAnsiTheme="majorHAnsi"/>
+      <w:rFonts w:asciiTheme="majorHAnsi" w:cstheme="majorBidi" w:hAnsiTheme="majorHAnsi" w:eastAsia="黑体"/>
       <w:i/>
       <w:iCs/>
       <w:color w:themeColor="accent1" w:val="4F81BD"/>
@@ -3429,7 +3608,7 @@
     <w:uiPriority w:val="11"/>
     <w:rsid w:val="00FC693F"/>
     <w:rPr>
-      <w:rFonts w:asciiTheme="majorHAnsi" w:cstheme="majorBidi" w:eastAsiaTheme="majorEastAsia" w:hAnsiTheme="majorHAnsi"/>
+      <w:rFonts w:asciiTheme="majorHAnsi" w:cstheme="majorBidi" w:hAnsiTheme="majorHAnsi" w:eastAsia="黑体"/>
       <w:i/>
       <w:iCs/>
       <w:color w:themeColor="accent1" w:val="4F81BD"/>
@@ -3496,6 +3675,7 @@
       <w:spacing w:after="120"/>
     </w:pPr>
     <w:rPr>
+      <w:rFonts w:eastAsia="黑体"/>
       <w:sz w:val="16"/>
       <w:szCs w:val="16"/>
     </w:rPr>
@@ -3507,6 +3687,7 @@
     <w:uiPriority w:val="99"/>
     <w:rsid w:val="00AA1D8D"/>
     <w:rPr>
+      <w:rFonts w:eastAsia="黑体"/>
       <w:sz w:val="16"/>
       <w:szCs w:val="16"/>
     </w:rPr>
@@ -3676,7 +3857,7 @@
       </w:tabs>
     </w:pPr>
     <w:rPr>
-      <w:rFonts w:ascii="Courier" w:hAnsi="Courier"/>
+      <w:rFonts w:ascii="Courier" w:hAnsi="Courier" w:eastAsia="黑体"/>
       <w:sz w:val="20"/>
       <w:szCs w:val="20"/>
     </w:rPr>
@@ -3688,7 +3869,7 @@
     <w:uiPriority w:val="99"/>
     <w:rsid w:val="0029639D"/>
     <w:rPr>
-      <w:rFonts w:ascii="Courier" w:hAnsi="Courier"/>
+      <w:rFonts w:ascii="Courier" w:hAnsi="Courier" w:eastAsia="黑体"/>
       <w:sz w:val="20"/>
       <w:szCs w:val="20"/>
     </w:rPr>
@@ -3724,6 +3905,7 @@
     <w:uiPriority w:val="29"/>
     <w:rsid w:val="00FC693F"/>
     <w:rPr>
+      <w:rFonts w:eastAsia="黑体"/>
       <w:i/>
       <w:iCs/>
       <w:color w:themeColor="text1" w:val="000000"/>
@@ -3737,7 +3919,7 @@
     <w:semiHidden/>
     <w:rsid w:val="00FC693F"/>
     <w:rPr>
-      <w:rFonts w:asciiTheme="majorHAnsi" w:cstheme="majorBidi" w:eastAsiaTheme="majorEastAsia" w:hAnsiTheme="majorHAnsi"/>
+      <w:rFonts w:asciiTheme="majorHAnsi" w:cstheme="majorBidi" w:hAnsiTheme="majorHAnsi" w:eastAsia="黑体"/>
       <w:b/>
       <w:bCs/>
       <w:i/>
@@ -3753,7 +3935,7 @@
     <w:semiHidden/>
     <w:rsid w:val="00FC693F"/>
     <w:rPr>
-      <w:rFonts w:asciiTheme="majorHAnsi" w:cstheme="majorBidi" w:eastAsiaTheme="majorEastAsia" w:hAnsiTheme="majorHAnsi"/>
+      <w:rFonts w:asciiTheme="majorHAnsi" w:cstheme="majorBidi" w:hAnsiTheme="majorHAnsi" w:eastAsia="黑体"/>
       <w:color w:themeColor="accent1" w:themeShade="7F" w:val="243F60"/>
     </w:rPr>
   </w:style>
@@ -3765,7 +3947,7 @@
     <w:semiHidden/>
     <w:rsid w:val="00FC693F"/>
     <w:rPr>
-      <w:rFonts w:asciiTheme="majorHAnsi" w:cstheme="majorBidi" w:eastAsiaTheme="majorEastAsia" w:hAnsiTheme="majorHAnsi"/>
+      <w:rFonts w:asciiTheme="majorHAnsi" w:cstheme="majorBidi" w:hAnsiTheme="majorHAnsi" w:eastAsia="黑体"/>
       <w:i/>
       <w:iCs/>
       <w:color w:themeColor="accent1" w:themeShade="7F" w:val="243F60"/>
@@ -3779,7 +3961,7 @@
     <w:semiHidden/>
     <w:rsid w:val="00FC693F"/>
     <w:rPr>
-      <w:rFonts w:asciiTheme="majorHAnsi" w:cstheme="majorBidi" w:eastAsiaTheme="majorEastAsia" w:hAnsiTheme="majorHAnsi"/>
+      <w:rFonts w:asciiTheme="majorHAnsi" w:cstheme="majorBidi" w:hAnsiTheme="majorHAnsi" w:eastAsia="黑体"/>
       <w:i/>
       <w:iCs/>
       <w:color w:themeColor="text1" w:themeTint="BF" w:val="404040"/>
@@ -3793,7 +3975,7 @@
     <w:semiHidden/>
     <w:rsid w:val="00FC693F"/>
     <w:rPr>
-      <w:rFonts w:asciiTheme="majorHAnsi" w:cstheme="majorBidi" w:eastAsiaTheme="majorEastAsia" w:hAnsiTheme="majorHAnsi"/>
+      <w:rFonts w:asciiTheme="majorHAnsi" w:cstheme="majorBidi" w:hAnsiTheme="majorHAnsi" w:eastAsia="黑体"/>
       <w:color w:themeColor="accent1" w:val="4F81BD"/>
       <w:sz w:val="20"/>
       <w:szCs w:val="20"/>
@@ -3807,7 +3989,7 @@
     <w:semiHidden/>
     <w:rsid w:val="00FC693F"/>
     <w:rPr>
-      <w:rFonts w:asciiTheme="majorHAnsi" w:cstheme="majorBidi" w:eastAsiaTheme="majorEastAsia" w:hAnsiTheme="majorHAnsi"/>
+      <w:rFonts w:asciiTheme="majorHAnsi" w:cstheme="majorBidi" w:hAnsiTheme="majorHAnsi" w:eastAsia="黑体"/>
       <w:i/>
       <w:iCs/>
       <w:color w:themeColor="text1" w:themeTint="BF" w:val="404040"/>
@@ -3828,6 +4010,7 @@
       <w:spacing w:line="240" w:lineRule="auto"/>
     </w:pPr>
     <w:rPr>
+      <w:rFonts w:eastAsia="黑体"/>
       <w:b/>
       <w:bCs/>
       <w:color w:themeColor="accent1" w:val="4F81BD"/>
@@ -3842,6 +4025,7 @@
     <w:qFormat/>
     <w:rsid w:val="00FC693F"/>
     <w:rPr>
+      <w:rFonts w:eastAsia="黑体"/>
       <w:b/>
       <w:bCs/>
     </w:rPr>
@@ -3853,6 +4037,7 @@
     <w:qFormat/>
     <w:rsid w:val="00FC693F"/>
     <w:rPr>
+      <w:rFonts w:eastAsia="黑体"/>
       <w:i/>
       <w:iCs/>
     </w:rPr>
@@ -3873,6 +4058,7 @@
       <w:ind w:left="936" w:right="936"/>
     </w:pPr>
     <w:rPr>
+      <w:rFonts w:eastAsia="黑体"/>
       <w:b/>
       <w:bCs/>
       <w:i/>
@@ -3887,6 +4073,7 @@
     <w:uiPriority w:val="30"/>
     <w:rsid w:val="00FC693F"/>
     <w:rPr>
+      <w:rFonts w:eastAsia="黑体"/>
       <w:b/>
       <w:bCs/>
       <w:i/>
@@ -3901,6 +4088,7 @@
     <w:qFormat/>
     <w:rsid w:val="00FC693F"/>
     <w:rPr>
+      <w:rFonts w:eastAsia="黑体"/>
       <w:i/>
       <w:iCs/>
       <w:color w:themeColor="text1" w:themeTint="7F" w:val="808080"/>
@@ -3913,6 +4101,7 @@
     <w:qFormat/>
     <w:rsid w:val="00FC693F"/>
     <w:rPr>
+      <w:rFonts w:eastAsia="黑体"/>
       <w:b/>
       <w:bCs/>
       <w:i/>
@@ -3927,6 +4116,7 @@
     <w:qFormat/>
     <w:rsid w:val="00FC693F"/>
     <w:rPr>
+      <w:rFonts w:eastAsia="黑体"/>
       <w:smallCaps/>
       <w:color w:themeColor="accent2" w:val="C0504D"/>
       <w:u w:val="single"/>
@@ -3939,6 +4129,7 @@
     <w:qFormat/>
     <w:rsid w:val="00FC693F"/>
     <w:rPr>
+      <w:rFonts w:eastAsia="黑体"/>
       <w:b/>
       <w:bCs/>
       <w:smallCaps/>
@@ -3954,6 +4145,7 @@
     <w:qFormat/>
     <w:rsid w:val="00FC693F"/>
     <w:rPr>
+      <w:rFonts w:eastAsia="黑体"/>
       <w:b/>
       <w:bCs/>
       <w:smallCaps/>
@@ -4008,6 +4200,7 @@
       <w:spacing w:after="0" w:line="240" w:lineRule="auto"/>
     </w:pPr>
     <w:rPr>
+      <w:rFonts w:eastAsia="黑体"/>
       <w:color w:themeColor="text1" w:themeShade="BF" w:val="000000"/>
     </w:rPr>
     <w:tblPr>
@@ -4030,6 +4223,7 @@
         <w:spacing w:after="0" w:before="0" w:line="240" w:lineRule="auto"/>
       </w:pPr>
       <w:rPr>
+        <w:rFonts w:eastAsia="黑体"/>
         <w:b/>
         <w:bCs/>
       </w:rPr>
@@ -4050,6 +4244,7 @@
         <w:spacing w:after="0" w:before="0" w:line="240" w:lineRule="auto"/>
       </w:pPr>
       <w:rPr>
+        <w:rFonts w:eastAsia="黑体"/>
         <w:b/>
         <w:bCs/>
       </w:rPr>
@@ -4067,12 +4262,14 @@
     </w:tblStylePr>
     <w:tblStylePr w:type="firstCol">
       <w:rPr>
+        <w:rFonts w:eastAsia="黑体"/>
         <w:b/>
         <w:bCs/>
       </w:rPr>
     </w:tblStylePr>
     <w:tblStylePr w:type="lastCol">
       <w:rPr>
+        <w:rFonts w:eastAsia="黑体"/>
         <w:b/>
         <w:bCs/>
       </w:rPr>
@@ -4111,6 +4308,7 @@
       <w:spacing w:after="0" w:line="240" w:lineRule="auto"/>
     </w:pPr>
     <w:rPr>
+      <w:rFonts w:eastAsia="黑体"/>
       <w:color w:themeColor="accent1" w:themeShade="BF" w:val="365F91"/>
     </w:rPr>
     <w:tblPr>
@@ -4133,6 +4331,7 @@
         <w:spacing w:after="0" w:before="0" w:line="240" w:lineRule="auto"/>
       </w:pPr>
       <w:rPr>
+        <w:rFonts w:eastAsia="黑体"/>
         <w:b/>
         <w:bCs/>
       </w:rPr>
@@ -4153,6 +4352,7 @@
         <w:spacing w:after="0" w:before="0" w:line="240" w:lineRule="auto"/>
       </w:pPr>
       <w:rPr>
+        <w:rFonts w:eastAsia="黑体"/>
         <w:b/>
         <w:bCs/>
       </w:rPr>
@@ -4170,12 +4370,14 @@
     </w:tblStylePr>
     <w:tblStylePr w:type="firstCol">
       <w:rPr>
+        <w:rFonts w:eastAsia="黑体"/>
         <w:b/>
         <w:bCs/>
       </w:rPr>
     </w:tblStylePr>
     <w:tblStylePr w:type="lastCol">
       <w:rPr>
+        <w:rFonts w:eastAsia="黑体"/>
         <w:b/>
         <w:bCs/>
       </w:rPr>
@@ -4214,6 +4416,7 @@
       <w:spacing w:after="0" w:line="240" w:lineRule="auto"/>
     </w:pPr>
     <w:rPr>
+      <w:rFonts w:eastAsia="黑体"/>
       <w:color w:themeColor="accent2" w:themeShade="BF" w:val="943634"/>
     </w:rPr>
     <w:tblPr>
@@ -4236,6 +4439,7 @@
         <w:spacing w:after="0" w:before="0" w:line="240" w:lineRule="auto"/>
       </w:pPr>
       <w:rPr>
+        <w:rFonts w:eastAsia="黑体"/>
         <w:b/>
         <w:bCs/>
       </w:rPr>
@@ -4256,6 +4460,7 @@
         <w:spacing w:after="0" w:before="0" w:line="240" w:lineRule="auto"/>
       </w:pPr>
       <w:rPr>
+        <w:rFonts w:eastAsia="黑体"/>
         <w:b/>
         <w:bCs/>
       </w:rPr>
@@ -4273,12 +4478,14 @@
     </w:tblStylePr>
     <w:tblStylePr w:type="firstCol">
       <w:rPr>
+        <w:rFonts w:eastAsia="黑体"/>
         <w:b/>
         <w:bCs/>
       </w:rPr>
     </w:tblStylePr>
     <w:tblStylePr w:type="lastCol">
       <w:rPr>
+        <w:rFonts w:eastAsia="黑体"/>
         <w:b/>
         <w:bCs/>
       </w:rPr>
@@ -4317,6 +4524,7 @@
       <w:spacing w:after="0" w:line="240" w:lineRule="auto"/>
     </w:pPr>
     <w:rPr>
+      <w:rFonts w:eastAsia="黑体"/>
       <w:color w:themeColor="accent3" w:themeShade="BF" w:val="76923C"/>
     </w:rPr>
     <w:tblPr>
@@ -4339,6 +4547,7 @@
         <w:spacing w:after="0" w:before="0" w:line="240" w:lineRule="auto"/>
       </w:pPr>
       <w:rPr>
+        <w:rFonts w:eastAsia="黑体"/>
         <w:b/>
         <w:bCs/>
       </w:rPr>
@@ -4359,6 +4568,7 @@
         <w:spacing w:after="0" w:before="0" w:line="240" w:lineRule="auto"/>
       </w:pPr>
       <w:rPr>
+        <w:rFonts w:eastAsia="黑体"/>
         <w:b/>
         <w:bCs/>
       </w:rPr>
@@ -4376,12 +4586,14 @@
     </w:tblStylePr>
     <w:tblStylePr w:type="firstCol">
       <w:rPr>
+        <w:rFonts w:eastAsia="黑体"/>
         <w:b/>
         <w:bCs/>
       </w:rPr>
     </w:tblStylePr>
     <w:tblStylePr w:type="lastCol">
       <w:rPr>
+        <w:rFonts w:eastAsia="黑体"/>
         <w:b/>
         <w:bCs/>
       </w:rPr>
@@ -4420,6 +4632,7 @@
       <w:spacing w:after="0" w:line="240" w:lineRule="auto"/>
     </w:pPr>
     <w:rPr>
+      <w:rFonts w:eastAsia="黑体"/>
       <w:color w:themeColor="accent4" w:themeShade="BF" w:val="5F497A"/>
     </w:rPr>
     <w:tblPr>
@@ -4442,6 +4655,7 @@
         <w:spacing w:after="0" w:before="0" w:line="240" w:lineRule="auto"/>
       </w:pPr>
       <w:rPr>
+        <w:rFonts w:eastAsia="黑体"/>
         <w:b/>
         <w:bCs/>
       </w:rPr>
@@ -4462,6 +4676,7 @@
         <w:spacing w:after="0" w:before="0" w:line="240" w:lineRule="auto"/>
       </w:pPr>
       <w:rPr>
+        <w:rFonts w:eastAsia="黑体"/>
         <w:b/>
         <w:bCs/>
       </w:rPr>
@@ -4479,12 +4694,14 @@
     </w:tblStylePr>
     <w:tblStylePr w:type="firstCol">
       <w:rPr>
+        <w:rFonts w:eastAsia="黑体"/>
         <w:b/>
         <w:bCs/>
       </w:rPr>
     </w:tblStylePr>
     <w:tblStylePr w:type="lastCol">
       <w:rPr>
+        <w:rFonts w:eastAsia="黑体"/>
         <w:b/>
         <w:bCs/>
       </w:rPr>
@@ -4523,6 +4740,7 @@
       <w:spacing w:after="0" w:line="240" w:lineRule="auto"/>
     </w:pPr>
     <w:rPr>
+      <w:rFonts w:eastAsia="黑体"/>
       <w:color w:themeColor="accent5" w:themeShade="BF" w:val="31849B"/>
     </w:rPr>
     <w:tblPr>
@@ -4545,6 +4763,7 @@
         <w:spacing w:after="0" w:before="0" w:line="240" w:lineRule="auto"/>
       </w:pPr>
       <w:rPr>
+        <w:rFonts w:eastAsia="黑体"/>
         <w:b/>
         <w:bCs/>
       </w:rPr>
@@ -4565,6 +4784,7 @@
         <w:spacing w:after="0" w:before="0" w:line="240" w:lineRule="auto"/>
       </w:pPr>
       <w:rPr>
+        <w:rFonts w:eastAsia="黑体"/>
         <w:b/>
         <w:bCs/>
       </w:rPr>
@@ -4582,12 +4802,14 @@
     </w:tblStylePr>
     <w:tblStylePr w:type="firstCol">
       <w:rPr>
+        <w:rFonts w:eastAsia="黑体"/>
         <w:b/>
         <w:bCs/>
       </w:rPr>
     </w:tblStylePr>
     <w:tblStylePr w:type="lastCol">
       <w:rPr>
+        <w:rFonts w:eastAsia="黑体"/>
         <w:b/>
         <w:bCs/>
       </w:rPr>
@@ -4626,6 +4848,7 @@
       <w:spacing w:after="0" w:line="240" w:lineRule="auto"/>
     </w:pPr>
     <w:rPr>
+      <w:rFonts w:eastAsia="黑体"/>
       <w:color w:themeColor="accent6" w:themeShade="BF" w:val="E36C0A"/>
     </w:rPr>
     <w:tblPr>
@@ -4648,6 +4871,7 @@
         <w:spacing w:after="0" w:before="0" w:line="240" w:lineRule="auto"/>
       </w:pPr>
       <w:rPr>
+        <w:rFonts w:eastAsia="黑体"/>
         <w:b/>
         <w:bCs/>
       </w:rPr>
@@ -4668,6 +4892,7 @@
         <w:spacing w:after="0" w:before="0" w:line="240" w:lineRule="auto"/>
       </w:pPr>
       <w:rPr>
+        <w:rFonts w:eastAsia="黑体"/>
         <w:b/>
         <w:bCs/>
       </w:rPr>
@@ -4685,12 +4910,14 @@
     </w:tblStylePr>
     <w:tblStylePr w:type="firstCol">
       <w:rPr>
+        <w:rFonts w:eastAsia="黑体"/>
         <w:b/>
         <w:bCs/>
       </w:rPr>
     </w:tblStylePr>
     <w:tblStylePr w:type="lastCol">
       <w:rPr>
+        <w:rFonts w:eastAsia="黑体"/>
         <w:b/>
         <w:bCs/>
       </w:rPr>
@@ -4750,6 +4977,7 @@
         <w:spacing w:after="0" w:before="0" w:line="240" w:lineRule="auto"/>
       </w:pPr>
       <w:rPr>
+        <w:rFonts w:eastAsia="黑体"/>
         <w:b/>
         <w:bCs/>
         <w:color w:themeColor="background1" w:val="FFFFFF"/>
@@ -4764,6 +4992,7 @@
         <w:spacing w:after="0" w:before="0" w:line="240" w:lineRule="auto"/>
       </w:pPr>
       <w:rPr>
+        <w:rFonts w:eastAsia="黑体"/>
         <w:b/>
         <w:bCs/>
       </w:rPr>
@@ -4779,12 +5008,14 @@
     </w:tblStylePr>
     <w:tblStylePr w:type="firstCol">
       <w:rPr>
+        <w:rFonts w:eastAsia="黑体"/>
         <w:b/>
         <w:bCs/>
       </w:rPr>
     </w:tblStylePr>
     <w:tblStylePr w:type="lastCol">
       <w:rPr>
+        <w:rFonts w:eastAsia="黑体"/>
         <w:b/>
         <w:bCs/>
       </w:rPr>
@@ -4842,6 +5073,7 @@
         <w:spacing w:after="0" w:before="0" w:line="240" w:lineRule="auto"/>
       </w:pPr>
       <w:rPr>
+        <w:rFonts w:eastAsia="黑体"/>
         <w:b/>
         <w:bCs/>
         <w:color w:themeColor="background1" w:val="FFFFFF"/>
@@ -4856,6 +5088,7 @@
         <w:spacing w:after="0" w:before="0" w:line="240" w:lineRule="auto"/>
       </w:pPr>
       <w:rPr>
+        <w:rFonts w:eastAsia="黑体"/>
         <w:b/>
         <w:bCs/>
       </w:rPr>
@@ -4871,12 +5104,14 @@
     </w:tblStylePr>
     <w:tblStylePr w:type="firstCol">
       <w:rPr>
+        <w:rFonts w:eastAsia="黑体"/>
         <w:b/>
         <w:bCs/>
       </w:rPr>
     </w:tblStylePr>
     <w:tblStylePr w:type="lastCol">
       <w:rPr>
+        <w:rFonts w:eastAsia="黑体"/>
         <w:b/>
         <w:bCs/>
       </w:rPr>
@@ -4934,6 +5169,7 @@
         <w:spacing w:after="0" w:before="0" w:line="240" w:lineRule="auto"/>
       </w:pPr>
       <w:rPr>
+        <w:rFonts w:eastAsia="黑体"/>
         <w:b/>
         <w:bCs/>
         <w:color w:themeColor="background1" w:val="FFFFFF"/>
@@ -4948,6 +5184,7 @@
         <w:spacing w:after="0" w:before="0" w:line="240" w:lineRule="auto"/>
       </w:pPr>
       <w:rPr>
+        <w:rFonts w:eastAsia="黑体"/>
         <w:b/>
         <w:bCs/>
       </w:rPr>
@@ -4963,12 +5200,14 @@
     </w:tblStylePr>
     <w:tblStylePr w:type="firstCol">
       <w:rPr>
+        <w:rFonts w:eastAsia="黑体"/>
         <w:b/>
         <w:bCs/>
       </w:rPr>
     </w:tblStylePr>
     <w:tblStylePr w:type="lastCol">
       <w:rPr>
+        <w:rFonts w:eastAsia="黑体"/>
         <w:b/>
         <w:bCs/>
       </w:rPr>
@@ -5026,6 +5265,7 @@
         <w:spacing w:after="0" w:before="0" w:line="240" w:lineRule="auto"/>
       </w:pPr>
       <w:rPr>
+        <w:rFonts w:eastAsia="黑体"/>
         <w:b/>
         <w:bCs/>
         <w:color w:themeColor="background1" w:val="FFFFFF"/>
@@ -5040,6 +5280,7 @@
         <w:spacing w:after="0" w:before="0" w:line="240" w:lineRule="auto"/>
       </w:pPr>
       <w:rPr>
+        <w:rFonts w:eastAsia="黑体"/>
         <w:b/>
         <w:bCs/>
       </w:rPr>
@@ -5055,12 +5296,14 @@
     </w:tblStylePr>
     <w:tblStylePr w:type="firstCol">
       <w:rPr>
+        <w:rFonts w:eastAsia="黑体"/>
         <w:b/>
         <w:bCs/>
       </w:rPr>
     </w:tblStylePr>
     <w:tblStylePr w:type="lastCol">
       <w:rPr>
+        <w:rFonts w:eastAsia="黑体"/>
         <w:b/>
         <w:bCs/>
       </w:rPr>
@@ -5118,6 +5361,7 @@
         <w:spacing w:after="0" w:before="0" w:line="240" w:lineRule="auto"/>
       </w:pPr>
       <w:rPr>
+        <w:rFonts w:eastAsia="黑体"/>
         <w:b/>
         <w:bCs/>
         <w:color w:themeColor="background1" w:val="FFFFFF"/>
@@ -5132,6 +5376,7 @@
         <w:spacing w:after="0" w:before="0" w:line="240" w:lineRule="auto"/>
       </w:pPr>
       <w:rPr>
+        <w:rFonts w:eastAsia="黑体"/>
         <w:b/>
         <w:bCs/>
       </w:rPr>
@@ -5147,12 +5392,14 @@
     </w:tblStylePr>
     <w:tblStylePr w:type="firstCol">
       <w:rPr>
+        <w:rFonts w:eastAsia="黑体"/>
         <w:b/>
         <w:bCs/>
       </w:rPr>
     </w:tblStylePr>
     <w:tblStylePr w:type="lastCol">
       <w:rPr>
+        <w:rFonts w:eastAsia="黑体"/>
         <w:b/>
         <w:bCs/>
       </w:rPr>
@@ -5210,6 +5457,7 @@
         <w:spacing w:after="0" w:before="0" w:line="240" w:lineRule="auto"/>
       </w:pPr>
       <w:rPr>
+        <w:rFonts w:eastAsia="黑体"/>
         <w:b/>
         <w:bCs/>
         <w:color w:themeColor="background1" w:val="FFFFFF"/>
@@ -5224,6 +5472,7 @@
         <w:spacing w:after="0" w:before="0" w:line="240" w:lineRule="auto"/>
       </w:pPr>
       <w:rPr>
+        <w:rFonts w:eastAsia="黑体"/>
         <w:b/>
         <w:bCs/>
       </w:rPr>
@@ -5239,12 +5488,14 @@
     </w:tblStylePr>
     <w:tblStylePr w:type="firstCol">
       <w:rPr>
+        <w:rFonts w:eastAsia="黑体"/>
         <w:b/>
         <w:bCs/>
       </w:rPr>
     </w:tblStylePr>
     <w:tblStylePr w:type="lastCol">
       <w:rPr>
+        <w:rFonts w:eastAsia="黑体"/>
         <w:b/>
         <w:bCs/>
       </w:rPr>
@@ -5302,6 +5553,7 @@
         <w:spacing w:after="0" w:before="0" w:line="240" w:lineRule="auto"/>
       </w:pPr>
       <w:rPr>
+        <w:rFonts w:eastAsia="黑体"/>
         <w:b/>
         <w:bCs/>
         <w:color w:themeColor="background1" w:val="FFFFFF"/>
@@ -5316,6 +5568,7 @@
         <w:spacing w:after="0" w:before="0" w:line="240" w:lineRule="auto"/>
       </w:pPr>
       <w:rPr>
+        <w:rFonts w:eastAsia="黑体"/>
         <w:b/>
         <w:bCs/>
       </w:rPr>
@@ -5331,12 +5584,14 @@
     </w:tblStylePr>
     <w:tblStylePr w:type="firstCol">
       <w:rPr>
+        <w:rFonts w:eastAsia="黑体"/>
         <w:b/>
         <w:bCs/>
       </w:rPr>
     </w:tblStylePr>
     <w:tblStylePr w:type="lastCol">
       <w:rPr>
+        <w:rFonts w:eastAsia="黑体"/>
         <w:b/>
         <w:bCs/>
       </w:rPr>
@@ -5396,7 +5651,7 @@
         <w:spacing w:after="0" w:before="0" w:line="240" w:lineRule="auto"/>
       </w:pPr>
       <w:rPr>
-        <w:rFonts w:asciiTheme="majorHAnsi" w:cstheme="majorBidi" w:eastAsiaTheme="majorEastAsia" w:hAnsiTheme="majorHAnsi"/>
+        <w:rFonts w:asciiTheme="majorHAnsi" w:cstheme="majorBidi" w:hAnsiTheme="majorHAnsi" w:eastAsia="黑体"/>
         <w:b/>
         <w:bCs/>
       </w:rPr>
@@ -5417,7 +5672,7 @@
         <w:spacing w:after="0" w:before="0" w:line="240" w:lineRule="auto"/>
       </w:pPr>
       <w:rPr>
-        <w:rFonts w:asciiTheme="majorHAnsi" w:cstheme="majorBidi" w:eastAsiaTheme="majorEastAsia" w:hAnsiTheme="majorHAnsi"/>
+        <w:rFonts w:asciiTheme="majorHAnsi" w:cstheme="majorBidi" w:hAnsiTheme="majorHAnsi" w:eastAsia="黑体"/>
         <w:b/>
         <w:bCs/>
       </w:rPr>
@@ -5435,14 +5690,14 @@
     </w:tblStylePr>
     <w:tblStylePr w:type="firstCol">
       <w:rPr>
-        <w:rFonts w:asciiTheme="majorHAnsi" w:cstheme="majorBidi" w:eastAsiaTheme="majorEastAsia" w:hAnsiTheme="majorHAnsi"/>
+        <w:rFonts w:asciiTheme="majorHAnsi" w:cstheme="majorBidi" w:hAnsiTheme="majorHAnsi" w:eastAsia="黑体"/>
         <w:b/>
         <w:bCs/>
       </w:rPr>
     </w:tblStylePr>
     <w:tblStylePr w:type="lastCol">
       <w:rPr>
-        <w:rFonts w:asciiTheme="majorHAnsi" w:cstheme="majorBidi" w:eastAsiaTheme="majorEastAsia" w:hAnsiTheme="majorHAnsi"/>
+        <w:rFonts w:asciiTheme="majorHAnsi" w:cstheme="majorBidi" w:hAnsiTheme="majorHAnsi" w:eastAsia="黑体"/>
         <w:b/>
         <w:bCs/>
       </w:rPr>
@@ -5526,7 +5781,7 @@
         <w:spacing w:after="0" w:before="0" w:line="240" w:lineRule="auto"/>
       </w:pPr>
       <w:rPr>
-        <w:rFonts w:asciiTheme="majorHAnsi" w:cstheme="majorBidi" w:eastAsiaTheme="majorEastAsia" w:hAnsiTheme="majorHAnsi"/>
+        <w:rFonts w:asciiTheme="majorHAnsi" w:cstheme="majorBidi" w:hAnsiTheme="majorHAnsi" w:eastAsia="黑体"/>
         <w:b/>
         <w:bCs/>
       </w:rPr>
@@ -5547,7 +5802,7 @@
         <w:spacing w:after="0" w:before="0" w:line="240" w:lineRule="auto"/>
       </w:pPr>
       <w:rPr>
-        <w:rFonts w:asciiTheme="majorHAnsi" w:cstheme="majorBidi" w:eastAsiaTheme="majorEastAsia" w:hAnsiTheme="majorHAnsi"/>
+        <w:rFonts w:asciiTheme="majorHAnsi" w:cstheme="majorBidi" w:hAnsiTheme="majorHAnsi" w:eastAsia="黑体"/>
         <w:b/>
         <w:bCs/>
       </w:rPr>
@@ -5565,14 +5820,14 @@
     </w:tblStylePr>
     <w:tblStylePr w:type="firstCol">
       <w:rPr>
-        <w:rFonts w:asciiTheme="majorHAnsi" w:cstheme="majorBidi" w:eastAsiaTheme="majorEastAsia" w:hAnsiTheme="majorHAnsi"/>
+        <w:rFonts w:asciiTheme="majorHAnsi" w:cstheme="majorBidi" w:hAnsiTheme="majorHAnsi" w:eastAsia="黑体"/>
         <w:b/>
         <w:bCs/>
       </w:rPr>
     </w:tblStylePr>
     <w:tblStylePr w:type="lastCol">
       <w:rPr>
-        <w:rFonts w:asciiTheme="majorHAnsi" w:cstheme="majorBidi" w:eastAsiaTheme="majorEastAsia" w:hAnsiTheme="majorHAnsi"/>
+        <w:rFonts w:asciiTheme="majorHAnsi" w:cstheme="majorBidi" w:hAnsiTheme="majorHAnsi" w:eastAsia="黑体"/>
         <w:b/>
         <w:bCs/>
       </w:rPr>
@@ -5656,7 +5911,7 @@
         <w:spacing w:after="0" w:before="0" w:line="240" w:lineRule="auto"/>
       </w:pPr>
       <w:rPr>
-        <w:rFonts w:asciiTheme="majorHAnsi" w:cstheme="majorBidi" w:eastAsiaTheme="majorEastAsia" w:hAnsiTheme="majorHAnsi"/>
+        <w:rFonts w:asciiTheme="majorHAnsi" w:cstheme="majorBidi" w:hAnsiTheme="majorHAnsi" w:eastAsia="黑体"/>
         <w:b/>
         <w:bCs/>
       </w:rPr>
@@ -5677,7 +5932,7 @@
         <w:spacing w:after="0" w:before="0" w:line="240" w:lineRule="auto"/>
       </w:pPr>
       <w:rPr>
-        <w:rFonts w:asciiTheme="majorHAnsi" w:cstheme="majorBidi" w:eastAsiaTheme="majorEastAsia" w:hAnsiTheme="majorHAnsi"/>
+        <w:rFonts w:asciiTheme="majorHAnsi" w:cstheme="majorBidi" w:hAnsiTheme="majorHAnsi" w:eastAsia="黑体"/>
         <w:b/>
         <w:bCs/>
       </w:rPr>
@@ -5695,14 +5950,14 @@
     </w:tblStylePr>
     <w:tblStylePr w:type="firstCol">
       <w:rPr>
-        <w:rFonts w:asciiTheme="majorHAnsi" w:cstheme="majorBidi" w:eastAsiaTheme="majorEastAsia" w:hAnsiTheme="majorHAnsi"/>
+        <w:rFonts w:asciiTheme="majorHAnsi" w:cstheme="majorBidi" w:hAnsiTheme="majorHAnsi" w:eastAsia="黑体"/>
         <w:b/>
         <w:bCs/>
       </w:rPr>
     </w:tblStylePr>
     <w:tblStylePr w:type="lastCol">
       <w:rPr>
-        <w:rFonts w:asciiTheme="majorHAnsi" w:cstheme="majorBidi" w:eastAsiaTheme="majorEastAsia" w:hAnsiTheme="majorHAnsi"/>
+        <w:rFonts w:asciiTheme="majorHAnsi" w:cstheme="majorBidi" w:hAnsiTheme="majorHAnsi" w:eastAsia="黑体"/>
         <w:b/>
         <w:bCs/>
       </w:rPr>
@@ -5786,7 +6041,7 @@
         <w:spacing w:after="0" w:before="0" w:line="240" w:lineRule="auto"/>
       </w:pPr>
       <w:rPr>
-        <w:rFonts w:asciiTheme="majorHAnsi" w:cstheme="majorBidi" w:eastAsiaTheme="majorEastAsia" w:hAnsiTheme="majorHAnsi"/>
+        <w:rFonts w:asciiTheme="majorHAnsi" w:cstheme="majorBidi" w:hAnsiTheme="majorHAnsi" w:eastAsia="黑体"/>
         <w:b/>
         <w:bCs/>
       </w:rPr>
@@ -5807,7 +6062,7 @@
         <w:spacing w:after="0" w:before="0" w:line="240" w:lineRule="auto"/>
       </w:pPr>
       <w:rPr>
-        <w:rFonts w:asciiTheme="majorHAnsi" w:cstheme="majorBidi" w:eastAsiaTheme="majorEastAsia" w:hAnsiTheme="majorHAnsi"/>
+        <w:rFonts w:asciiTheme="majorHAnsi" w:cstheme="majorBidi" w:hAnsiTheme="majorHAnsi" w:eastAsia="黑体"/>
         <w:b/>
         <w:bCs/>
       </w:rPr>
@@ -5825,14 +6080,14 @@
     </w:tblStylePr>
     <w:tblStylePr w:type="firstCol">
       <w:rPr>
-        <w:rFonts w:asciiTheme="majorHAnsi" w:cstheme="majorBidi" w:eastAsiaTheme="majorEastAsia" w:hAnsiTheme="majorHAnsi"/>
+        <w:rFonts w:asciiTheme="majorHAnsi" w:cstheme="majorBidi" w:hAnsiTheme="majorHAnsi" w:eastAsia="黑体"/>
         <w:b/>
         <w:bCs/>
       </w:rPr>
     </w:tblStylePr>
     <w:tblStylePr w:type="lastCol">
       <w:rPr>
-        <w:rFonts w:asciiTheme="majorHAnsi" w:cstheme="majorBidi" w:eastAsiaTheme="majorEastAsia" w:hAnsiTheme="majorHAnsi"/>
+        <w:rFonts w:asciiTheme="majorHAnsi" w:cstheme="majorBidi" w:hAnsiTheme="majorHAnsi" w:eastAsia="黑体"/>
         <w:b/>
         <w:bCs/>
       </w:rPr>
@@ -5916,7 +6171,7 @@
         <w:spacing w:after="0" w:before="0" w:line="240" w:lineRule="auto"/>
       </w:pPr>
       <w:rPr>
-        <w:rFonts w:asciiTheme="majorHAnsi" w:cstheme="majorBidi" w:eastAsiaTheme="majorEastAsia" w:hAnsiTheme="majorHAnsi"/>
+        <w:rFonts w:asciiTheme="majorHAnsi" w:cstheme="majorBidi" w:hAnsiTheme="majorHAnsi" w:eastAsia="黑体"/>
         <w:b/>
         <w:bCs/>
       </w:rPr>
@@ -5937,7 +6192,7 @@
         <w:spacing w:after="0" w:before="0" w:line="240" w:lineRule="auto"/>
       </w:pPr>
       <w:rPr>
-        <w:rFonts w:asciiTheme="majorHAnsi" w:cstheme="majorBidi" w:eastAsiaTheme="majorEastAsia" w:hAnsiTheme="majorHAnsi"/>
+        <w:rFonts w:asciiTheme="majorHAnsi" w:cstheme="majorBidi" w:hAnsiTheme="majorHAnsi" w:eastAsia="黑体"/>
         <w:b/>
         <w:bCs/>
       </w:rPr>
@@ -5955,14 +6210,14 @@
     </w:tblStylePr>
     <w:tblStylePr w:type="firstCol">
       <w:rPr>
-        <w:rFonts w:asciiTheme="majorHAnsi" w:cstheme="majorBidi" w:eastAsiaTheme="majorEastAsia" w:hAnsiTheme="majorHAnsi"/>
+        <w:rFonts w:asciiTheme="majorHAnsi" w:cstheme="majorBidi" w:hAnsiTheme="majorHAnsi" w:eastAsia="黑体"/>
         <w:b/>
         <w:bCs/>
       </w:rPr>
     </w:tblStylePr>
     <w:tblStylePr w:type="lastCol">
       <w:rPr>
-        <w:rFonts w:asciiTheme="majorHAnsi" w:cstheme="majorBidi" w:eastAsiaTheme="majorEastAsia" w:hAnsiTheme="majorHAnsi"/>
+        <w:rFonts w:asciiTheme="majorHAnsi" w:cstheme="majorBidi" w:hAnsiTheme="majorHAnsi" w:eastAsia="黑体"/>
         <w:b/>
         <w:bCs/>
       </w:rPr>
@@ -6046,7 +6301,7 @@
         <w:spacing w:after="0" w:before="0" w:line="240" w:lineRule="auto"/>
       </w:pPr>
       <w:rPr>
-        <w:rFonts w:asciiTheme="majorHAnsi" w:cstheme="majorBidi" w:eastAsiaTheme="majorEastAsia" w:hAnsiTheme="majorHAnsi"/>
+        <w:rFonts w:asciiTheme="majorHAnsi" w:cstheme="majorBidi" w:hAnsiTheme="majorHAnsi" w:eastAsia="黑体"/>
         <w:b/>
         <w:bCs/>
       </w:rPr>
@@ -6067,7 +6322,7 @@
         <w:spacing w:after="0" w:before="0" w:line="240" w:lineRule="auto"/>
       </w:pPr>
       <w:rPr>
-        <w:rFonts w:asciiTheme="majorHAnsi" w:cstheme="majorBidi" w:eastAsiaTheme="majorEastAsia" w:hAnsiTheme="majorHAnsi"/>
+        <w:rFonts w:asciiTheme="majorHAnsi" w:cstheme="majorBidi" w:hAnsiTheme="majorHAnsi" w:eastAsia="黑体"/>
         <w:b/>
         <w:bCs/>
       </w:rPr>
@@ -6085,14 +6340,14 @@
     </w:tblStylePr>
     <w:tblStylePr w:type="firstCol">
       <w:rPr>
-        <w:rFonts w:asciiTheme="majorHAnsi" w:cstheme="majorBidi" w:eastAsiaTheme="majorEastAsia" w:hAnsiTheme="majorHAnsi"/>
+        <w:rFonts w:asciiTheme="majorHAnsi" w:cstheme="majorBidi" w:hAnsiTheme="majorHAnsi" w:eastAsia="黑体"/>
         <w:b/>
         <w:bCs/>
       </w:rPr>
     </w:tblStylePr>
     <w:tblStylePr w:type="lastCol">
       <w:rPr>
-        <w:rFonts w:asciiTheme="majorHAnsi" w:cstheme="majorBidi" w:eastAsiaTheme="majorEastAsia" w:hAnsiTheme="majorHAnsi"/>
+        <w:rFonts w:asciiTheme="majorHAnsi" w:cstheme="majorBidi" w:hAnsiTheme="majorHAnsi" w:eastAsia="黑体"/>
         <w:b/>
         <w:bCs/>
       </w:rPr>
@@ -6176,7 +6431,7 @@
         <w:spacing w:after="0" w:before="0" w:line="240" w:lineRule="auto"/>
       </w:pPr>
       <w:rPr>
-        <w:rFonts w:asciiTheme="majorHAnsi" w:cstheme="majorBidi" w:eastAsiaTheme="majorEastAsia" w:hAnsiTheme="majorHAnsi"/>
+        <w:rFonts w:asciiTheme="majorHAnsi" w:cstheme="majorBidi" w:hAnsiTheme="majorHAnsi" w:eastAsia="黑体"/>
         <w:b/>
         <w:bCs/>
       </w:rPr>
@@ -6197,7 +6452,7 @@
         <w:spacing w:after="0" w:before="0" w:line="240" w:lineRule="auto"/>
       </w:pPr>
       <w:rPr>
-        <w:rFonts w:asciiTheme="majorHAnsi" w:cstheme="majorBidi" w:eastAsiaTheme="majorEastAsia" w:hAnsiTheme="majorHAnsi"/>
+        <w:rFonts w:asciiTheme="majorHAnsi" w:cstheme="majorBidi" w:hAnsiTheme="majorHAnsi" w:eastAsia="黑体"/>
         <w:b/>
         <w:bCs/>
       </w:rPr>
@@ -6215,14 +6470,14 @@
     </w:tblStylePr>
     <w:tblStylePr w:type="firstCol">
       <w:rPr>
-        <w:rFonts w:asciiTheme="majorHAnsi" w:cstheme="majorBidi" w:eastAsiaTheme="majorEastAsia" w:hAnsiTheme="majorHAnsi"/>
+        <w:rFonts w:asciiTheme="majorHAnsi" w:cstheme="majorBidi" w:hAnsiTheme="majorHAnsi" w:eastAsia="黑体"/>
         <w:b/>
         <w:bCs/>
       </w:rPr>
     </w:tblStylePr>
     <w:tblStylePr w:type="lastCol">
       <w:rPr>
-        <w:rFonts w:asciiTheme="majorHAnsi" w:cstheme="majorBidi" w:eastAsiaTheme="majorEastAsia" w:hAnsiTheme="majorHAnsi"/>
+        <w:rFonts w:asciiTheme="majorHAnsi" w:cstheme="majorBidi" w:hAnsiTheme="majorHAnsi" w:eastAsia="黑体"/>
         <w:b/>
         <w:bCs/>
       </w:rPr>
@@ -6305,6 +6560,7 @@
         <w:spacing w:after="0" w:before="0" w:line="240" w:lineRule="auto"/>
       </w:pPr>
       <w:rPr>
+        <w:rFonts w:eastAsia="黑体"/>
         <w:b/>
         <w:bCs/>
         <w:color w:themeColor="background1" w:val="FFFFFF"/>
@@ -6327,6 +6583,7 @@
         <w:spacing w:after="0" w:before="0" w:line="240" w:lineRule="auto"/>
       </w:pPr>
       <w:rPr>
+        <w:rFonts w:eastAsia="黑体"/>
         <w:b/>
         <w:bCs/>
       </w:rPr>
@@ -6344,12 +6601,14 @@
     </w:tblStylePr>
     <w:tblStylePr w:type="firstCol">
       <w:rPr>
+        <w:rFonts w:eastAsia="黑体"/>
         <w:b/>
         <w:bCs/>
       </w:rPr>
     </w:tblStylePr>
     <w:tblStylePr w:type="lastCol">
       <w:rPr>
+        <w:rFonts w:eastAsia="黑体"/>
         <w:b/>
         <w:bCs/>
       </w:rPr>
@@ -6411,6 +6670,7 @@
         <w:spacing w:after="0" w:before="0" w:line="240" w:lineRule="auto"/>
       </w:pPr>
       <w:rPr>
+        <w:rFonts w:eastAsia="黑体"/>
         <w:b/>
         <w:bCs/>
         <w:color w:themeColor="background1" w:val="FFFFFF"/>
@@ -6433,6 +6693,7 @@
         <w:spacing w:after="0" w:before="0" w:line="240" w:lineRule="auto"/>
       </w:pPr>
       <w:rPr>
+        <w:rFonts w:eastAsia="黑体"/>
         <w:b/>
         <w:bCs/>
       </w:rPr>
@@ -6450,12 +6711,14 @@
     </w:tblStylePr>
     <w:tblStylePr w:type="firstCol">
       <w:rPr>
+        <w:rFonts w:eastAsia="黑体"/>
         <w:b/>
         <w:bCs/>
       </w:rPr>
     </w:tblStylePr>
     <w:tblStylePr w:type="lastCol">
       <w:rPr>
+        <w:rFonts w:eastAsia="黑体"/>
         <w:b/>
         <w:bCs/>
       </w:rPr>
@@ -6517,6 +6780,7 @@
         <w:spacing w:after="0" w:before="0" w:line="240" w:lineRule="auto"/>
       </w:pPr>
       <w:rPr>
+        <w:rFonts w:eastAsia="黑体"/>
         <w:b/>
         <w:bCs/>
         <w:color w:themeColor="background1" w:val="FFFFFF"/>
@@ -6539,6 +6803,7 @@
         <w:spacing w:after="0" w:before="0" w:line="240" w:lineRule="auto"/>
       </w:pPr>
       <w:rPr>
+        <w:rFonts w:eastAsia="黑体"/>
         <w:b/>
         <w:bCs/>
       </w:rPr>
@@ -6556,12 +6821,14 @@
     </w:tblStylePr>
     <w:tblStylePr w:type="firstCol">
       <w:rPr>
+        <w:rFonts w:eastAsia="黑体"/>
         <w:b/>
         <w:bCs/>
       </w:rPr>
     </w:tblStylePr>
     <w:tblStylePr w:type="lastCol">
       <w:rPr>
+        <w:rFonts w:eastAsia="黑体"/>
         <w:b/>
         <w:bCs/>
       </w:rPr>
@@ -6623,6 +6890,7 @@
         <w:spacing w:after="0" w:before="0" w:line="240" w:lineRule="auto"/>
       </w:pPr>
       <w:rPr>
+        <w:rFonts w:eastAsia="黑体"/>
         <w:b/>
         <w:bCs/>
         <w:color w:themeColor="background1" w:val="FFFFFF"/>
@@ -6645,6 +6913,7 @@
         <w:spacing w:after="0" w:before="0" w:line="240" w:lineRule="auto"/>
       </w:pPr>
       <w:rPr>
+        <w:rFonts w:eastAsia="黑体"/>
         <w:b/>
         <w:bCs/>
       </w:rPr>
@@ -6662,12 +6931,14 @@
     </w:tblStylePr>
     <w:tblStylePr w:type="firstCol">
       <w:rPr>
+        <w:rFonts w:eastAsia="黑体"/>
         <w:b/>
         <w:bCs/>
       </w:rPr>
     </w:tblStylePr>
     <w:tblStylePr w:type="lastCol">
       <w:rPr>
+        <w:rFonts w:eastAsia="黑体"/>
         <w:b/>
         <w:bCs/>
       </w:rPr>
@@ -6729,6 +7000,7 @@
         <w:spacing w:after="0" w:before="0" w:line="240" w:lineRule="auto"/>
       </w:pPr>
       <w:rPr>
+        <w:rFonts w:eastAsia="黑体"/>
         <w:b/>
         <w:bCs/>
         <w:color w:themeColor="background1" w:val="FFFFFF"/>
@@ -6751,6 +7023,7 @@
         <w:spacing w:after="0" w:before="0" w:line="240" w:lineRule="auto"/>
       </w:pPr>
       <w:rPr>
+        <w:rFonts w:eastAsia="黑体"/>
         <w:b/>
         <w:bCs/>
       </w:rPr>
@@ -6768,12 +7041,14 @@
     </w:tblStylePr>
     <w:tblStylePr w:type="firstCol">
       <w:rPr>
+        <w:rFonts w:eastAsia="黑体"/>
         <w:b/>
         <w:bCs/>
       </w:rPr>
     </w:tblStylePr>
     <w:tblStylePr w:type="lastCol">
       <w:rPr>
+        <w:rFonts w:eastAsia="黑体"/>
         <w:b/>
         <w:bCs/>
       </w:rPr>
@@ -6835,6 +7110,7 @@
         <w:spacing w:after="0" w:before="0" w:line="240" w:lineRule="auto"/>
       </w:pPr>
       <w:rPr>
+        <w:rFonts w:eastAsia="黑体"/>
         <w:b/>
         <w:bCs/>
         <w:color w:themeColor="background1" w:val="FFFFFF"/>
@@ -6857,6 +7133,7 @@
         <w:spacing w:after="0" w:before="0" w:line="240" w:lineRule="auto"/>
       </w:pPr>
       <w:rPr>
+        <w:rFonts w:eastAsia="黑体"/>
         <w:b/>
         <w:bCs/>
       </w:rPr>
@@ -6874,12 +7151,14 @@
     </w:tblStylePr>
     <w:tblStylePr w:type="firstCol">
       <w:rPr>
+        <w:rFonts w:eastAsia="黑体"/>
         <w:b/>
         <w:bCs/>
       </w:rPr>
     </w:tblStylePr>
     <w:tblStylePr w:type="lastCol">
       <w:rPr>
+        <w:rFonts w:eastAsia="黑体"/>
         <w:b/>
         <w:bCs/>
       </w:rPr>
@@ -6941,6 +7220,7 @@
         <w:spacing w:after="0" w:before="0" w:line="240" w:lineRule="auto"/>
       </w:pPr>
       <w:rPr>
+        <w:rFonts w:eastAsia="黑体"/>
         <w:b/>
         <w:bCs/>
         <w:color w:themeColor="background1" w:val="FFFFFF"/>
@@ -6963,6 +7243,7 @@
         <w:spacing w:after="0" w:before="0" w:line="240" w:lineRule="auto"/>
       </w:pPr>
       <w:rPr>
+        <w:rFonts w:eastAsia="黑体"/>
         <w:b/>
         <w:bCs/>
       </w:rPr>
@@ -6980,12 +7261,14 @@
     </w:tblStylePr>
     <w:tblStylePr w:type="firstCol">
       <w:rPr>
+        <w:rFonts w:eastAsia="黑体"/>
         <w:b/>
         <w:bCs/>
       </w:rPr>
     </w:tblStylePr>
     <w:tblStylePr w:type="lastCol">
       <w:rPr>
+        <w:rFonts w:eastAsia="黑体"/>
         <w:b/>
         <w:bCs/>
       </w:rPr>
@@ -7044,6 +7327,7 @@
         <w:spacing w:after="0" w:before="0" w:line="240" w:lineRule="auto"/>
       </w:pPr>
       <w:rPr>
+        <w:rFonts w:eastAsia="黑体"/>
         <w:b/>
         <w:bCs/>
         <w:color w:themeColor="background1" w:val="FFFFFF"/>
@@ -7066,6 +7350,7 @@
         <w:spacing w:after="0" w:before="0" w:line="240" w:lineRule="auto"/>
       </w:pPr>
       <w:rPr>
+        <w:rFonts w:eastAsia="黑体"/>
         <w:color w:val="auto"/>
       </w:rPr>
       <w:tblPr/>
@@ -7083,6 +7368,7 @@
     </w:tblStylePr>
     <w:tblStylePr w:type="firstCol">
       <w:rPr>
+        <w:rFonts w:eastAsia="黑体"/>
         <w:b/>
         <w:bCs/>
         <w:color w:themeColor="background1" w:val="FFFFFF"/>
@@ -7102,6 +7388,7 @@
     </w:tblStylePr>
     <w:tblStylePr w:type="lastCol">
       <w:rPr>
+        <w:rFonts w:eastAsia="黑体"/>
         <w:b/>
         <w:bCs/>
         <w:color w:themeColor="background1" w:val="FFFFFF"/>
@@ -7150,6 +7437,7 @@
     </w:tblStylePr>
     <w:tblStylePr w:type="nwCell">
       <w:rPr>
+        <w:rFonts w:eastAsia="黑体"/>
         <w:color w:themeColor="background1" w:val="FFFFFF"/>
       </w:rPr>
       <w:tblPr/>
@@ -7193,6 +7481,7 @@
         <w:spacing w:after="0" w:before="0" w:line="240" w:lineRule="auto"/>
       </w:pPr>
       <w:rPr>
+        <w:rFonts w:eastAsia="黑体"/>
         <w:b/>
         <w:bCs/>
         <w:color w:themeColor="background1" w:val="FFFFFF"/>
@@ -7215,6 +7504,7 @@
         <w:spacing w:after="0" w:before="0" w:line="240" w:lineRule="auto"/>
       </w:pPr>
       <w:rPr>
+        <w:rFonts w:eastAsia="黑体"/>
         <w:color w:val="auto"/>
       </w:rPr>
       <w:tblPr/>
@@ -7232,6 +7522,7 @@
     </w:tblStylePr>
     <w:tblStylePr w:type="firstCol">
       <w:rPr>
+        <w:rFonts w:eastAsia="黑体"/>
         <w:b/>
         <w:bCs/>
         <w:color w:themeColor="background1" w:val="FFFFFF"/>
@@ -7251,6 +7542,7 @@
     </w:tblStylePr>
     <w:tblStylePr w:type="lastCol">
       <w:rPr>
+        <w:rFonts w:eastAsia="黑体"/>
         <w:b/>
         <w:bCs/>
         <w:color w:themeColor="background1" w:val="FFFFFF"/>
@@ -7299,6 +7591,7 @@
     </w:tblStylePr>
     <w:tblStylePr w:type="nwCell">
       <w:rPr>
+        <w:rFonts w:eastAsia="黑体"/>
         <w:color w:themeColor="background1" w:val="FFFFFF"/>
       </w:rPr>
       <w:tblPr/>
@@ -7342,6 +7635,7 @@
         <w:spacing w:after="0" w:before="0" w:line="240" w:lineRule="auto"/>
       </w:pPr>
       <w:rPr>
+        <w:rFonts w:eastAsia="黑体"/>
         <w:b/>
         <w:bCs/>
         <w:color w:themeColor="background1" w:val="FFFFFF"/>
@@ -7364,6 +7658,7 @@
         <w:spacing w:after="0" w:before="0" w:line="240" w:lineRule="auto"/>
       </w:pPr>
       <w:rPr>
+        <w:rFonts w:eastAsia="黑体"/>
         <w:color w:val="auto"/>
       </w:rPr>
       <w:tblPr/>
@@ -7381,6 +7676,7 @@
     </w:tblStylePr>
     <w:tblStylePr w:type="firstCol">
       <w:rPr>
+        <w:rFonts w:eastAsia="黑体"/>
         <w:b/>
         <w:bCs/>
         <w:color w:themeColor="background1" w:val="FFFFFF"/>
@@ -7400,6 +7696,7 @@
     </w:tblStylePr>
     <w:tblStylePr w:type="lastCol">
       <w:rPr>
+        <w:rFonts w:eastAsia="黑体"/>
         <w:b/>
         <w:bCs/>
         <w:color w:themeColor="background1" w:val="FFFFFF"/>
@@ -7448,6 +7745,7 @@
     </w:tblStylePr>
     <w:tblStylePr w:type="nwCell">
       <w:rPr>
+        <w:rFonts w:eastAsia="黑体"/>
         <w:color w:themeColor="background1" w:val="FFFFFF"/>
       </w:rPr>
       <w:tblPr/>
@@ -7491,6 +7789,7 @@
         <w:spacing w:after="0" w:before="0" w:line="240" w:lineRule="auto"/>
       </w:pPr>
       <w:rPr>
+        <w:rFonts w:eastAsia="黑体"/>
         <w:b/>
         <w:bCs/>
         <w:color w:themeColor="background1" w:val="FFFFFF"/>
@@ -7513,6 +7812,7 @@
         <w:spacing w:after="0" w:before="0" w:line="240" w:lineRule="auto"/>
       </w:pPr>
       <w:rPr>
+        <w:rFonts w:eastAsia="黑体"/>
         <w:color w:val="auto"/>
       </w:rPr>
       <w:tblPr/>
@@ -7530,6 +7830,7 @@
     </w:tblStylePr>
     <w:tblStylePr w:type="firstCol">
       <w:rPr>
+        <w:rFonts w:eastAsia="黑体"/>
         <w:b/>
         <w:bCs/>
         <w:color w:themeColor="background1" w:val="FFFFFF"/>
@@ -7549,6 +7850,7 @@
     </w:tblStylePr>
     <w:tblStylePr w:type="lastCol">
       <w:rPr>
+        <w:rFonts w:eastAsia="黑体"/>
         <w:b/>
         <w:bCs/>
         <w:color w:themeColor="background1" w:val="FFFFFF"/>
@@ -7597,6 +7899,7 @@
     </w:tblStylePr>
     <w:tblStylePr w:type="nwCell">
       <w:rPr>
+        <w:rFonts w:eastAsia="黑体"/>
         <w:color w:themeColor="background1" w:val="FFFFFF"/>
       </w:rPr>
       <w:tblPr/>
@@ -7640,6 +7943,7 @@
         <w:spacing w:after="0" w:before="0" w:line="240" w:lineRule="auto"/>
       </w:pPr>
       <w:rPr>
+        <w:rFonts w:eastAsia="黑体"/>
         <w:b/>
         <w:bCs/>
         <w:color w:themeColor="background1" w:val="FFFFFF"/>
@@ -7662,6 +7966,7 @@
         <w:spacing w:after="0" w:before="0" w:line="240" w:lineRule="auto"/>
       </w:pPr>
       <w:rPr>
+        <w:rFonts w:eastAsia="黑体"/>
         <w:color w:val="auto"/>
       </w:rPr>
       <w:tblPr/>
@@ -7679,6 +7984,7 @@
     </w:tblStylePr>
     <w:tblStylePr w:type="firstCol">
       <w:rPr>
+        <w:rFonts w:eastAsia="黑体"/>
         <w:b/>
         <w:bCs/>
         <w:color w:themeColor="background1" w:val="FFFFFF"/>
@@ -7698,6 +8004,7 @@
     </w:tblStylePr>
     <w:tblStylePr w:type="lastCol">
       <w:rPr>
+        <w:rFonts w:eastAsia="黑体"/>
         <w:b/>
         <w:bCs/>
         <w:color w:themeColor="background1" w:val="FFFFFF"/>
@@ -7746,6 +8053,7 @@
     </w:tblStylePr>
     <w:tblStylePr w:type="nwCell">
       <w:rPr>
+        <w:rFonts w:eastAsia="黑体"/>
         <w:color w:themeColor="background1" w:val="FFFFFF"/>
       </w:rPr>
       <w:tblPr/>
@@ -7789,6 +8097,7 @@
         <w:spacing w:after="0" w:before="0" w:line="240" w:lineRule="auto"/>
       </w:pPr>
       <w:rPr>
+        <w:rFonts w:eastAsia="黑体"/>
         <w:b/>
         <w:bCs/>
         <w:color w:themeColor="background1" w:val="FFFFFF"/>
@@ -7811,6 +8120,7 @@
         <w:spacing w:after="0" w:before="0" w:line="240" w:lineRule="auto"/>
       </w:pPr>
       <w:rPr>
+        <w:rFonts w:eastAsia="黑体"/>
         <w:color w:val="auto"/>
       </w:rPr>
       <w:tblPr/>
@@ -7828,6 +8138,7 @@
     </w:tblStylePr>
     <w:tblStylePr w:type="firstCol">
       <w:rPr>
+        <w:rFonts w:eastAsia="黑体"/>
         <w:b/>
         <w:bCs/>
         <w:color w:themeColor="background1" w:val="FFFFFF"/>
@@ -7847,6 +8158,7 @@
     </w:tblStylePr>
     <w:tblStylePr w:type="lastCol">
       <w:rPr>
+        <w:rFonts w:eastAsia="黑体"/>
         <w:b/>
         <w:bCs/>
         <w:color w:themeColor="background1" w:val="FFFFFF"/>
@@ -7895,6 +8207,7 @@
     </w:tblStylePr>
     <w:tblStylePr w:type="nwCell">
       <w:rPr>
+        <w:rFonts w:eastAsia="黑体"/>
         <w:color w:themeColor="background1" w:val="FFFFFF"/>
       </w:rPr>
       <w:tblPr/>
@@ -7938,6 +8251,7 @@
         <w:spacing w:after="0" w:before="0" w:line="240" w:lineRule="auto"/>
       </w:pPr>
       <w:rPr>
+        <w:rFonts w:eastAsia="黑体"/>
         <w:b/>
         <w:bCs/>
         <w:color w:themeColor="background1" w:val="FFFFFF"/>
@@ -7960,6 +8274,7 @@
         <w:spacing w:after="0" w:before="0" w:line="240" w:lineRule="auto"/>
       </w:pPr>
       <w:rPr>
+        <w:rFonts w:eastAsia="黑体"/>
         <w:color w:val="auto"/>
       </w:rPr>
       <w:tblPr/>
@@ -7977,6 +8292,7 @@
     </w:tblStylePr>
     <w:tblStylePr w:type="firstCol">
       <w:rPr>
+        <w:rFonts w:eastAsia="黑体"/>
         <w:b/>
         <w:bCs/>
         <w:color w:themeColor="background1" w:val="FFFFFF"/>
@@ -7996,6 +8312,7 @@
     </w:tblStylePr>
     <w:tblStylePr w:type="lastCol">
       <w:rPr>
+        <w:rFonts w:eastAsia="黑体"/>
         <w:b/>
         <w:bCs/>
         <w:color w:themeColor="background1" w:val="FFFFFF"/>
@@ -8044,6 +8361,7 @@
     </w:tblStylePr>
     <w:tblStylePr w:type="nwCell">
       <w:rPr>
+        <w:rFonts w:eastAsia="黑体"/>
         <w:color w:themeColor="background1" w:val="FFFFFF"/>
       </w:rPr>
       <w:tblPr/>
@@ -8068,6 +8386,7 @@
       <w:spacing w:after="0" w:line="240" w:lineRule="auto"/>
     </w:pPr>
     <w:rPr>
+      <w:rFonts w:eastAsia="黑体"/>
       <w:color w:themeColor="text1" w:val="000000"/>
     </w:rPr>
     <w:tblPr>
@@ -8087,7 +8406,7 @@
     </w:tblPr>
     <w:tblStylePr w:type="firstRow">
       <w:rPr>
-        <w:rFonts w:asciiTheme="majorHAnsi" w:cstheme="majorBidi" w:eastAsiaTheme="majorEastAsia" w:hAnsiTheme="majorHAnsi"/>
+        <w:rFonts w:asciiTheme="majorHAnsi" w:cstheme="majorBidi" w:hAnsiTheme="majorHAnsi" w:eastAsia="黑体"/>
       </w:rPr>
       <w:tblPr/>
       <w:tcPr>
@@ -8099,6 +8418,7 @@
     </w:tblStylePr>
     <w:tblStylePr w:type="lastRow">
       <w:rPr>
+        <w:rFonts w:eastAsia="黑体"/>
         <w:b/>
         <w:bCs/>
         <w:color w:themeColor="text2" w:val="1F497D"/>
@@ -8113,12 +8433,14 @@
     </w:tblStylePr>
     <w:tblStylePr w:type="firstCol">
       <w:rPr>
+        <w:rFonts w:eastAsia="黑体"/>
         <w:b/>
         <w:bCs/>
       </w:rPr>
     </w:tblStylePr>
     <w:tblStylePr w:type="lastCol">
       <w:rPr>
+        <w:rFonts w:eastAsia="黑体"/>
         <w:b/>
         <w:bCs/>
       </w:rPr>
@@ -8152,6 +8474,7 @@
       <w:spacing w:after="0" w:line="240" w:lineRule="auto"/>
     </w:pPr>
     <w:rPr>
+      <w:rFonts w:eastAsia="黑体"/>
       <w:color w:themeColor="text1" w:val="000000"/>
     </w:rPr>
     <w:tblPr>
@@ -8171,7 +8494,7 @@
     </w:tblPr>
     <w:tblStylePr w:type="firstRow">
       <w:rPr>
-        <w:rFonts w:asciiTheme="majorHAnsi" w:cstheme="majorBidi" w:eastAsiaTheme="majorEastAsia" w:hAnsiTheme="majorHAnsi"/>
+        <w:rFonts w:asciiTheme="majorHAnsi" w:cstheme="majorBidi" w:hAnsiTheme="majorHAnsi" w:eastAsia="黑体"/>
       </w:rPr>
       <w:tblPr/>
       <w:tcPr>
@@ -8183,6 +8506,7 @@
     </w:tblStylePr>
     <w:tblStylePr w:type="lastRow">
       <w:rPr>
+        <w:rFonts w:eastAsia="黑体"/>
         <w:b/>
         <w:bCs/>
         <w:color w:themeColor="text2" w:val="1F497D"/>
@@ -8197,12 +8521,14 @@
     </w:tblStylePr>
     <w:tblStylePr w:type="firstCol">
       <w:rPr>
+        <w:rFonts w:eastAsia="黑体"/>
         <w:b/>
         <w:bCs/>
       </w:rPr>
     </w:tblStylePr>
     <w:tblStylePr w:type="lastCol">
       <w:rPr>
+        <w:rFonts w:eastAsia="黑体"/>
         <w:b/>
         <w:bCs/>
       </w:rPr>
@@ -8236,6 +8562,7 @@
       <w:spacing w:after="0" w:line="240" w:lineRule="auto"/>
     </w:pPr>
     <w:rPr>
+      <w:rFonts w:eastAsia="黑体"/>
       <w:color w:themeColor="text1" w:val="000000"/>
     </w:rPr>
     <w:tblPr>
@@ -8255,7 +8582,7 @@
     </w:tblPr>
     <w:tblStylePr w:type="firstRow">
       <w:rPr>
-        <w:rFonts w:asciiTheme="majorHAnsi" w:cstheme="majorBidi" w:eastAsiaTheme="majorEastAsia" w:hAnsiTheme="majorHAnsi"/>
+        <w:rFonts w:asciiTheme="majorHAnsi" w:cstheme="majorBidi" w:hAnsiTheme="majorHAnsi" w:eastAsia="黑体"/>
       </w:rPr>
       <w:tblPr/>
       <w:tcPr>
@@ -8267,6 +8594,7 @@
     </w:tblStylePr>
     <w:tblStylePr w:type="lastRow">
       <w:rPr>
+        <w:rFonts w:eastAsia="黑体"/>
         <w:b/>
         <w:bCs/>
         <w:color w:themeColor="text2" w:val="1F497D"/>
@@ -8281,12 +8609,14 @@
     </w:tblStylePr>
     <w:tblStylePr w:type="firstCol">
       <w:rPr>
+        <w:rFonts w:eastAsia="黑体"/>
         <w:b/>
         <w:bCs/>
       </w:rPr>
     </w:tblStylePr>
     <w:tblStylePr w:type="lastCol">
       <w:rPr>
+        <w:rFonts w:eastAsia="黑体"/>
         <w:b/>
         <w:bCs/>
       </w:rPr>
@@ -8320,6 +8650,7 @@
       <w:spacing w:after="0" w:line="240" w:lineRule="auto"/>
     </w:pPr>
     <w:rPr>
+      <w:rFonts w:eastAsia="黑体"/>
       <w:color w:themeColor="text1" w:val="000000"/>
     </w:rPr>
     <w:tblPr>
@@ -8339,7 +8670,7 @@
     </w:tblPr>
     <w:tblStylePr w:type="firstRow">
       <w:rPr>
-        <w:rFonts w:asciiTheme="majorHAnsi" w:cstheme="majorBidi" w:eastAsiaTheme="majorEastAsia" w:hAnsiTheme="majorHAnsi"/>
+        <w:rFonts w:asciiTheme="majorHAnsi" w:cstheme="majorBidi" w:hAnsiTheme="majorHAnsi" w:eastAsia="黑体"/>
       </w:rPr>
       <w:tblPr/>
       <w:tcPr>
@@ -8351,6 +8682,7 @@
     </w:tblStylePr>
     <w:tblStylePr w:type="lastRow">
       <w:rPr>
+        <w:rFonts w:eastAsia="黑体"/>
         <w:b/>
         <w:bCs/>
         <w:color w:themeColor="text2" w:val="1F497D"/>
@@ -8365,12 +8697,14 @@
     </w:tblStylePr>
     <w:tblStylePr w:type="firstCol">
       <w:rPr>
+        <w:rFonts w:eastAsia="黑体"/>
         <w:b/>
         <w:bCs/>
       </w:rPr>
     </w:tblStylePr>
     <w:tblStylePr w:type="lastCol">
       <w:rPr>
+        <w:rFonts w:eastAsia="黑体"/>
         <w:b/>
         <w:bCs/>
       </w:rPr>
@@ -8404,6 +8738,7 @@
       <w:spacing w:after="0" w:line="240" w:lineRule="auto"/>
     </w:pPr>
     <w:rPr>
+      <w:rFonts w:eastAsia="黑体"/>
       <w:color w:themeColor="text1" w:val="000000"/>
     </w:rPr>
     <w:tblPr>
@@ -8423,7 +8758,7 @@
     </w:tblPr>
     <w:tblStylePr w:type="firstRow">
       <w:rPr>
-        <w:rFonts w:asciiTheme="majorHAnsi" w:cstheme="majorBidi" w:eastAsiaTheme="majorEastAsia" w:hAnsiTheme="majorHAnsi"/>
+        <w:rFonts w:asciiTheme="majorHAnsi" w:cstheme="majorBidi" w:hAnsiTheme="majorHAnsi" w:eastAsia="黑体"/>
       </w:rPr>
       <w:tblPr/>
       <w:tcPr>
@@ -8435,6 +8770,7 @@
     </w:tblStylePr>
     <w:tblStylePr w:type="lastRow">
       <w:rPr>
+        <w:rFonts w:eastAsia="黑体"/>
         <w:b/>
         <w:bCs/>
         <w:color w:themeColor="text2" w:val="1F497D"/>
@@ -8449,12 +8785,14 @@
     </w:tblStylePr>
     <w:tblStylePr w:type="firstCol">
       <w:rPr>
+        <w:rFonts w:eastAsia="黑体"/>
         <w:b/>
         <w:bCs/>
       </w:rPr>
     </w:tblStylePr>
     <w:tblStylePr w:type="lastCol">
       <w:rPr>
+        <w:rFonts w:eastAsia="黑体"/>
         <w:b/>
         <w:bCs/>
       </w:rPr>
@@ -8488,6 +8826,7 @@
       <w:spacing w:after="0" w:line="240" w:lineRule="auto"/>
     </w:pPr>
     <w:rPr>
+      <w:rFonts w:eastAsia="黑体"/>
       <w:color w:themeColor="text1" w:val="000000"/>
     </w:rPr>
     <w:tblPr>
@@ -8507,7 +8846,7 @@
     </w:tblPr>
     <w:tblStylePr w:type="firstRow">
       <w:rPr>
-        <w:rFonts w:asciiTheme="majorHAnsi" w:cstheme="majorBidi" w:eastAsiaTheme="majorEastAsia" w:hAnsiTheme="majorHAnsi"/>
+        <w:rFonts w:asciiTheme="majorHAnsi" w:cstheme="majorBidi" w:hAnsiTheme="majorHAnsi" w:eastAsia="黑体"/>
       </w:rPr>
       <w:tblPr/>
       <w:tcPr>
@@ -8519,6 +8858,7 @@
     </w:tblStylePr>
     <w:tblStylePr w:type="lastRow">
       <w:rPr>
+        <w:rFonts w:eastAsia="黑体"/>
         <w:b/>
         <w:bCs/>
         <w:color w:themeColor="text2" w:val="1F497D"/>
@@ -8533,12 +8873,14 @@
     </w:tblStylePr>
     <w:tblStylePr w:type="firstCol">
       <w:rPr>
+        <w:rFonts w:eastAsia="黑体"/>
         <w:b/>
         <w:bCs/>
       </w:rPr>
     </w:tblStylePr>
     <w:tblStylePr w:type="lastCol">
       <w:rPr>
+        <w:rFonts w:eastAsia="黑体"/>
         <w:b/>
         <w:bCs/>
       </w:rPr>
@@ -8572,6 +8914,7 @@
       <w:spacing w:after="0" w:line="240" w:lineRule="auto"/>
     </w:pPr>
     <w:rPr>
+      <w:rFonts w:eastAsia="黑体"/>
       <w:color w:themeColor="text1" w:val="000000"/>
     </w:rPr>
     <w:tblPr>
@@ -8591,7 +8934,7 @@
     </w:tblPr>
     <w:tblStylePr w:type="firstRow">
       <w:rPr>
-        <w:rFonts w:asciiTheme="majorHAnsi" w:cstheme="majorBidi" w:eastAsiaTheme="majorEastAsia" w:hAnsiTheme="majorHAnsi"/>
+        <w:rFonts w:asciiTheme="majorHAnsi" w:cstheme="majorBidi" w:hAnsiTheme="majorHAnsi" w:eastAsia="黑体"/>
       </w:rPr>
       <w:tblPr/>
       <w:tcPr>
@@ -8603,6 +8946,7 @@
     </w:tblStylePr>
     <w:tblStylePr w:type="lastRow">
       <w:rPr>
+        <w:rFonts w:eastAsia="黑体"/>
         <w:b/>
         <w:bCs/>
         <w:color w:themeColor="text2" w:val="1F497D"/>
@@ -8617,12 +8961,14 @@
     </w:tblStylePr>
     <w:tblStylePr w:type="firstCol">
       <w:rPr>
+        <w:rFonts w:eastAsia="黑体"/>
         <w:b/>
         <w:bCs/>
       </w:rPr>
     </w:tblStylePr>
     <w:tblStylePr w:type="lastCol">
       <w:rPr>
+        <w:rFonts w:eastAsia="黑体"/>
         <w:b/>
         <w:bCs/>
       </w:rPr>
@@ -8656,7 +9002,7 @@
       <w:spacing w:after="0" w:line="240" w:lineRule="auto"/>
     </w:pPr>
     <w:rPr>
-      <w:rFonts w:asciiTheme="majorHAnsi" w:cstheme="majorBidi" w:eastAsiaTheme="majorEastAsia" w:hAnsiTheme="majorHAnsi"/>
+      <w:rFonts w:asciiTheme="majorHAnsi" w:cstheme="majorBidi" w:hAnsiTheme="majorHAnsi" w:eastAsia="黑体"/>
       <w:color w:themeColor="text1" w:val="000000"/>
     </w:rPr>
     <w:tblPr>
@@ -8678,6 +9024,7 @@
     </w:tblPr>
     <w:tblStylePr w:type="firstRow">
       <w:rPr>
+        <w:rFonts w:eastAsia="黑体"/>
         <w:sz w:val="24"/>
         <w:szCs w:val="24"/>
       </w:rPr>
@@ -8784,7 +9131,7 @@
       <w:spacing w:after="0" w:line="240" w:lineRule="auto"/>
     </w:pPr>
     <w:rPr>
-      <w:rFonts w:asciiTheme="majorHAnsi" w:cstheme="majorBidi" w:eastAsiaTheme="majorEastAsia" w:hAnsiTheme="majorHAnsi"/>
+      <w:rFonts w:asciiTheme="majorHAnsi" w:cstheme="majorBidi" w:hAnsiTheme="majorHAnsi" w:eastAsia="黑体"/>
       <w:color w:themeColor="text1" w:val="000000"/>
     </w:rPr>
     <w:tblPr>
@@ -8806,6 +9153,7 @@
     </w:tblPr>
     <w:tblStylePr w:type="firstRow">
       <w:rPr>
+        <w:rFonts w:eastAsia="黑体"/>
         <w:sz w:val="24"/>
         <w:szCs w:val="24"/>
       </w:rPr>
@@ -8912,7 +9260,7 @@
       <w:spacing w:after="0" w:line="240" w:lineRule="auto"/>
     </w:pPr>
     <w:rPr>
-      <w:rFonts w:asciiTheme="majorHAnsi" w:cstheme="majorBidi" w:eastAsiaTheme="majorEastAsia" w:hAnsiTheme="majorHAnsi"/>
+      <w:rFonts w:asciiTheme="majorHAnsi" w:cstheme="majorBidi" w:hAnsiTheme="majorHAnsi" w:eastAsia="黑体"/>
       <w:color w:themeColor="text1" w:val="000000"/>
     </w:rPr>
     <w:tblPr>
@@ -8934,6 +9282,7 @@
     </w:tblPr>
     <w:tblStylePr w:type="firstRow">
       <w:rPr>
+        <w:rFonts w:eastAsia="黑体"/>
         <w:sz w:val="24"/>
         <w:szCs w:val="24"/>
       </w:rPr>
@@ -9040,7 +9389,7 @@
       <w:spacing w:after="0" w:line="240" w:lineRule="auto"/>
     </w:pPr>
     <w:rPr>
-      <w:rFonts w:asciiTheme="majorHAnsi" w:cstheme="majorBidi" w:eastAsiaTheme="majorEastAsia" w:hAnsiTheme="majorHAnsi"/>
+      <w:rFonts w:asciiTheme="majorHAnsi" w:cstheme="majorBidi" w:hAnsiTheme="majorHAnsi" w:eastAsia="黑体"/>
       <w:color w:themeColor="text1" w:val="000000"/>
     </w:rPr>
     <w:tblPr>
@@ -9062,6 +9411,7 @@
     </w:tblPr>
     <w:tblStylePr w:type="firstRow">
       <w:rPr>
+        <w:rFonts w:eastAsia="黑体"/>
         <w:sz w:val="24"/>
         <w:szCs w:val="24"/>
       </w:rPr>
@@ -9168,7 +9518,7 @@
       <w:spacing w:after="0" w:line="240" w:lineRule="auto"/>
     </w:pPr>
     <w:rPr>
-      <w:rFonts w:asciiTheme="majorHAnsi" w:cstheme="majorBidi" w:eastAsiaTheme="majorEastAsia" w:hAnsiTheme="majorHAnsi"/>
+      <w:rFonts w:asciiTheme="majorHAnsi" w:cstheme="majorBidi" w:hAnsiTheme="majorHAnsi" w:eastAsia="黑体"/>
       <w:color w:themeColor="text1" w:val="000000"/>
     </w:rPr>
     <w:tblPr>
@@ -9190,6 +9540,7 @@
     </w:tblPr>
     <w:tblStylePr w:type="firstRow">
       <w:rPr>
+        <w:rFonts w:eastAsia="黑体"/>
         <w:sz w:val="24"/>
         <w:szCs w:val="24"/>
       </w:rPr>
@@ -9296,7 +9647,7 @@
       <w:spacing w:after="0" w:line="240" w:lineRule="auto"/>
     </w:pPr>
     <w:rPr>
-      <w:rFonts w:asciiTheme="majorHAnsi" w:cstheme="majorBidi" w:eastAsiaTheme="majorEastAsia" w:hAnsiTheme="majorHAnsi"/>
+      <w:rFonts w:asciiTheme="majorHAnsi" w:cstheme="majorBidi" w:hAnsiTheme="majorHAnsi" w:eastAsia="黑体"/>
       <w:color w:themeColor="text1" w:val="000000"/>
     </w:rPr>
     <w:tblPr>
@@ -9318,6 +9669,7 @@
     </w:tblPr>
     <w:tblStylePr w:type="firstRow">
       <w:rPr>
+        <w:rFonts w:eastAsia="黑体"/>
         <w:sz w:val="24"/>
         <w:szCs w:val="24"/>
       </w:rPr>
@@ -9424,7 +9776,7 @@
       <w:spacing w:after="0" w:line="240" w:lineRule="auto"/>
     </w:pPr>
     <w:rPr>
-      <w:rFonts w:asciiTheme="majorHAnsi" w:cstheme="majorBidi" w:eastAsiaTheme="majorEastAsia" w:hAnsiTheme="majorHAnsi"/>
+      <w:rFonts w:asciiTheme="majorHAnsi" w:cstheme="majorBidi" w:hAnsiTheme="majorHAnsi" w:eastAsia="黑体"/>
       <w:color w:themeColor="text1" w:val="000000"/>
     </w:rPr>
     <w:tblPr>
@@ -9446,6 +9798,7 @@
     </w:tblPr>
     <w:tblStylePr w:type="firstRow">
       <w:rPr>
+        <w:rFonts w:eastAsia="黑体"/>
         <w:sz w:val="24"/>
         <w:szCs w:val="24"/>
       </w:rPr>
@@ -9575,12 +9928,14 @@
     </w:tcPr>
     <w:tblStylePr w:type="firstRow">
       <w:rPr>
+        <w:rFonts w:eastAsia="黑体"/>
         <w:b/>
         <w:bCs/>
       </w:rPr>
     </w:tblStylePr>
     <w:tblStylePr w:type="lastRow">
       <w:rPr>
+        <w:rFonts w:eastAsia="黑体"/>
         <w:b/>
         <w:bCs/>
       </w:rPr>
@@ -9593,12 +9948,14 @@
     </w:tblStylePr>
     <w:tblStylePr w:type="firstCol">
       <w:rPr>
+        <w:rFonts w:eastAsia="黑体"/>
         <w:b/>
         <w:bCs/>
       </w:rPr>
     </w:tblStylePr>
     <w:tblStylePr w:type="lastCol">
       <w:rPr>
+        <w:rFonts w:eastAsia="黑体"/>
         <w:b/>
         <w:bCs/>
       </w:rPr>
@@ -9648,12 +10005,14 @@
     </w:tcPr>
     <w:tblStylePr w:type="firstRow">
       <w:rPr>
+        <w:rFonts w:eastAsia="黑体"/>
         <w:b/>
         <w:bCs/>
       </w:rPr>
     </w:tblStylePr>
     <w:tblStylePr w:type="lastRow">
       <w:rPr>
+        <w:rFonts w:eastAsia="黑体"/>
         <w:b/>
         <w:bCs/>
       </w:rPr>
@@ -9666,12 +10025,14 @@
     </w:tblStylePr>
     <w:tblStylePr w:type="firstCol">
       <w:rPr>
+        <w:rFonts w:eastAsia="黑体"/>
         <w:b/>
         <w:bCs/>
       </w:rPr>
     </w:tblStylePr>
     <w:tblStylePr w:type="lastCol">
       <w:rPr>
+        <w:rFonts w:eastAsia="黑体"/>
         <w:b/>
         <w:bCs/>
       </w:rPr>
@@ -9721,12 +10082,14 @@
     </w:tcPr>
     <w:tblStylePr w:type="firstRow">
       <w:rPr>
+        <w:rFonts w:eastAsia="黑体"/>
         <w:b/>
         <w:bCs/>
       </w:rPr>
     </w:tblStylePr>
     <w:tblStylePr w:type="lastRow">
       <w:rPr>
+        <w:rFonts w:eastAsia="黑体"/>
         <w:b/>
         <w:bCs/>
       </w:rPr>
@@ -9739,12 +10102,14 @@
     </w:tblStylePr>
     <w:tblStylePr w:type="firstCol">
       <w:rPr>
+        <w:rFonts w:eastAsia="黑体"/>
         <w:b/>
         <w:bCs/>
       </w:rPr>
     </w:tblStylePr>
     <w:tblStylePr w:type="lastCol">
       <w:rPr>
+        <w:rFonts w:eastAsia="黑体"/>
         <w:b/>
         <w:bCs/>
       </w:rPr>
@@ -9794,12 +10159,14 @@
     </w:tcPr>
     <w:tblStylePr w:type="firstRow">
       <w:rPr>
+        <w:rFonts w:eastAsia="黑体"/>
         <w:b/>
         <w:bCs/>
       </w:rPr>
     </w:tblStylePr>
     <w:tblStylePr w:type="lastRow">
       <w:rPr>
+        <w:rFonts w:eastAsia="黑体"/>
         <w:b/>
         <w:bCs/>
       </w:rPr>
@@ -9812,12 +10179,14 @@
     </w:tblStylePr>
     <w:tblStylePr w:type="firstCol">
       <w:rPr>
+        <w:rFonts w:eastAsia="黑体"/>
         <w:b/>
         <w:bCs/>
       </w:rPr>
     </w:tblStylePr>
     <w:tblStylePr w:type="lastCol">
       <w:rPr>
+        <w:rFonts w:eastAsia="黑体"/>
         <w:b/>
         <w:bCs/>
       </w:rPr>
@@ -9867,12 +10236,14 @@
     </w:tcPr>
     <w:tblStylePr w:type="firstRow">
       <w:rPr>
+        <w:rFonts w:eastAsia="黑体"/>
         <w:b/>
         <w:bCs/>
       </w:rPr>
     </w:tblStylePr>
     <w:tblStylePr w:type="lastRow">
       <w:rPr>
+        <w:rFonts w:eastAsia="黑体"/>
         <w:b/>
         <w:bCs/>
       </w:rPr>
@@ -9885,12 +10256,14 @@
     </w:tblStylePr>
     <w:tblStylePr w:type="firstCol">
       <w:rPr>
+        <w:rFonts w:eastAsia="黑体"/>
         <w:b/>
         <w:bCs/>
       </w:rPr>
     </w:tblStylePr>
     <w:tblStylePr w:type="lastCol">
       <w:rPr>
+        <w:rFonts w:eastAsia="黑体"/>
         <w:b/>
         <w:bCs/>
       </w:rPr>
@@ -9940,12 +10313,14 @@
     </w:tcPr>
     <w:tblStylePr w:type="firstRow">
       <w:rPr>
+        <w:rFonts w:eastAsia="黑体"/>
         <w:b/>
         <w:bCs/>
       </w:rPr>
     </w:tblStylePr>
     <w:tblStylePr w:type="lastRow">
       <w:rPr>
+        <w:rFonts w:eastAsia="黑体"/>
         <w:b/>
         <w:bCs/>
       </w:rPr>
@@ -9958,12 +10333,14 @@
     </w:tblStylePr>
     <w:tblStylePr w:type="firstCol">
       <w:rPr>
+        <w:rFonts w:eastAsia="黑体"/>
         <w:b/>
         <w:bCs/>
       </w:rPr>
     </w:tblStylePr>
     <w:tblStylePr w:type="lastCol">
       <w:rPr>
+        <w:rFonts w:eastAsia="黑体"/>
         <w:b/>
         <w:bCs/>
       </w:rPr>
@@ -10013,12 +10390,14 @@
     </w:tcPr>
     <w:tblStylePr w:type="firstRow">
       <w:rPr>
+        <w:rFonts w:eastAsia="黑体"/>
         <w:b/>
         <w:bCs/>
       </w:rPr>
     </w:tblStylePr>
     <w:tblStylePr w:type="lastRow">
       <w:rPr>
+        <w:rFonts w:eastAsia="黑体"/>
         <w:b/>
         <w:bCs/>
       </w:rPr>
@@ -10031,12 +10410,14 @@
     </w:tblStylePr>
     <w:tblStylePr w:type="firstCol">
       <w:rPr>
+        <w:rFonts w:eastAsia="黑体"/>
         <w:b/>
         <w:bCs/>
       </w:rPr>
     </w:tblStylePr>
     <w:tblStylePr w:type="lastCol">
       <w:rPr>
+        <w:rFonts w:eastAsia="黑体"/>
         <w:b/>
         <w:bCs/>
       </w:rPr>
@@ -10063,7 +10444,7 @@
       <w:spacing w:after="0" w:line="240" w:lineRule="auto"/>
     </w:pPr>
     <w:rPr>
-      <w:rFonts w:asciiTheme="majorHAnsi" w:cstheme="majorBidi" w:eastAsiaTheme="majorEastAsia" w:hAnsiTheme="majorHAnsi"/>
+      <w:rFonts w:asciiTheme="majorHAnsi" w:cstheme="majorBidi" w:hAnsiTheme="majorHAnsi" w:eastAsia="黑体"/>
       <w:color w:themeColor="text1" w:val="000000"/>
     </w:rPr>
     <w:tblPr>
@@ -10090,6 +10471,7 @@
     </w:tcPr>
     <w:tblStylePr w:type="firstRow">
       <w:rPr>
+        <w:rFonts w:eastAsia="黑体"/>
         <w:b/>
         <w:bCs/>
         <w:color w:themeColor="text1" w:val="000000"/>
@@ -10101,6 +10483,7 @@
     </w:tblStylePr>
     <w:tblStylePr w:type="lastRow">
       <w:rPr>
+        <w:rFonts w:eastAsia="黑体"/>
         <w:b/>
         <w:bCs/>
         <w:color w:themeColor="text1" w:val="000000"/>
@@ -10120,6 +10503,7 @@
     </w:tblStylePr>
     <w:tblStylePr w:type="firstCol">
       <w:rPr>
+        <w:rFonts w:eastAsia="黑体"/>
         <w:b/>
         <w:bCs/>
         <w:color w:themeColor="text1" w:val="000000"/>
@@ -10139,6 +10523,7 @@
     </w:tblStylePr>
     <w:tblStylePr w:type="lastCol">
       <w:rPr>
+        <w:rFonts w:eastAsia="黑体"/>
         <w:b w:val="0"/>
         <w:bCs w:val="0"/>
         <w:color w:themeColor="text1" w:val="000000"/>
@@ -10188,7 +10573,7 @@
       <w:spacing w:after="0" w:line="240" w:lineRule="auto"/>
     </w:pPr>
     <w:rPr>
-      <w:rFonts w:asciiTheme="majorHAnsi" w:cstheme="majorBidi" w:eastAsiaTheme="majorEastAsia" w:hAnsiTheme="majorHAnsi"/>
+      <w:rFonts w:asciiTheme="majorHAnsi" w:cstheme="majorBidi" w:hAnsiTheme="majorHAnsi" w:eastAsia="黑体"/>
       <w:color w:themeColor="text1" w:val="000000"/>
     </w:rPr>
     <w:tblPr>
@@ -10215,6 +10600,7 @@
     </w:tcPr>
     <w:tblStylePr w:type="firstRow">
       <w:rPr>
+        <w:rFonts w:eastAsia="黑体"/>
         <w:b/>
         <w:bCs/>
         <w:color w:themeColor="text1" w:val="000000"/>
@@ -10226,6 +10612,7 @@
     </w:tblStylePr>
     <w:tblStylePr w:type="lastRow">
       <w:rPr>
+        <w:rFonts w:eastAsia="黑体"/>
         <w:b/>
         <w:bCs/>
         <w:color w:themeColor="text1" w:val="000000"/>
@@ -10245,6 +10632,7 @@
     </w:tblStylePr>
     <w:tblStylePr w:type="firstCol">
       <w:rPr>
+        <w:rFonts w:eastAsia="黑体"/>
         <w:b/>
         <w:bCs/>
         <w:color w:themeColor="text1" w:val="000000"/>
@@ -10264,6 +10652,7 @@
     </w:tblStylePr>
     <w:tblStylePr w:type="lastCol">
       <w:rPr>
+        <w:rFonts w:eastAsia="黑体"/>
         <w:b w:val="0"/>
         <w:bCs w:val="0"/>
         <w:color w:themeColor="text1" w:val="000000"/>
@@ -10313,7 +10702,7 @@
       <w:spacing w:after="0" w:line="240" w:lineRule="auto"/>
     </w:pPr>
     <w:rPr>
-      <w:rFonts w:asciiTheme="majorHAnsi" w:cstheme="majorBidi" w:eastAsiaTheme="majorEastAsia" w:hAnsiTheme="majorHAnsi"/>
+      <w:rFonts w:asciiTheme="majorHAnsi" w:cstheme="majorBidi" w:hAnsiTheme="majorHAnsi" w:eastAsia="黑体"/>
       <w:color w:themeColor="text1" w:val="000000"/>
     </w:rPr>
     <w:tblPr>
@@ -10340,6 +10729,7 @@
     </w:tcPr>
     <w:tblStylePr w:type="firstRow">
       <w:rPr>
+        <w:rFonts w:eastAsia="黑体"/>
         <w:b/>
         <w:bCs/>
         <w:color w:themeColor="text1" w:val="000000"/>
@@ -10351,6 +10741,7 @@
     </w:tblStylePr>
     <w:tblStylePr w:type="lastRow">
       <w:rPr>
+        <w:rFonts w:eastAsia="黑体"/>
         <w:b/>
         <w:bCs/>
         <w:color w:themeColor="text1" w:val="000000"/>
@@ -10370,6 +10761,7 @@
     </w:tblStylePr>
     <w:tblStylePr w:type="firstCol">
       <w:rPr>
+        <w:rFonts w:eastAsia="黑体"/>
         <w:b/>
         <w:bCs/>
         <w:color w:themeColor="text1" w:val="000000"/>
@@ -10389,6 +10781,7 @@
     </w:tblStylePr>
     <w:tblStylePr w:type="lastCol">
       <w:rPr>
+        <w:rFonts w:eastAsia="黑体"/>
         <w:b w:val="0"/>
         <w:bCs w:val="0"/>
         <w:color w:themeColor="text1" w:val="000000"/>
@@ -10438,7 +10831,7 @@
       <w:spacing w:after="0" w:line="240" w:lineRule="auto"/>
     </w:pPr>
     <w:rPr>
-      <w:rFonts w:asciiTheme="majorHAnsi" w:cstheme="majorBidi" w:eastAsiaTheme="majorEastAsia" w:hAnsiTheme="majorHAnsi"/>
+      <w:rFonts w:asciiTheme="majorHAnsi" w:cstheme="majorBidi" w:hAnsiTheme="majorHAnsi" w:eastAsia="黑体"/>
       <w:color w:themeColor="text1" w:val="000000"/>
     </w:rPr>
     <w:tblPr>
@@ -10465,6 +10858,7 @@
     </w:tcPr>
     <w:tblStylePr w:type="firstRow">
       <w:rPr>
+        <w:rFonts w:eastAsia="黑体"/>
         <w:b/>
         <w:bCs/>
         <w:color w:themeColor="text1" w:val="000000"/>
@@ -10476,6 +10870,7 @@
     </w:tblStylePr>
     <w:tblStylePr w:type="lastRow">
       <w:rPr>
+        <w:rFonts w:eastAsia="黑体"/>
         <w:b/>
         <w:bCs/>
         <w:color w:themeColor="text1" w:val="000000"/>
@@ -10495,6 +10890,7 @@
     </w:tblStylePr>
     <w:tblStylePr w:type="firstCol">
       <w:rPr>
+        <w:rFonts w:eastAsia="黑体"/>
         <w:b/>
         <w:bCs/>
         <w:color w:themeColor="text1" w:val="000000"/>
@@ -10514,6 +10910,7 @@
     </w:tblStylePr>
     <w:tblStylePr w:type="lastCol">
       <w:rPr>
+        <w:rFonts w:eastAsia="黑体"/>
         <w:b w:val="0"/>
         <w:bCs w:val="0"/>
         <w:color w:themeColor="text1" w:val="000000"/>
@@ -10563,7 +10960,7 @@
       <w:spacing w:after="0" w:line="240" w:lineRule="auto"/>
     </w:pPr>
     <w:rPr>
-      <w:rFonts w:asciiTheme="majorHAnsi" w:cstheme="majorBidi" w:eastAsiaTheme="majorEastAsia" w:hAnsiTheme="majorHAnsi"/>
+      <w:rFonts w:asciiTheme="majorHAnsi" w:cstheme="majorBidi" w:hAnsiTheme="majorHAnsi" w:eastAsia="黑体"/>
       <w:color w:themeColor="text1" w:val="000000"/>
     </w:rPr>
     <w:tblPr>
@@ -10590,6 +10987,7 @@
     </w:tcPr>
     <w:tblStylePr w:type="firstRow">
       <w:rPr>
+        <w:rFonts w:eastAsia="黑体"/>
         <w:b/>
         <w:bCs/>
         <w:color w:themeColor="text1" w:val="000000"/>
@@ -10601,6 +10999,7 @@
     </w:tblStylePr>
     <w:tblStylePr w:type="lastRow">
       <w:rPr>
+        <w:rFonts w:eastAsia="黑体"/>
         <w:b/>
         <w:bCs/>
         <w:color w:themeColor="text1" w:val="000000"/>
@@ -10620,6 +11019,7 @@
     </w:tblStylePr>
     <w:tblStylePr w:type="firstCol">
       <w:rPr>
+        <w:rFonts w:eastAsia="黑体"/>
         <w:b/>
         <w:bCs/>
         <w:color w:themeColor="text1" w:val="000000"/>
@@ -10639,6 +11039,7 @@
     </w:tblStylePr>
     <w:tblStylePr w:type="lastCol">
       <w:rPr>
+        <w:rFonts w:eastAsia="黑体"/>
         <w:b w:val="0"/>
         <w:bCs w:val="0"/>
         <w:color w:themeColor="text1" w:val="000000"/>
@@ -10688,7 +11089,7 @@
       <w:spacing w:after="0" w:line="240" w:lineRule="auto"/>
     </w:pPr>
     <w:rPr>
-      <w:rFonts w:asciiTheme="majorHAnsi" w:cstheme="majorBidi" w:eastAsiaTheme="majorEastAsia" w:hAnsiTheme="majorHAnsi"/>
+      <w:rFonts w:asciiTheme="majorHAnsi" w:cstheme="majorBidi" w:hAnsiTheme="majorHAnsi" w:eastAsia="黑体"/>
       <w:color w:themeColor="text1" w:val="000000"/>
     </w:rPr>
     <w:tblPr>
@@ -10715,6 +11116,7 @@
     </w:tcPr>
     <w:tblStylePr w:type="firstRow">
       <w:rPr>
+        <w:rFonts w:eastAsia="黑体"/>
         <w:b/>
         <w:bCs/>
         <w:color w:themeColor="text1" w:val="000000"/>
@@ -10726,6 +11128,7 @@
     </w:tblStylePr>
     <w:tblStylePr w:type="lastRow">
       <w:rPr>
+        <w:rFonts w:eastAsia="黑体"/>
         <w:b/>
         <w:bCs/>
         <w:color w:themeColor="text1" w:val="000000"/>
@@ -10745,6 +11148,7 @@
     </w:tblStylePr>
     <w:tblStylePr w:type="firstCol">
       <w:rPr>
+        <w:rFonts w:eastAsia="黑体"/>
         <w:b/>
         <w:bCs/>
         <w:color w:themeColor="text1" w:val="000000"/>
@@ -10764,6 +11168,7 @@
     </w:tblStylePr>
     <w:tblStylePr w:type="lastCol">
       <w:rPr>
+        <w:rFonts w:eastAsia="黑体"/>
         <w:b w:val="0"/>
         <w:bCs w:val="0"/>
         <w:color w:themeColor="text1" w:val="000000"/>
@@ -10813,7 +11218,7 @@
       <w:spacing w:after="0" w:line="240" w:lineRule="auto"/>
     </w:pPr>
     <w:rPr>
-      <w:rFonts w:asciiTheme="majorHAnsi" w:cstheme="majorBidi" w:eastAsiaTheme="majorEastAsia" w:hAnsiTheme="majorHAnsi"/>
+      <w:rFonts w:asciiTheme="majorHAnsi" w:cstheme="majorBidi" w:hAnsiTheme="majorHAnsi" w:eastAsia="黑体"/>
       <w:color w:themeColor="text1" w:val="000000"/>
     </w:rPr>
     <w:tblPr>
@@ -10840,6 +11245,7 @@
     </w:tcPr>
     <w:tblStylePr w:type="firstRow">
       <w:rPr>
+        <w:rFonts w:eastAsia="黑体"/>
         <w:b/>
         <w:bCs/>
         <w:color w:themeColor="text1" w:val="000000"/>
@@ -10851,6 +11257,7 @@
     </w:tblStylePr>
     <w:tblStylePr w:type="lastRow">
       <w:rPr>
+        <w:rFonts w:eastAsia="黑体"/>
         <w:b/>
         <w:bCs/>
         <w:color w:themeColor="text1" w:val="000000"/>
@@ -10870,6 +11277,7 @@
     </w:tblStylePr>
     <w:tblStylePr w:type="firstCol">
       <w:rPr>
+        <w:rFonts w:eastAsia="黑体"/>
         <w:b/>
         <w:bCs/>
         <w:color w:themeColor="text1" w:val="000000"/>
@@ -10889,6 +11297,7 @@
     </w:tblStylePr>
     <w:tblStylePr w:type="lastCol">
       <w:rPr>
+        <w:rFonts w:eastAsia="黑体"/>
         <w:b w:val="0"/>
         <w:bCs w:val="0"/>
         <w:color w:themeColor="text1" w:val="000000"/>
@@ -10961,6 +11370,7 @@
     </w:tcPr>
     <w:tblStylePr w:type="firstRow">
       <w:rPr>
+        <w:rFonts w:eastAsia="黑体"/>
         <w:b/>
         <w:bCs/>
         <w:i w:val="0"/>
@@ -10982,6 +11392,7 @@
     </w:tblStylePr>
     <w:tblStylePr w:type="lastRow">
       <w:rPr>
+        <w:rFonts w:eastAsia="黑体"/>
         <w:b/>
         <w:bCs/>
         <w:i w:val="0"/>
@@ -11003,6 +11414,7 @@
     </w:tblStylePr>
     <w:tblStylePr w:type="firstCol">
       <w:rPr>
+        <w:rFonts w:eastAsia="黑体"/>
         <w:b/>
         <w:bCs/>
         <w:i w:val="0"/>
@@ -11022,6 +11434,7 @@
     </w:tblStylePr>
     <w:tblStylePr w:type="lastCol">
       <w:rPr>
+        <w:rFonts w:eastAsia="黑体"/>
         <w:b/>
         <w:bCs/>
         <w:i w:val="0"/>
@@ -11102,6 +11515,7 @@
     </w:tcPr>
     <w:tblStylePr w:type="firstRow">
       <w:rPr>
+        <w:rFonts w:eastAsia="黑体"/>
         <w:b/>
         <w:bCs/>
         <w:i w:val="0"/>
@@ -11123,6 +11537,7 @@
     </w:tblStylePr>
     <w:tblStylePr w:type="lastRow">
       <w:rPr>
+        <w:rFonts w:eastAsia="黑体"/>
         <w:b/>
         <w:bCs/>
         <w:i w:val="0"/>
@@ -11144,6 +11559,7 @@
     </w:tblStylePr>
     <w:tblStylePr w:type="firstCol">
       <w:rPr>
+        <w:rFonts w:eastAsia="黑体"/>
         <w:b/>
         <w:bCs/>
         <w:i w:val="0"/>
@@ -11163,6 +11579,7 @@
     </w:tblStylePr>
     <w:tblStylePr w:type="lastCol">
       <w:rPr>
+        <w:rFonts w:eastAsia="黑体"/>
         <w:b/>
         <w:bCs/>
         <w:i w:val="0"/>
@@ -11243,6 +11660,7 @@
     </w:tcPr>
     <w:tblStylePr w:type="firstRow">
       <w:rPr>
+        <w:rFonts w:eastAsia="黑体"/>
         <w:b/>
         <w:bCs/>
         <w:i w:val="0"/>
@@ -11264,6 +11682,7 @@
     </w:tblStylePr>
     <w:tblStylePr w:type="lastRow">
       <w:rPr>
+        <w:rFonts w:eastAsia="黑体"/>
         <w:b/>
         <w:bCs/>
         <w:i w:val="0"/>
@@ -11285,6 +11704,7 @@
     </w:tblStylePr>
     <w:tblStylePr w:type="firstCol">
       <w:rPr>
+        <w:rFonts w:eastAsia="黑体"/>
         <w:b/>
         <w:bCs/>
         <w:i w:val="0"/>
@@ -11304,6 +11724,7 @@
     </w:tblStylePr>
     <w:tblStylePr w:type="lastCol">
       <w:rPr>
+        <w:rFonts w:eastAsia="黑体"/>
         <w:b/>
         <w:bCs/>
         <w:i w:val="0"/>
@@ -11384,6 +11805,7 @@
     </w:tcPr>
     <w:tblStylePr w:type="firstRow">
       <w:rPr>
+        <w:rFonts w:eastAsia="黑体"/>
         <w:b/>
         <w:bCs/>
         <w:i w:val="0"/>
@@ -11405,6 +11827,7 @@
     </w:tblStylePr>
     <w:tblStylePr w:type="lastRow">
       <w:rPr>
+        <w:rFonts w:eastAsia="黑体"/>
         <w:b/>
         <w:bCs/>
         <w:i w:val="0"/>
@@ -11426,6 +11849,7 @@
     </w:tblStylePr>
     <w:tblStylePr w:type="firstCol">
       <w:rPr>
+        <w:rFonts w:eastAsia="黑体"/>
         <w:b/>
         <w:bCs/>
         <w:i w:val="0"/>
@@ -11445,6 +11869,7 @@
     </w:tblStylePr>
     <w:tblStylePr w:type="lastCol">
       <w:rPr>
+        <w:rFonts w:eastAsia="黑体"/>
         <w:b/>
         <w:bCs/>
         <w:i w:val="0"/>
@@ -11525,6 +11950,7 @@
     </w:tcPr>
     <w:tblStylePr w:type="firstRow">
       <w:rPr>
+        <w:rFonts w:eastAsia="黑体"/>
         <w:b/>
         <w:bCs/>
         <w:i w:val="0"/>
@@ -11546,6 +11972,7 @@
     </w:tblStylePr>
     <w:tblStylePr w:type="lastRow">
       <w:rPr>
+        <w:rFonts w:eastAsia="黑体"/>
         <w:b/>
         <w:bCs/>
         <w:i w:val="0"/>
@@ -11567,6 +11994,7 @@
     </w:tblStylePr>
     <w:tblStylePr w:type="firstCol">
       <w:rPr>
+        <w:rFonts w:eastAsia="黑体"/>
         <w:b/>
         <w:bCs/>
         <w:i w:val="0"/>
@@ -11586,6 +12014,7 @@
     </w:tblStylePr>
     <w:tblStylePr w:type="lastCol">
       <w:rPr>
+        <w:rFonts w:eastAsia="黑体"/>
         <w:b/>
         <w:bCs/>
         <w:i w:val="0"/>
@@ -11666,6 +12095,7 @@
     </w:tcPr>
     <w:tblStylePr w:type="firstRow">
       <w:rPr>
+        <w:rFonts w:eastAsia="黑体"/>
         <w:b/>
         <w:bCs/>
         <w:i w:val="0"/>
@@ -11687,6 +12117,7 @@
     </w:tblStylePr>
     <w:tblStylePr w:type="lastRow">
       <w:rPr>
+        <w:rFonts w:eastAsia="黑体"/>
         <w:b/>
         <w:bCs/>
         <w:i w:val="0"/>
@@ -11708,6 +12139,7 @@
     </w:tblStylePr>
     <w:tblStylePr w:type="firstCol">
       <w:rPr>
+        <w:rFonts w:eastAsia="黑体"/>
         <w:b/>
         <w:bCs/>
         <w:i w:val="0"/>
@@ -11727,6 +12159,7 @@
     </w:tblStylePr>
     <w:tblStylePr w:type="lastCol">
       <w:rPr>
+        <w:rFonts w:eastAsia="黑体"/>
         <w:b/>
         <w:bCs/>
         <w:i w:val="0"/>
@@ -11807,6 +12240,7 @@
     </w:tcPr>
     <w:tblStylePr w:type="firstRow">
       <w:rPr>
+        <w:rFonts w:eastAsia="黑体"/>
         <w:b/>
         <w:bCs/>
         <w:i w:val="0"/>
@@ -11828,6 +12262,7 @@
     </w:tblStylePr>
     <w:tblStylePr w:type="lastRow">
       <w:rPr>
+        <w:rFonts w:eastAsia="黑体"/>
         <w:b/>
         <w:bCs/>
         <w:i w:val="0"/>
@@ -11849,6 +12284,7 @@
     </w:tblStylePr>
     <w:tblStylePr w:type="firstCol">
       <w:rPr>
+        <w:rFonts w:eastAsia="黑体"/>
         <w:b/>
         <w:bCs/>
         <w:i w:val="0"/>
@@ -11868,6 +12304,7 @@
     </w:tblStylePr>
     <w:tblStylePr w:type="lastCol">
       <w:rPr>
+        <w:rFonts w:eastAsia="黑体"/>
         <w:b/>
         <w:bCs/>
         <w:i w:val="0"/>
@@ -11925,6 +12362,7 @@
       <w:spacing w:after="0" w:line="240" w:lineRule="auto"/>
     </w:pPr>
     <w:rPr>
+      <w:rFonts w:eastAsia="黑体"/>
       <w:color w:themeColor="background1" w:val="FFFFFF"/>
     </w:rPr>
     <w:tblPr>
@@ -11943,6 +12381,7 @@
     </w:tcPr>
     <w:tblStylePr w:type="firstRow">
       <w:rPr>
+        <w:rFonts w:eastAsia="黑体"/>
         <w:b/>
         <w:bCs/>
       </w:rPr>
@@ -12039,6 +12478,7 @@
       <w:spacing w:after="0" w:line="240" w:lineRule="auto"/>
     </w:pPr>
     <w:rPr>
+      <w:rFonts w:eastAsia="黑体"/>
       <w:color w:themeColor="background1" w:val="FFFFFF"/>
     </w:rPr>
     <w:tblPr>
@@ -12057,6 +12497,7 @@
     </w:tcPr>
     <w:tblStylePr w:type="firstRow">
       <w:rPr>
+        <w:rFonts w:eastAsia="黑体"/>
         <w:b/>
         <w:bCs/>
       </w:rPr>
@@ -12153,6 +12594,7 @@
       <w:spacing w:after="0" w:line="240" w:lineRule="auto"/>
     </w:pPr>
     <w:rPr>
+      <w:rFonts w:eastAsia="黑体"/>
       <w:color w:themeColor="background1" w:val="FFFFFF"/>
     </w:rPr>
     <w:tblPr>
@@ -12171,6 +12613,7 @@
     </w:tcPr>
     <w:tblStylePr w:type="firstRow">
       <w:rPr>
+        <w:rFonts w:eastAsia="黑体"/>
         <w:b/>
         <w:bCs/>
       </w:rPr>
@@ -12267,6 +12710,7 @@
       <w:spacing w:after="0" w:line="240" w:lineRule="auto"/>
     </w:pPr>
     <w:rPr>
+      <w:rFonts w:eastAsia="黑体"/>
       <w:color w:themeColor="background1" w:val="FFFFFF"/>
     </w:rPr>
     <w:tblPr>
@@ -12285,6 +12729,7 @@
     </w:tcPr>
     <w:tblStylePr w:type="firstRow">
       <w:rPr>
+        <w:rFonts w:eastAsia="黑体"/>
         <w:b/>
         <w:bCs/>
       </w:rPr>
@@ -12381,6 +12826,7 @@
       <w:spacing w:after="0" w:line="240" w:lineRule="auto"/>
     </w:pPr>
     <w:rPr>
+      <w:rFonts w:eastAsia="黑体"/>
       <w:color w:themeColor="background1" w:val="FFFFFF"/>
     </w:rPr>
     <w:tblPr>
@@ -12399,6 +12845,7 @@
     </w:tcPr>
     <w:tblStylePr w:type="firstRow">
       <w:rPr>
+        <w:rFonts w:eastAsia="黑体"/>
         <w:b/>
         <w:bCs/>
       </w:rPr>
@@ -12495,6 +12942,7 @@
       <w:spacing w:after="0" w:line="240" w:lineRule="auto"/>
     </w:pPr>
     <w:rPr>
+      <w:rFonts w:eastAsia="黑体"/>
       <w:color w:themeColor="background1" w:val="FFFFFF"/>
     </w:rPr>
     <w:tblPr>
@@ -12513,6 +12961,7 @@
     </w:tcPr>
     <w:tblStylePr w:type="firstRow">
       <w:rPr>
+        <w:rFonts w:eastAsia="黑体"/>
         <w:b/>
         <w:bCs/>
       </w:rPr>
@@ -12609,6 +13058,7 @@
       <w:spacing w:after="0" w:line="240" w:lineRule="auto"/>
     </w:pPr>
     <w:rPr>
+      <w:rFonts w:eastAsia="黑体"/>
       <w:color w:themeColor="background1" w:val="FFFFFF"/>
     </w:rPr>
     <w:tblPr>
@@ -12627,6 +13077,7 @@
     </w:tcPr>
     <w:tblStylePr w:type="firstRow">
       <w:rPr>
+        <w:rFonts w:eastAsia="黑体"/>
         <w:b/>
         <w:bCs/>
       </w:rPr>
@@ -12723,6 +13174,7 @@
       <w:spacing w:after="0" w:line="240" w:lineRule="auto"/>
     </w:pPr>
     <w:rPr>
+      <w:rFonts w:eastAsia="黑体"/>
       <w:color w:themeColor="text1" w:val="000000"/>
     </w:rPr>
     <w:tblPr>
@@ -12749,6 +13201,7 @@
     </w:tcPr>
     <w:tblStylePr w:type="firstRow">
       <w:rPr>
+        <w:rFonts w:eastAsia="黑体"/>
         <w:b/>
         <w:bCs/>
       </w:rPr>
@@ -12767,6 +13220,7 @@
     </w:tblStylePr>
     <w:tblStylePr w:type="lastRow">
       <w:rPr>
+        <w:rFonts w:eastAsia="黑体"/>
         <w:b/>
         <w:bCs/>
         <w:color w:themeColor="background1" w:val="FFFFFF"/>
@@ -12781,6 +13235,7 @@
     </w:tblStylePr>
     <w:tblStylePr w:type="firstCol">
       <w:rPr>
+        <w:rFonts w:eastAsia="黑体"/>
         <w:color w:themeColor="background1" w:val="FFFFFF"/>
       </w:rPr>
       <w:tblPr/>
@@ -12798,6 +13253,7 @@
     </w:tblStylePr>
     <w:tblStylePr w:type="lastCol">
       <w:rPr>
+        <w:rFonts w:eastAsia="黑体"/>
         <w:color w:themeColor="background1" w:val="FFFFFF"/>
       </w:rPr>
       <w:tblPr/>
@@ -12827,11 +13283,13 @@
     </w:tblStylePr>
     <w:tblStylePr w:type="neCell">
       <w:rPr>
+        <w:rFonts w:eastAsia="黑体"/>
         <w:color w:themeColor="text1" w:val="000000"/>
       </w:rPr>
     </w:tblStylePr>
     <w:tblStylePr w:type="nwCell">
       <w:rPr>
+        <w:rFonts w:eastAsia="黑体"/>
         <w:color w:themeColor="text1" w:val="000000"/>
       </w:rPr>
     </w:tblStylePr>
@@ -12845,6 +13303,7 @@
       <w:spacing w:after="0" w:line="240" w:lineRule="auto"/>
     </w:pPr>
     <w:rPr>
+      <w:rFonts w:eastAsia="黑体"/>
       <w:color w:themeColor="text1" w:val="000000"/>
     </w:rPr>
     <w:tblPr>
@@ -12871,6 +13330,7 @@
     </w:tcPr>
     <w:tblStylePr w:type="firstRow">
       <w:rPr>
+        <w:rFonts w:eastAsia="黑体"/>
         <w:b/>
         <w:bCs/>
       </w:rPr>
@@ -12889,6 +13349,7 @@
     </w:tblStylePr>
     <w:tblStylePr w:type="lastRow">
       <w:rPr>
+        <w:rFonts w:eastAsia="黑体"/>
         <w:b/>
         <w:bCs/>
         <w:color w:themeColor="background1" w:val="FFFFFF"/>
@@ -12903,6 +13364,7 @@
     </w:tblStylePr>
     <w:tblStylePr w:type="firstCol">
       <w:rPr>
+        <w:rFonts w:eastAsia="黑体"/>
         <w:color w:themeColor="background1" w:val="FFFFFF"/>
       </w:rPr>
       <w:tblPr/>
@@ -12920,6 +13382,7 @@
     </w:tblStylePr>
     <w:tblStylePr w:type="lastCol">
       <w:rPr>
+        <w:rFonts w:eastAsia="黑体"/>
         <w:color w:themeColor="background1" w:val="FFFFFF"/>
       </w:rPr>
       <w:tblPr/>
@@ -12949,11 +13412,13 @@
     </w:tblStylePr>
     <w:tblStylePr w:type="neCell">
       <w:rPr>
+        <w:rFonts w:eastAsia="黑体"/>
         <w:color w:themeColor="text1" w:val="000000"/>
       </w:rPr>
     </w:tblStylePr>
     <w:tblStylePr w:type="nwCell">
       <w:rPr>
+        <w:rFonts w:eastAsia="黑体"/>
         <w:color w:themeColor="text1" w:val="000000"/>
       </w:rPr>
     </w:tblStylePr>
@@ -12967,6 +13432,7 @@
       <w:spacing w:after="0" w:line="240" w:lineRule="auto"/>
     </w:pPr>
     <w:rPr>
+      <w:rFonts w:eastAsia="黑体"/>
       <w:color w:themeColor="text1" w:val="000000"/>
     </w:rPr>
     <w:tblPr>
@@ -12993,6 +13459,7 @@
     </w:tcPr>
     <w:tblStylePr w:type="firstRow">
       <w:rPr>
+        <w:rFonts w:eastAsia="黑体"/>
         <w:b/>
         <w:bCs/>
       </w:rPr>
@@ -13011,6 +13478,7 @@
     </w:tblStylePr>
     <w:tblStylePr w:type="lastRow">
       <w:rPr>
+        <w:rFonts w:eastAsia="黑体"/>
         <w:b/>
         <w:bCs/>
         <w:color w:themeColor="background1" w:val="FFFFFF"/>
@@ -13025,6 +13493,7 @@
     </w:tblStylePr>
     <w:tblStylePr w:type="firstCol">
       <w:rPr>
+        <w:rFonts w:eastAsia="黑体"/>
         <w:color w:themeColor="background1" w:val="FFFFFF"/>
       </w:rPr>
       <w:tblPr/>
@@ -13042,6 +13511,7 @@
     </w:tblStylePr>
     <w:tblStylePr w:type="lastCol">
       <w:rPr>
+        <w:rFonts w:eastAsia="黑体"/>
         <w:color w:themeColor="background1" w:val="FFFFFF"/>
       </w:rPr>
       <w:tblPr/>
@@ -13071,11 +13541,13 @@
     </w:tblStylePr>
     <w:tblStylePr w:type="neCell">
       <w:rPr>
+        <w:rFonts w:eastAsia="黑体"/>
         <w:color w:themeColor="text1" w:val="000000"/>
       </w:rPr>
     </w:tblStylePr>
     <w:tblStylePr w:type="nwCell">
       <w:rPr>
+        <w:rFonts w:eastAsia="黑体"/>
         <w:color w:themeColor="text1" w:val="000000"/>
       </w:rPr>
     </w:tblStylePr>
@@ -13089,6 +13561,7 @@
       <w:spacing w:after="0" w:line="240" w:lineRule="auto"/>
     </w:pPr>
     <w:rPr>
+      <w:rFonts w:eastAsia="黑体"/>
       <w:color w:themeColor="text1" w:val="000000"/>
     </w:rPr>
     <w:tblPr>
@@ -13115,6 +13588,7 @@
     </w:tcPr>
     <w:tblStylePr w:type="firstRow">
       <w:rPr>
+        <w:rFonts w:eastAsia="黑体"/>
         <w:b/>
         <w:bCs/>
       </w:rPr>
@@ -13133,6 +13607,7 @@
     </w:tblStylePr>
     <w:tblStylePr w:type="lastRow">
       <w:rPr>
+        <w:rFonts w:eastAsia="黑体"/>
         <w:b/>
         <w:bCs/>
         <w:color w:themeColor="background1" w:val="FFFFFF"/>
@@ -13147,6 +13622,7 @@
     </w:tblStylePr>
     <w:tblStylePr w:type="firstCol">
       <w:rPr>
+        <w:rFonts w:eastAsia="黑体"/>
         <w:color w:themeColor="background1" w:val="FFFFFF"/>
       </w:rPr>
       <w:tblPr/>
@@ -13164,6 +13640,7 @@
     </w:tblStylePr>
     <w:tblStylePr w:type="lastCol">
       <w:rPr>
+        <w:rFonts w:eastAsia="黑体"/>
         <w:color w:themeColor="background1" w:val="FFFFFF"/>
       </w:rPr>
       <w:tblPr/>
@@ -13201,6 +13678,7 @@
       <w:spacing w:after="0" w:line="240" w:lineRule="auto"/>
     </w:pPr>
     <w:rPr>
+      <w:rFonts w:eastAsia="黑体"/>
       <w:color w:themeColor="text1" w:val="000000"/>
     </w:rPr>
     <w:tblPr>
@@ -13227,6 +13705,7 @@
     </w:tcPr>
     <w:tblStylePr w:type="firstRow">
       <w:rPr>
+        <w:rFonts w:eastAsia="黑体"/>
         <w:b/>
         <w:bCs/>
       </w:rPr>
@@ -13245,6 +13724,7 @@
     </w:tblStylePr>
     <w:tblStylePr w:type="lastRow">
       <w:rPr>
+        <w:rFonts w:eastAsia="黑体"/>
         <w:b/>
         <w:bCs/>
         <w:color w:themeColor="background1" w:val="FFFFFF"/>
@@ -13259,6 +13739,7 @@
     </w:tblStylePr>
     <w:tblStylePr w:type="firstCol">
       <w:rPr>
+        <w:rFonts w:eastAsia="黑体"/>
         <w:color w:themeColor="background1" w:val="FFFFFF"/>
       </w:rPr>
       <w:tblPr/>
@@ -13276,6 +13757,7 @@
     </w:tblStylePr>
     <w:tblStylePr w:type="lastCol">
       <w:rPr>
+        <w:rFonts w:eastAsia="黑体"/>
         <w:color w:themeColor="background1" w:val="FFFFFF"/>
       </w:rPr>
       <w:tblPr/>
@@ -13305,11 +13787,13 @@
     </w:tblStylePr>
     <w:tblStylePr w:type="neCell">
       <w:rPr>
+        <w:rFonts w:eastAsia="黑体"/>
         <w:color w:themeColor="text1" w:val="000000"/>
       </w:rPr>
     </w:tblStylePr>
     <w:tblStylePr w:type="nwCell">
       <w:rPr>
+        <w:rFonts w:eastAsia="黑体"/>
         <w:color w:themeColor="text1" w:val="000000"/>
       </w:rPr>
     </w:tblStylePr>
@@ -13323,6 +13807,7 @@
       <w:spacing w:after="0" w:line="240" w:lineRule="auto"/>
     </w:pPr>
     <w:rPr>
+      <w:rFonts w:eastAsia="黑体"/>
       <w:color w:themeColor="text1" w:val="000000"/>
     </w:rPr>
     <w:tblPr>
@@ -13349,6 +13834,7 @@
     </w:tcPr>
     <w:tblStylePr w:type="firstRow">
       <w:rPr>
+        <w:rFonts w:eastAsia="黑体"/>
         <w:b/>
         <w:bCs/>
       </w:rPr>
@@ -13367,6 +13853,7 @@
     </w:tblStylePr>
     <w:tblStylePr w:type="lastRow">
       <w:rPr>
+        <w:rFonts w:eastAsia="黑体"/>
         <w:b/>
         <w:bCs/>
         <w:color w:themeColor="background1" w:val="FFFFFF"/>
@@ -13381,6 +13868,7 @@
     </w:tblStylePr>
     <w:tblStylePr w:type="firstCol">
       <w:rPr>
+        <w:rFonts w:eastAsia="黑体"/>
         <w:color w:themeColor="background1" w:val="FFFFFF"/>
       </w:rPr>
       <w:tblPr/>
@@ -13398,6 +13886,7 @@
     </w:tblStylePr>
     <w:tblStylePr w:type="lastCol">
       <w:rPr>
+        <w:rFonts w:eastAsia="黑体"/>
         <w:color w:themeColor="background1" w:val="FFFFFF"/>
       </w:rPr>
       <w:tblPr/>
@@ -13427,11 +13916,13 @@
     </w:tblStylePr>
     <w:tblStylePr w:type="neCell">
       <w:rPr>
+        <w:rFonts w:eastAsia="黑体"/>
         <w:color w:themeColor="text1" w:val="000000"/>
       </w:rPr>
     </w:tblStylePr>
     <w:tblStylePr w:type="nwCell">
       <w:rPr>
+        <w:rFonts w:eastAsia="黑体"/>
         <w:color w:themeColor="text1" w:val="000000"/>
       </w:rPr>
     </w:tblStylePr>
@@ -13445,6 +13936,7 @@
       <w:spacing w:after="0" w:line="240" w:lineRule="auto"/>
     </w:pPr>
     <w:rPr>
+      <w:rFonts w:eastAsia="黑体"/>
       <w:color w:themeColor="text1" w:val="000000"/>
     </w:rPr>
     <w:tblPr>
@@ -13471,6 +13963,7 @@
     </w:tcPr>
     <w:tblStylePr w:type="firstRow">
       <w:rPr>
+        <w:rFonts w:eastAsia="黑体"/>
         <w:b/>
         <w:bCs/>
       </w:rPr>
@@ -13489,6 +13982,7 @@
     </w:tblStylePr>
     <w:tblStylePr w:type="lastRow">
       <w:rPr>
+        <w:rFonts w:eastAsia="黑体"/>
         <w:b/>
         <w:bCs/>
         <w:color w:themeColor="background1" w:val="FFFFFF"/>
@@ -13503,6 +13997,7 @@
     </w:tblStylePr>
     <w:tblStylePr w:type="firstCol">
       <w:rPr>
+        <w:rFonts w:eastAsia="黑体"/>
         <w:color w:themeColor="background1" w:val="FFFFFF"/>
       </w:rPr>
       <w:tblPr/>
@@ -13520,6 +14015,7 @@
     </w:tblStylePr>
     <w:tblStylePr w:type="lastCol">
       <w:rPr>
+        <w:rFonts w:eastAsia="黑体"/>
         <w:color w:themeColor="background1" w:val="FFFFFF"/>
       </w:rPr>
       <w:tblPr/>
@@ -13549,11 +14045,13 @@
     </w:tblStylePr>
     <w:tblStylePr w:type="neCell">
       <w:rPr>
+        <w:rFonts w:eastAsia="黑体"/>
         <w:color w:themeColor="text1" w:val="000000"/>
       </w:rPr>
     </w:tblStylePr>
     <w:tblStylePr w:type="nwCell">
       <w:rPr>
+        <w:rFonts w:eastAsia="黑体"/>
         <w:color w:themeColor="text1" w:val="000000"/>
       </w:rPr>
     </w:tblStylePr>
@@ -13567,6 +14065,7 @@
       <w:spacing w:after="0" w:line="240" w:lineRule="auto"/>
     </w:pPr>
     <w:rPr>
+      <w:rFonts w:eastAsia="黑体"/>
       <w:color w:themeColor="text1" w:val="000000"/>
     </w:rPr>
     <w:tblPr>
@@ -13585,6 +14084,7 @@
     </w:tcPr>
     <w:tblStylePr w:type="firstRow">
       <w:rPr>
+        <w:rFonts w:eastAsia="黑体"/>
         <w:b/>
         <w:bCs/>
         <w:color w:themeColor="background1" w:val="FFFFFF"/>
@@ -13599,6 +14099,7 @@
     </w:tblStylePr>
     <w:tblStylePr w:type="lastRow">
       <w:rPr>
+        <w:rFonts w:eastAsia="黑体"/>
         <w:b/>
         <w:bCs/>
         <w:color w:themeColor="accent2" w:themeShade="CC" w:val="9E3A38"/>
@@ -13613,12 +14114,14 @@
     </w:tblStylePr>
     <w:tblStylePr w:type="firstCol">
       <w:rPr>
+        <w:rFonts w:eastAsia="黑体"/>
         <w:b/>
         <w:bCs/>
       </w:rPr>
     </w:tblStylePr>
     <w:tblStylePr w:type="lastCol">
       <w:rPr>
+        <w:rFonts w:eastAsia="黑体"/>
         <w:b/>
         <w:bCs/>
       </w:rPr>
@@ -13653,6 +14156,7 @@
       <w:spacing w:after="0" w:line="240" w:lineRule="auto"/>
     </w:pPr>
     <w:rPr>
+      <w:rFonts w:eastAsia="黑体"/>
       <w:color w:themeColor="text1" w:val="000000"/>
     </w:rPr>
     <w:tblPr>
@@ -13671,6 +14175,7 @@
     </w:tcPr>
     <w:tblStylePr w:type="firstRow">
       <w:rPr>
+        <w:rFonts w:eastAsia="黑体"/>
         <w:b/>
         <w:bCs/>
         <w:color w:themeColor="background1" w:val="FFFFFF"/>
@@ -13685,6 +14190,7 @@
     </w:tblStylePr>
     <w:tblStylePr w:type="lastRow">
       <w:rPr>
+        <w:rFonts w:eastAsia="黑体"/>
         <w:b/>
         <w:bCs/>
         <w:color w:themeColor="accent2" w:themeShade="CC" w:val="9E3A38"/>
@@ -13699,12 +14205,14 @@
     </w:tblStylePr>
     <w:tblStylePr w:type="firstCol">
       <w:rPr>
+        <w:rFonts w:eastAsia="黑体"/>
         <w:b/>
         <w:bCs/>
       </w:rPr>
     </w:tblStylePr>
     <w:tblStylePr w:type="lastCol">
       <w:rPr>
+        <w:rFonts w:eastAsia="黑体"/>
         <w:b/>
         <w:bCs/>
       </w:rPr>
@@ -13739,6 +14247,7 @@
       <w:spacing w:after="0" w:line="240" w:lineRule="auto"/>
     </w:pPr>
     <w:rPr>
+      <w:rFonts w:eastAsia="黑体"/>
       <w:color w:themeColor="text1" w:val="000000"/>
     </w:rPr>
     <w:tblPr>
@@ -13757,6 +14266,7 @@
     </w:tcPr>
     <w:tblStylePr w:type="firstRow">
       <w:rPr>
+        <w:rFonts w:eastAsia="黑体"/>
         <w:b/>
         <w:bCs/>
         <w:color w:themeColor="background1" w:val="FFFFFF"/>
@@ -13771,6 +14281,7 @@
     </w:tblStylePr>
     <w:tblStylePr w:type="lastRow">
       <w:rPr>
+        <w:rFonts w:eastAsia="黑体"/>
         <w:b/>
         <w:bCs/>
         <w:color w:themeColor="accent2" w:themeShade="CC" w:val="9E3A38"/>
@@ -13785,12 +14296,14 @@
     </w:tblStylePr>
     <w:tblStylePr w:type="firstCol">
       <w:rPr>
+        <w:rFonts w:eastAsia="黑体"/>
         <w:b/>
         <w:bCs/>
       </w:rPr>
     </w:tblStylePr>
     <w:tblStylePr w:type="lastCol">
       <w:rPr>
+        <w:rFonts w:eastAsia="黑体"/>
         <w:b/>
         <w:bCs/>
       </w:rPr>
@@ -13825,6 +14338,7 @@
       <w:spacing w:after="0" w:line="240" w:lineRule="auto"/>
     </w:pPr>
     <w:rPr>
+      <w:rFonts w:eastAsia="黑体"/>
       <w:color w:themeColor="text1" w:val="000000"/>
     </w:rPr>
     <w:tblPr>
@@ -13843,6 +14357,7 @@
     </w:tcPr>
     <w:tblStylePr w:type="firstRow">
       <w:rPr>
+        <w:rFonts w:eastAsia="黑体"/>
         <w:b/>
         <w:bCs/>
         <w:color w:themeColor="background1" w:val="FFFFFF"/>
@@ -13857,6 +14372,7 @@
     </w:tblStylePr>
     <w:tblStylePr w:type="lastRow">
       <w:rPr>
+        <w:rFonts w:eastAsia="黑体"/>
         <w:b/>
         <w:bCs/>
         <w:color w:themeColor="accent4" w:themeShade="CC" w:val="664E82"/>
@@ -13871,12 +14387,14 @@
     </w:tblStylePr>
     <w:tblStylePr w:type="firstCol">
       <w:rPr>
+        <w:rFonts w:eastAsia="黑体"/>
         <w:b/>
         <w:bCs/>
       </w:rPr>
     </w:tblStylePr>
     <w:tblStylePr w:type="lastCol">
       <w:rPr>
+        <w:rFonts w:eastAsia="黑体"/>
         <w:b/>
         <w:bCs/>
       </w:rPr>
@@ -13911,6 +14429,7 @@
       <w:spacing w:after="0" w:line="240" w:lineRule="auto"/>
     </w:pPr>
     <w:rPr>
+      <w:rFonts w:eastAsia="黑体"/>
       <w:color w:themeColor="text1" w:val="000000"/>
     </w:rPr>
     <w:tblPr>
@@ -13929,6 +14448,7 @@
     </w:tcPr>
     <w:tblStylePr w:type="firstRow">
       <w:rPr>
+        <w:rFonts w:eastAsia="黑体"/>
         <w:b/>
         <w:bCs/>
         <w:color w:themeColor="background1" w:val="FFFFFF"/>
@@ -13943,6 +14463,7 @@
     </w:tblStylePr>
     <w:tblStylePr w:type="lastRow">
       <w:rPr>
+        <w:rFonts w:eastAsia="黑体"/>
         <w:b/>
         <w:bCs/>
         <w:color w:themeColor="accent3" w:themeShade="CC" w:val="7E9C40"/>
@@ -13957,12 +14478,14 @@
     </w:tblStylePr>
     <w:tblStylePr w:type="firstCol">
       <w:rPr>
+        <w:rFonts w:eastAsia="黑体"/>
         <w:b/>
         <w:bCs/>
       </w:rPr>
     </w:tblStylePr>
     <w:tblStylePr w:type="lastCol">
       <w:rPr>
+        <w:rFonts w:eastAsia="黑体"/>
         <w:b/>
         <w:bCs/>
       </w:rPr>
@@ -13997,6 +14520,7 @@
       <w:spacing w:after="0" w:line="240" w:lineRule="auto"/>
     </w:pPr>
     <w:rPr>
+      <w:rFonts w:eastAsia="黑体"/>
       <w:color w:themeColor="text1" w:val="000000"/>
     </w:rPr>
     <w:tblPr>
@@ -14015,6 +14539,7 @@
     </w:tcPr>
     <w:tblStylePr w:type="firstRow">
       <w:rPr>
+        <w:rFonts w:eastAsia="黑体"/>
         <w:b/>
         <w:bCs/>
         <w:color w:themeColor="background1" w:val="FFFFFF"/>
@@ -14029,6 +14554,7 @@
     </w:tblStylePr>
     <w:tblStylePr w:type="lastRow">
       <w:rPr>
+        <w:rFonts w:eastAsia="黑体"/>
         <w:b/>
         <w:bCs/>
         <w:color w:themeColor="accent6" w:themeShade="CC" w:val="F2730A"/>
@@ -14043,12 +14569,14 @@
     </w:tblStylePr>
     <w:tblStylePr w:type="firstCol">
       <w:rPr>
+        <w:rFonts w:eastAsia="黑体"/>
         <w:b/>
         <w:bCs/>
       </w:rPr>
     </w:tblStylePr>
     <w:tblStylePr w:type="lastCol">
       <w:rPr>
+        <w:rFonts w:eastAsia="黑体"/>
         <w:b/>
         <w:bCs/>
       </w:rPr>
@@ -14083,6 +14611,7 @@
       <w:spacing w:after="0" w:line="240" w:lineRule="auto"/>
     </w:pPr>
     <w:rPr>
+      <w:rFonts w:eastAsia="黑体"/>
       <w:color w:themeColor="text1" w:val="000000"/>
     </w:rPr>
     <w:tblPr>
@@ -14101,6 +14630,7 @@
     </w:tcPr>
     <w:tblStylePr w:type="firstRow">
       <w:rPr>
+        <w:rFonts w:eastAsia="黑体"/>
         <w:b/>
         <w:bCs/>
         <w:color w:themeColor="background1" w:val="FFFFFF"/>
@@ -14115,6 +14645,7 @@
     </w:tblStylePr>
     <w:tblStylePr w:type="lastRow">
       <w:rPr>
+        <w:rFonts w:eastAsia="黑体"/>
         <w:b/>
         <w:bCs/>
         <w:color w:themeColor="accent5" w:themeShade="CC" w:val="348DA5"/>
@@ -14129,12 +14660,14 @@
     </w:tblStylePr>
     <w:tblStylePr w:type="firstCol">
       <w:rPr>
+        <w:rFonts w:eastAsia="黑体"/>
         <w:b/>
         <w:bCs/>
       </w:rPr>
     </w:tblStylePr>
     <w:tblStylePr w:type="lastCol">
       <w:rPr>
+        <w:rFonts w:eastAsia="黑体"/>
         <w:b/>
         <w:bCs/>
       </w:rPr>
@@ -14169,6 +14702,7 @@
       <w:spacing w:after="0" w:line="240" w:lineRule="auto"/>
     </w:pPr>
     <w:rPr>
+      <w:rFonts w:eastAsia="黑体"/>
       <w:color w:themeColor="text1" w:val="000000"/>
     </w:rPr>
     <w:tblPr>
@@ -14190,6 +14724,7 @@
     </w:tcPr>
     <w:tblStylePr w:type="firstRow">
       <w:rPr>
+        <w:rFonts w:eastAsia="黑体"/>
         <w:b/>
         <w:bCs/>
       </w:rPr>
@@ -14200,6 +14735,7 @@
     </w:tblStylePr>
     <w:tblStylePr w:type="lastRow">
       <w:rPr>
+        <w:rFonts w:eastAsia="黑体"/>
         <w:b/>
         <w:bCs/>
         <w:color w:themeColor="text1" w:val="000000"/>
@@ -14211,6 +14747,7 @@
     </w:tblStylePr>
     <w:tblStylePr w:type="firstCol">
       <w:rPr>
+        <w:rFonts w:eastAsia="黑体"/>
         <w:color w:themeColor="background1" w:val="FFFFFF"/>
       </w:rPr>
       <w:tblPr/>
@@ -14220,6 +14757,7 @@
     </w:tblStylePr>
     <w:tblStylePr w:type="lastCol">
       <w:rPr>
+        <w:rFonts w:eastAsia="黑体"/>
         <w:color w:themeColor="background1" w:val="FFFFFF"/>
       </w:rPr>
       <w:tblPr/>
@@ -14249,6 +14787,7 @@
       <w:spacing w:after="0" w:line="240" w:lineRule="auto"/>
     </w:pPr>
     <w:rPr>
+      <w:rFonts w:eastAsia="黑体"/>
       <w:color w:themeColor="text1" w:val="000000"/>
     </w:rPr>
     <w:tblPr>
@@ -14270,6 +14809,7 @@
     </w:tcPr>
     <w:tblStylePr w:type="firstRow">
       <w:rPr>
+        <w:rFonts w:eastAsia="黑体"/>
         <w:b/>
         <w:bCs/>
       </w:rPr>
@@ -14280,6 +14820,7 @@
     </w:tblStylePr>
     <w:tblStylePr w:type="lastRow">
       <w:rPr>
+        <w:rFonts w:eastAsia="黑体"/>
         <w:b/>
         <w:bCs/>
         <w:color w:themeColor="text1" w:val="000000"/>
@@ -14291,6 +14832,7 @@
     </w:tblStylePr>
     <w:tblStylePr w:type="firstCol">
       <w:rPr>
+        <w:rFonts w:eastAsia="黑体"/>
         <w:color w:themeColor="background1" w:val="FFFFFF"/>
       </w:rPr>
       <w:tblPr/>
@@ -14300,6 +14842,7 @@
     </w:tblStylePr>
     <w:tblStylePr w:type="lastCol">
       <w:rPr>
+        <w:rFonts w:eastAsia="黑体"/>
         <w:color w:themeColor="background1" w:val="FFFFFF"/>
       </w:rPr>
       <w:tblPr/>
@@ -14329,6 +14872,7 @@
       <w:spacing w:after="0" w:line="240" w:lineRule="auto"/>
     </w:pPr>
     <w:rPr>
+      <w:rFonts w:eastAsia="黑体"/>
       <w:color w:themeColor="text1" w:val="000000"/>
     </w:rPr>
     <w:tblPr>
@@ -14350,6 +14894,7 @@
     </w:tcPr>
     <w:tblStylePr w:type="firstRow">
       <w:rPr>
+        <w:rFonts w:eastAsia="黑体"/>
         <w:b/>
         <w:bCs/>
       </w:rPr>
@@ -14360,6 +14905,7 @@
     </w:tblStylePr>
     <w:tblStylePr w:type="lastRow">
       <w:rPr>
+        <w:rFonts w:eastAsia="黑体"/>
         <w:b/>
         <w:bCs/>
         <w:color w:themeColor="text1" w:val="000000"/>
@@ -14371,6 +14917,7 @@
     </w:tblStylePr>
     <w:tblStylePr w:type="firstCol">
       <w:rPr>
+        <w:rFonts w:eastAsia="黑体"/>
         <w:color w:themeColor="background1" w:val="FFFFFF"/>
       </w:rPr>
       <w:tblPr/>
@@ -14380,6 +14927,7 @@
     </w:tblStylePr>
     <w:tblStylePr w:type="lastCol">
       <w:rPr>
+        <w:rFonts w:eastAsia="黑体"/>
         <w:color w:themeColor="background1" w:val="FFFFFF"/>
       </w:rPr>
       <w:tblPr/>
@@ -14409,6 +14957,7 @@
       <w:spacing w:after="0" w:line="240" w:lineRule="auto"/>
     </w:pPr>
     <w:rPr>
+      <w:rFonts w:eastAsia="黑体"/>
       <w:color w:themeColor="text1" w:val="000000"/>
     </w:rPr>
     <w:tblPr>
@@ -14430,6 +14979,7 @@
     </w:tcPr>
     <w:tblStylePr w:type="firstRow">
       <w:rPr>
+        <w:rFonts w:eastAsia="黑体"/>
         <w:b/>
         <w:bCs/>
       </w:rPr>
@@ -14440,6 +14990,7 @@
     </w:tblStylePr>
     <w:tblStylePr w:type="lastRow">
       <w:rPr>
+        <w:rFonts w:eastAsia="黑体"/>
         <w:b/>
         <w:bCs/>
         <w:color w:themeColor="text1" w:val="000000"/>
@@ -14451,6 +15002,7 @@
     </w:tblStylePr>
     <w:tblStylePr w:type="firstCol">
       <w:rPr>
+        <w:rFonts w:eastAsia="黑体"/>
         <w:color w:themeColor="background1" w:val="FFFFFF"/>
       </w:rPr>
       <w:tblPr/>
@@ -14460,6 +15012,7 @@
     </w:tblStylePr>
     <w:tblStylePr w:type="lastCol">
       <w:rPr>
+        <w:rFonts w:eastAsia="黑体"/>
         <w:color w:themeColor="background1" w:val="FFFFFF"/>
       </w:rPr>
       <w:tblPr/>
@@ -14489,6 +15042,7 @@
       <w:spacing w:after="0" w:line="240" w:lineRule="auto"/>
     </w:pPr>
     <w:rPr>
+      <w:rFonts w:eastAsia="黑体"/>
       <w:color w:themeColor="text1" w:val="000000"/>
     </w:rPr>
     <w:tblPr>
@@ -14510,6 +15064,7 @@
     </w:tcPr>
     <w:tblStylePr w:type="firstRow">
       <w:rPr>
+        <w:rFonts w:eastAsia="黑体"/>
         <w:b/>
         <w:bCs/>
       </w:rPr>
@@ -14520,6 +15075,7 @@
     </w:tblStylePr>
     <w:tblStylePr w:type="lastRow">
       <w:rPr>
+        <w:rFonts w:eastAsia="黑体"/>
         <w:b/>
         <w:bCs/>
         <w:color w:themeColor="text1" w:val="000000"/>
@@ -14531,6 +15087,7 @@
     </w:tblStylePr>
     <w:tblStylePr w:type="firstCol">
       <w:rPr>
+        <w:rFonts w:eastAsia="黑体"/>
         <w:color w:themeColor="background1" w:val="FFFFFF"/>
       </w:rPr>
       <w:tblPr/>
@@ -14540,6 +15097,7 @@
     </w:tblStylePr>
     <w:tblStylePr w:type="lastCol">
       <w:rPr>
+        <w:rFonts w:eastAsia="黑体"/>
         <w:color w:themeColor="background1" w:val="FFFFFF"/>
       </w:rPr>
       <w:tblPr/>
@@ -14569,6 +15127,7 @@
       <w:spacing w:after="0" w:line="240" w:lineRule="auto"/>
     </w:pPr>
     <w:rPr>
+      <w:rFonts w:eastAsia="黑体"/>
       <w:color w:themeColor="text1" w:val="000000"/>
     </w:rPr>
     <w:tblPr>
@@ -14590,6 +15149,7 @@
     </w:tcPr>
     <w:tblStylePr w:type="firstRow">
       <w:rPr>
+        <w:rFonts w:eastAsia="黑体"/>
         <w:b/>
         <w:bCs/>
       </w:rPr>
@@ -14600,6 +15160,7 @@
     </w:tblStylePr>
     <w:tblStylePr w:type="lastRow">
       <w:rPr>
+        <w:rFonts w:eastAsia="黑体"/>
         <w:b/>
         <w:bCs/>
         <w:color w:themeColor="text1" w:val="000000"/>
@@ -14611,6 +15172,7 @@
     </w:tblStylePr>
     <w:tblStylePr w:type="firstCol">
       <w:rPr>
+        <w:rFonts w:eastAsia="黑体"/>
         <w:color w:themeColor="background1" w:val="FFFFFF"/>
       </w:rPr>
       <w:tblPr/>
@@ -14620,6 +15182,7 @@
     </w:tblStylePr>
     <w:tblStylePr w:type="lastCol">
       <w:rPr>
+        <w:rFonts w:eastAsia="黑体"/>
         <w:color w:themeColor="background1" w:val="FFFFFF"/>
       </w:rPr>
       <w:tblPr/>
@@ -14649,6 +15212,7 @@
       <w:spacing w:after="0" w:line="240" w:lineRule="auto"/>
     </w:pPr>
     <w:rPr>
+      <w:rFonts w:eastAsia="黑体"/>
       <w:color w:themeColor="text1" w:val="000000"/>
     </w:rPr>
     <w:tblPr>
@@ -14670,6 +15234,7 @@
     </w:tcPr>
     <w:tblStylePr w:type="firstRow">
       <w:rPr>
+        <w:rFonts w:eastAsia="黑体"/>
         <w:b/>
         <w:bCs/>
       </w:rPr>
@@ -14680,6 +15245,7 @@
     </w:tblStylePr>
     <w:tblStylePr w:type="lastRow">
       <w:rPr>
+        <w:rFonts w:eastAsia="黑体"/>
         <w:b/>
         <w:bCs/>
         <w:color w:themeColor="text1" w:val="000000"/>
@@ -14691,6 +15257,7 @@
     </w:tblStylePr>
     <w:tblStylePr w:type="firstCol">
       <w:rPr>
+        <w:rFonts w:eastAsia="黑体"/>
         <w:color w:themeColor="background1" w:val="FFFFFF"/>
       </w:rPr>
       <w:tblPr/>
@@ -14700,6 +15267,7 @@
     </w:tblStylePr>
     <w:tblStylePr w:type="lastCol">
       <w:rPr>
+        <w:rFonts w:eastAsia="黑体"/>
         <w:color w:themeColor="background1" w:val="FFFFFF"/>
       </w:rPr>
       <w:tblPr/>
@@ -14732,6 +15300,7 @@
     <w:name w:val="KeywordTok"/>
     <w:basedOn w:val="VerbatimChar"/>
     <w:rPr>
+      <w:rFonts w:eastAsia="黑体"/>
       <w:b/>
       <w:color w:val="007020"/>
     </w:rPr>
@@ -14740,6 +15309,7 @@
     <w:name w:val="DataTypeTok"/>
     <w:basedOn w:val="VerbatimChar"/>
     <w:rPr>
+      <w:rFonts w:eastAsia="黑体"/>
       <w:color w:val="902000"/>
     </w:rPr>
   </w:style>
@@ -14747,6 +15317,7 @@
     <w:name w:val="DecValTok"/>
     <w:basedOn w:val="VerbatimChar"/>
     <w:rPr>
+      <w:rFonts w:eastAsia="黑体"/>
       <w:color w:val="40a070"/>
     </w:rPr>
   </w:style>
@@ -14754,6 +15325,7 @@
     <w:name w:val="BaseNTok"/>
     <w:basedOn w:val="VerbatimChar"/>
     <w:rPr>
+      <w:rFonts w:eastAsia="黑体"/>
       <w:color w:val="40a070"/>
     </w:rPr>
   </w:style>
@@ -14761,6 +15333,7 @@
     <w:name w:val="FloatTok"/>
     <w:basedOn w:val="VerbatimChar"/>
     <w:rPr>
+      <w:rFonts w:eastAsia="黑体"/>
       <w:color w:val="40a070"/>
     </w:rPr>
   </w:style>
@@ -14768,6 +15341,7 @@
     <w:name w:val="ConstantTok"/>
     <w:basedOn w:val="VerbatimChar"/>
     <w:rPr>
+      <w:rFonts w:eastAsia="黑体"/>
       <w:color w:val="880000"/>
     </w:rPr>
   </w:style>
@@ -14775,6 +15349,7 @@
     <w:name w:val="CharTok"/>
     <w:basedOn w:val="VerbatimChar"/>
     <w:rPr>
+      <w:rFonts w:eastAsia="黑体"/>
       <w:color w:val="4070a0"/>
     </w:rPr>
   </w:style>
@@ -14782,6 +15357,7 @@
     <w:name w:val="SpecialCharTok"/>
     <w:basedOn w:val="VerbatimChar"/>
     <w:rPr>
+      <w:rFonts w:eastAsia="黑体"/>
       <w:color w:val="4070a0"/>
     </w:rPr>
   </w:style>
@@ -14789,6 +15365,7 @@
     <w:name w:val="StringTok"/>
     <w:basedOn w:val="VerbatimChar"/>
     <w:rPr>
+      <w:rFonts w:eastAsia="黑体"/>
       <w:color w:val="4070a0"/>
     </w:rPr>
   </w:style>
@@ -14796,6 +15373,7 @@
     <w:name w:val="VerbatimStringTok"/>
     <w:basedOn w:val="VerbatimChar"/>
     <w:rPr>
+      <w:rFonts w:eastAsia="黑体"/>
       <w:color w:val="4070a0"/>
     </w:rPr>
   </w:style>
@@ -14803,6 +15381,7 @@
     <w:name w:val="SpecialStringTok"/>
     <w:basedOn w:val="VerbatimChar"/>
     <w:rPr>
+      <w:rFonts w:eastAsia="黑体"/>
       <w:color w:val="bb6688"/>
     </w:rPr>
   </w:style>
@@ -14810,6 +15389,7 @@
     <w:name w:val="ImportTok"/>
     <w:basedOn w:val="VerbatimChar"/>
     <w:rPr>
+      <w:rFonts w:eastAsia="黑体"/>
       <w:b/>
       <w:color w:val="008000"/>
     </w:rPr>
@@ -14818,6 +15398,7 @@
     <w:name w:val="CommentTok"/>
     <w:basedOn w:val="VerbatimChar"/>
     <w:rPr>
+      <w:rFonts w:eastAsia="黑体"/>
       <w:i/>
       <w:color w:val="60a0b0"/>
     </w:rPr>
@@ -14826,6 +15407,7 @@
     <w:name w:val="DocumentationTok"/>
     <w:basedOn w:val="VerbatimChar"/>
     <w:rPr>
+      <w:rFonts w:eastAsia="黑体"/>
       <w:i/>
       <w:color w:val="ba2121"/>
     </w:rPr>
@@ -14834,6 +15416,7 @@
     <w:name w:val="AnnotationTok"/>
     <w:basedOn w:val="VerbatimChar"/>
     <w:rPr>
+      <w:rFonts w:eastAsia="黑体"/>
       <w:b/>
       <w:i/>
       <w:color w:val="60a0b0"/>
@@ -14843,6 +15426,7 @@
     <w:name w:val="CommentVarTok"/>
     <w:basedOn w:val="VerbatimChar"/>
     <w:rPr>
+      <w:rFonts w:eastAsia="黑体"/>
       <w:b/>
       <w:i/>
       <w:color w:val="60a0b0"/>
@@ -14852,6 +15436,7 @@
     <w:name w:val="OtherTok"/>
     <w:basedOn w:val="VerbatimChar"/>
     <w:rPr>
+      <w:rFonts w:eastAsia="黑体"/>
       <w:color w:val="007020"/>
     </w:rPr>
   </w:style>
@@ -14859,6 +15444,7 @@
     <w:name w:val="FunctionTok"/>
     <w:basedOn w:val="VerbatimChar"/>
     <w:rPr>
+      <w:rFonts w:eastAsia="黑体"/>
       <w:color w:val="06287e"/>
     </w:rPr>
   </w:style>
@@ -14866,6 +15452,7 @@
     <w:name w:val="VariableTok"/>
     <w:basedOn w:val="VerbatimChar"/>
     <w:rPr>
+      <w:rFonts w:eastAsia="黑体"/>
       <w:color w:val="19177c"/>
     </w:rPr>
   </w:style>
@@ -14873,6 +15460,7 @@
     <w:name w:val="ControlFlowTok"/>
     <w:basedOn w:val="VerbatimChar"/>
     <w:rPr>
+      <w:rFonts w:eastAsia="黑体"/>
       <w:b/>
       <w:color w:val="007020"/>
     </w:rPr>
@@ -14881,6 +15469,7 @@
     <w:name w:val="OperatorTok"/>
     <w:basedOn w:val="VerbatimChar"/>
     <w:rPr>
+      <w:rFonts w:eastAsia="黑体"/>
       <w:color w:val="666666"/>
     </w:rPr>
   </w:style>
@@ -14888,18 +15477,22 @@
     <w:name w:val="BuiltInTok"/>
     <w:basedOn w:val="VerbatimChar"/>
     <w:rPr>
+      <w:rFonts w:eastAsia="黑体"/>
       <w:color w:val="008000"/>
     </w:rPr>
   </w:style>
   <w:style w:type="character" w:customStyle="1" w:styleId="ExtensionTok">
     <w:name w:val="ExtensionTok"/>
     <w:basedOn w:val="VerbatimChar"/>
-    <w:rPr/>
+    <w:rPr>
+      <w:rFonts w:eastAsia="黑体"/>
+    </w:rPr>
   </w:style>
   <w:style w:type="character" w:customStyle="1" w:styleId="PreprocessorTok">
     <w:name w:val="PreprocessorTok"/>
     <w:basedOn w:val="VerbatimChar"/>
     <w:rPr>
+      <w:rFonts w:eastAsia="黑体"/>
       <w:color w:val="bc7a00"/>
     </w:rPr>
   </w:style>
@@ -14907,18 +15500,22 @@
     <w:name w:val="AttributeTok"/>
     <w:basedOn w:val="VerbatimChar"/>
     <w:rPr>
+      <w:rFonts w:eastAsia="黑体"/>
       <w:color w:val="7d9029"/>
     </w:rPr>
   </w:style>
   <w:style w:type="character" w:customStyle="1" w:styleId="RegionMarkerTok">
     <w:name w:val="RegionMarkerTok"/>
     <w:basedOn w:val="VerbatimChar"/>
-    <w:rPr/>
+    <w:rPr>
+      <w:rFonts w:eastAsia="黑体"/>
+    </w:rPr>
   </w:style>
   <w:style w:type="character" w:customStyle="1" w:styleId="InformationTok">
     <w:name w:val="InformationTok"/>
     <w:basedOn w:val="VerbatimChar"/>
     <w:rPr>
+      <w:rFonts w:eastAsia="黑体"/>
       <w:b/>
       <w:i/>
       <w:color w:val="60a0b0"/>
@@ -14928,6 +15525,7 @@
     <w:name w:val="WarningTok"/>
     <w:basedOn w:val="VerbatimChar"/>
     <w:rPr>
+      <w:rFonts w:eastAsia="黑体"/>
       <w:b/>
       <w:i/>
       <w:color w:val="60a0b0"/>
@@ -14937,6 +15535,7 @@
     <w:name w:val="AlertTok"/>
     <w:basedOn w:val="VerbatimChar"/>
     <w:rPr>
+      <w:rFonts w:eastAsia="黑体"/>
       <w:b/>
       <w:color w:val="ff0000"/>
     </w:rPr>
@@ -14945,6 +15544,7 @@
     <w:name w:val="ErrorTok"/>
     <w:basedOn w:val="VerbatimChar"/>
     <w:rPr>
+      <w:rFonts w:eastAsia="黑体"/>
       <w:b/>
       <w:color w:val="ff0000"/>
     </w:rPr>
@@ -14952,7 +15552,9 @@
   <w:style w:type="character" w:customStyle="1" w:styleId="NormalTok">
     <w:name w:val="NormalTok"/>
     <w:basedOn w:val="VerbatimChar"/>
-    <w:rPr/>
+    <w:rPr>
+      <w:rFonts w:eastAsia="黑体"/>
+    </w:rPr>
   </w:style>
 </w:styles>
 </file>
@@ -15001,12 +15603,12 @@
     <a:fontScheme name="Office">
       <a:majorFont>
         <a:latin typeface="Calibri"/>
-        <a:ea typeface=""/>
+        <a:ea typeface="黑体"/>
         <a:cs typeface=""/>
         <a:font script="Jpan" typeface="ＭＳ ゴシック"/>
         <a:font script="Hang" typeface="맑은 고딕"/>
-        <a:font script="Hans" typeface="宋体"/>
-        <a:font script="Hant" typeface="新細明體"/>
+        <a:font script="Hans" typeface="黑体"/>
+        <a:font script="Hant" typeface="黑体"/>
         <a:font script="Arab" typeface="Times New Roman"/>
         <a:font script="Hebr" typeface="Times New Roman"/>
         <a:font script="Thai" typeface="Angsana New"/>
@@ -15036,12 +15638,12 @@
       </a:majorFont>
       <a:minorFont>
         <a:latin typeface="Cambria"/>
-        <a:ea typeface=""/>
+        <a:ea typeface="黑体"/>
         <a:cs typeface=""/>
         <a:font script="Jpan" typeface="ＭＳ 明朝"/>
         <a:font script="Hang" typeface="맑은 고딕"/>
-        <a:font script="Hans" typeface="宋体"/>
-        <a:font script="Hant" typeface="新細明體"/>
+        <a:font script="Hans" typeface="黑体"/>
+        <a:font script="Hant" typeface="黑体"/>
         <a:font script="Arab" typeface="Arial"/>
         <a:font script="Hebr" typeface="Arial"/>
         <a:font script="Thai" typeface="Cordia New"/>

--- a/09-通信电路/02-调制电路/AM调制电路/AM调制电路.docx
+++ b/09-通信电路/02-调制电路/AM调制电路/AM调制电路.docx
@@ -2532,7 +2532,7 @@
           <w:color w:val="555555"/>
           <w:sz w:val="21"/>
         </w:rPr>
-        <w:t>材料收集者：杜文杰，WX手机：19519196569，QQ:3478827729</w:t>
+        <w:t>材料收集者：杜文杰，微信/手机：19519196569，QQ:3478827729</w:t>
       </w:r>
     </w:p>
     <w:sectPr>
